--- a/DAY-6/Lab Exercise - Deploy Secure Containerized Application using Azure Container Registry (ACR) and AKS Secrets.docx
+++ b/DAY-6/Lab Exercise - Deploy Secure Containerized Application using Azure Container Registry (ACR) and AKS Secrets.docx
@@ -323,18 +323,18 @@
         <mc:AlternateContent>
           <mc:Choice Requires="wpi">
             <w:drawing>
-              <wp:anchor distT="0" distB="0" distL="114300" distR="114300" simplePos="0" relativeHeight="251686912" behindDoc="0" locked="0" layoutInCell="1" allowOverlap="1" wp14:anchorId="27477096" wp14:editId="57E99F65">
+              <wp:anchor distT="0" distB="0" distL="114300" distR="114300" simplePos="0" relativeHeight="251659264" behindDoc="0" locked="0" layoutInCell="1" allowOverlap="1" wp14:anchorId="0F4E6484" wp14:editId="7A440A86">
                 <wp:simplePos x="0" y="0"/>
                 <wp:positionH relativeFrom="column">
-                  <wp:posOffset>2994660</wp:posOffset>
+                  <wp:posOffset>3443790</wp:posOffset>
                 </wp:positionH>
                 <wp:positionV relativeFrom="paragraph">
-                  <wp:posOffset>2332355</wp:posOffset>
+                  <wp:posOffset>130240</wp:posOffset>
                 </wp:positionV>
-                <wp:extent cx="135750" cy="105025"/>
-                <wp:effectExtent l="57150" t="57150" r="0" b="47625"/>
+                <wp:extent cx="360" cy="360"/>
+                <wp:effectExtent l="57150" t="57150" r="57150" b="57150"/>
                 <wp:wrapNone/>
-                <wp:docPr id="329097230" name="Ink 28"/>
+                <wp:docPr id="1343853243" name="Ink 1"/>
                 <wp:cNvGraphicFramePr/>
                 <a:graphic xmlns:a="http://schemas.openxmlformats.org/drawingml/2006/main">
                   <a:graphicData uri="http://schemas.microsoft.com/office/word/2010/wordprocessingInk">
@@ -344,7 +344,7 @@
                       </w14:nvContentPartPr>
                       <w14:xfrm>
                         <a:off x="0" y="0"/>
-                        <a:ext cx="135750" cy="105025"/>
+                        <a:ext cx="360" cy="360"/>
                       </w14:xfrm>
                     </w14:contentPart>
                   </a:graphicData>
@@ -354,7 +354,7 @@
           </mc:Choice>
           <mc:Fallback>
             <w:pict>
-              <v:shapetype w14:anchorId="54B5377A" id="_x0000_t75" coordsize="21600,21600" o:spt="75" o:preferrelative="t" path="m@4@5l@4@11@9@11@9@5xe" filled="f" stroked="f">
+              <v:shapetype w14:anchorId="5754374F" id="_x0000_t75" coordsize="21600,21600" o:spt="75" o:preferrelative="t" path="m@4@5l@4@11@9@11@9@5xe" filled="f" stroked="f">
                 <v:stroke joinstyle="miter"/>
                 <v:formulas>
                   <v:f eqn="if lineDrawn pixelLineWidth 0"/>
@@ -373,572 +373,8 @@
                 <v:path o:extrusionok="f" gradientshapeok="t" o:connecttype="rect"/>
                 <o:lock v:ext="edit" aspectratio="t"/>
               </v:shapetype>
-              <v:shape id="Ink 28" o:spid="_x0000_s1026" type="#_x0000_t75" style="position:absolute;margin-left:235.1pt;margin-top:182.95pt;width:12.15pt;height:9.65pt;z-index:251686912;visibility:visible;mso-wrap-style:square;mso-wrap-distance-left:9pt;mso-wrap-distance-top:0;mso-wrap-distance-right:9pt;mso-wrap-distance-bottom:0;mso-position-horizontal:absolute;mso-position-horizontal-relative:text;mso-position-vertical:absolute;mso-position-vertical-relative:text" o:gfxdata="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">
+              <v:shape id="Ink 1" o:spid="_x0000_s1026" type="#_x0000_t75" style="position:absolute;margin-left:270.45pt;margin-top:9.55pt;width:1.45pt;height:1.45pt;z-index:251659264;visibility:visible;mso-wrap-style:square;mso-wrap-distance-left:9pt;mso-wrap-distance-top:0;mso-wrap-distance-right:9pt;mso-wrap-distance-bottom:0;mso-position-horizontal:absolute;mso-position-horizontal-relative:text;mso-position-vertical:absolute;mso-position-vertical-relative:text" o:gfxdata="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">
                 <v:imagedata r:id="rId6" o:title=""/>
-              </v:shape>
-            </w:pict>
-          </mc:Fallback>
-        </mc:AlternateContent>
-      </w:r>
-      <w:r>
-        <w:rPr>
-          <w:rFonts w:ascii="Georgia Pro" w:eastAsia="Georgia Pro" w:hAnsi="Georgia Pro" w:cs="Georgia Pro"/>
-          <w:noProof/>
-          <w:color w:val="000000" w:themeColor="text1"/>
-        </w:rPr>
-        <mc:AlternateContent>
-          <mc:Choice Requires="wpi">
-            <w:drawing>
-              <wp:anchor distT="0" distB="0" distL="114300" distR="114300" simplePos="0" relativeHeight="251683840" behindDoc="0" locked="0" layoutInCell="1" allowOverlap="1" wp14:anchorId="0E7B52A2" wp14:editId="2B62D8A7">
-                <wp:simplePos x="0" y="0"/>
-                <wp:positionH relativeFrom="column">
-                  <wp:posOffset>2979420</wp:posOffset>
-                </wp:positionH>
-                <wp:positionV relativeFrom="paragraph">
-                  <wp:posOffset>2023110</wp:posOffset>
-                </wp:positionV>
-                <wp:extent cx="177620" cy="75090"/>
-                <wp:effectExtent l="57150" t="57150" r="0" b="39370"/>
-                <wp:wrapNone/>
-                <wp:docPr id="799988764" name="Ink 25"/>
-                <wp:cNvGraphicFramePr/>
-                <a:graphic xmlns:a="http://schemas.openxmlformats.org/drawingml/2006/main">
-                  <a:graphicData uri="http://schemas.microsoft.com/office/word/2010/wordprocessingInk">
-                    <w14:contentPart bwMode="auto" r:id="rId7">
-                      <w14:nvContentPartPr>
-                        <w14:cNvContentPartPr/>
-                      </w14:nvContentPartPr>
-                      <w14:xfrm>
-                        <a:off x="0" y="0"/>
-                        <a:ext cx="177620" cy="75090"/>
-                      </w14:xfrm>
-                    </w14:contentPart>
-                  </a:graphicData>
-                </a:graphic>
-              </wp:anchor>
-            </w:drawing>
-          </mc:Choice>
-          <mc:Fallback>
-            <w:pict>
-              <v:shape w14:anchorId="7DB5CFE7" id="Ink 25" o:spid="_x0000_s1026" type="#_x0000_t75" style="position:absolute;margin-left:233.9pt;margin-top:158.6pt;width:15.45pt;height:7.3pt;z-index:251683840;visibility:visible;mso-wrap-style:square;mso-wrap-distance-left:9pt;mso-wrap-distance-top:0;mso-wrap-distance-right:9pt;mso-wrap-distance-bottom:0;mso-position-horizontal:absolute;mso-position-horizontal-relative:text;mso-position-vertical:absolute;mso-position-vertical-relative:text" o:gfxdata="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">
-                <v:imagedata r:id="rId8" o:title=""/>
-              </v:shape>
-            </w:pict>
-          </mc:Fallback>
-        </mc:AlternateContent>
-      </w:r>
-      <w:r>
-        <w:rPr>
-          <w:rFonts w:ascii="Georgia Pro" w:eastAsia="Georgia Pro" w:hAnsi="Georgia Pro" w:cs="Georgia Pro"/>
-          <w:noProof/>
-          <w:color w:val="000000" w:themeColor="text1"/>
-        </w:rPr>
-        <mc:AlternateContent>
-          <mc:Choice Requires="wpi">
-            <w:drawing>
-              <wp:anchor distT="0" distB="0" distL="114300" distR="114300" simplePos="0" relativeHeight="251680768" behindDoc="0" locked="0" layoutInCell="1" allowOverlap="1" wp14:anchorId="2961DDBA" wp14:editId="08BDCDF5">
-                <wp:simplePos x="0" y="0"/>
-                <wp:positionH relativeFrom="column">
-                  <wp:posOffset>2914650</wp:posOffset>
-                </wp:positionH>
-                <wp:positionV relativeFrom="paragraph">
-                  <wp:posOffset>1644650</wp:posOffset>
-                </wp:positionV>
-                <wp:extent cx="267615" cy="110520"/>
-                <wp:effectExtent l="57150" t="57150" r="56515" b="41910"/>
-                <wp:wrapNone/>
-                <wp:docPr id="298768844" name="Ink 22"/>
-                <wp:cNvGraphicFramePr/>
-                <a:graphic xmlns:a="http://schemas.openxmlformats.org/drawingml/2006/main">
-                  <a:graphicData uri="http://schemas.microsoft.com/office/word/2010/wordprocessingInk">
-                    <w14:contentPart bwMode="auto" r:id="rId9">
-                      <w14:nvContentPartPr>
-                        <w14:cNvContentPartPr/>
-                      </w14:nvContentPartPr>
-                      <w14:xfrm>
-                        <a:off x="0" y="0"/>
-                        <a:ext cx="267615" cy="110520"/>
-                      </w14:xfrm>
-                    </w14:contentPart>
-                  </a:graphicData>
-                </a:graphic>
-              </wp:anchor>
-            </w:drawing>
-          </mc:Choice>
-          <mc:Fallback>
-            <w:pict>
-              <v:shape w14:anchorId="5B08D503" id="Ink 22" o:spid="_x0000_s1026" type="#_x0000_t75" style="position:absolute;margin-left:228.8pt;margin-top:128.8pt;width:22.45pt;height:10.1pt;z-index:251680768;visibility:visible;mso-wrap-style:square;mso-wrap-distance-left:9pt;mso-wrap-distance-top:0;mso-wrap-distance-right:9pt;mso-wrap-distance-bottom:0;mso-position-horizontal:absolute;mso-position-horizontal-relative:text;mso-position-vertical:absolute;mso-position-vertical-relative:text" o:gfxdata="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">
-                <v:imagedata r:id="rId10" o:title=""/>
-              </v:shape>
-            </w:pict>
-          </mc:Fallback>
-        </mc:AlternateContent>
-      </w:r>
-      <w:r>
-        <w:rPr>
-          <w:rFonts w:ascii="Georgia Pro" w:eastAsia="Georgia Pro" w:hAnsi="Georgia Pro" w:cs="Georgia Pro"/>
-          <w:noProof/>
-          <w:color w:val="000000" w:themeColor="text1"/>
-        </w:rPr>
-        <mc:AlternateContent>
-          <mc:Choice Requires="wpi">
-            <w:drawing>
-              <wp:anchor distT="0" distB="0" distL="114300" distR="114300" simplePos="0" relativeHeight="251676672" behindDoc="0" locked="0" layoutInCell="1" allowOverlap="1" wp14:anchorId="267F8DB8" wp14:editId="607F30A2">
-                <wp:simplePos x="0" y="0"/>
-                <wp:positionH relativeFrom="column">
-                  <wp:posOffset>2996565</wp:posOffset>
-                </wp:positionH>
-                <wp:positionV relativeFrom="paragraph">
-                  <wp:posOffset>981710</wp:posOffset>
-                </wp:positionV>
-                <wp:extent cx="94000" cy="84960"/>
-                <wp:effectExtent l="57150" t="57150" r="39370" b="48895"/>
-                <wp:wrapNone/>
-                <wp:docPr id="338020748" name="Ink 18"/>
-                <wp:cNvGraphicFramePr/>
-                <a:graphic xmlns:a="http://schemas.openxmlformats.org/drawingml/2006/main">
-                  <a:graphicData uri="http://schemas.microsoft.com/office/word/2010/wordprocessingInk">
-                    <w14:contentPart bwMode="auto" r:id="rId11">
-                      <w14:nvContentPartPr>
-                        <w14:cNvContentPartPr/>
-                      </w14:nvContentPartPr>
-                      <w14:xfrm>
-                        <a:off x="0" y="0"/>
-                        <a:ext cx="94000" cy="84960"/>
-                      </w14:xfrm>
-                    </w14:contentPart>
-                  </a:graphicData>
-                </a:graphic>
-              </wp:anchor>
-            </w:drawing>
-          </mc:Choice>
-          <mc:Fallback>
-            <w:pict>
-              <v:shape w14:anchorId="0DC00EB4" id="Ink 18" o:spid="_x0000_s1026" type="#_x0000_t75" style="position:absolute;margin-left:235.25pt;margin-top:76.6pt;width:8.8pt;height:8.15pt;z-index:251676672;visibility:visible;mso-wrap-style:square;mso-wrap-distance-left:9pt;mso-wrap-distance-top:0;mso-wrap-distance-right:9pt;mso-wrap-distance-bottom:0;mso-position-horizontal:absolute;mso-position-horizontal-relative:text;mso-position-vertical:absolute;mso-position-vertical-relative:text" o:gfxdata="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">
-                <v:imagedata r:id="rId12" o:title=""/>
-              </v:shape>
-            </w:pict>
-          </mc:Fallback>
-        </mc:AlternateContent>
-      </w:r>
-      <w:r>
-        <w:rPr>
-          <w:rFonts w:ascii="Georgia Pro" w:eastAsia="Georgia Pro" w:hAnsi="Georgia Pro" w:cs="Georgia Pro"/>
-          <w:noProof/>
-          <w:color w:val="000000" w:themeColor="text1"/>
-        </w:rPr>
-        <mc:AlternateContent>
-          <mc:Choice Requires="wpi">
-            <w:drawing>
-              <wp:anchor distT="0" distB="0" distL="114300" distR="114300" simplePos="0" relativeHeight="251677696" behindDoc="0" locked="0" layoutInCell="1" allowOverlap="1" wp14:anchorId="3329FDC1" wp14:editId="0A7994BE">
-                <wp:simplePos x="0" y="0"/>
-                <wp:positionH relativeFrom="column">
-                  <wp:posOffset>3000375</wp:posOffset>
-                </wp:positionH>
-                <wp:positionV relativeFrom="paragraph">
-                  <wp:posOffset>1287780</wp:posOffset>
-                </wp:positionV>
-                <wp:extent cx="117040" cy="60960"/>
-                <wp:effectExtent l="57150" t="57150" r="16510" b="53340"/>
-                <wp:wrapNone/>
-                <wp:docPr id="1469686924" name="Ink 19"/>
-                <wp:cNvGraphicFramePr/>
-                <a:graphic xmlns:a="http://schemas.openxmlformats.org/drawingml/2006/main">
-                  <a:graphicData uri="http://schemas.microsoft.com/office/word/2010/wordprocessingInk">
-                    <w14:contentPart bwMode="auto" r:id="rId13">
-                      <w14:nvContentPartPr>
-                        <w14:cNvContentPartPr/>
-                      </w14:nvContentPartPr>
-                      <w14:xfrm>
-                        <a:off x="0" y="0"/>
-                        <a:ext cx="117040" cy="60960"/>
-                      </w14:xfrm>
-                    </w14:contentPart>
-                  </a:graphicData>
-                </a:graphic>
-              </wp:anchor>
-            </w:drawing>
-          </mc:Choice>
-          <mc:Fallback>
-            <w:pict>
-              <v:shape w14:anchorId="3377E811" id="Ink 19" o:spid="_x0000_s1026" type="#_x0000_t75" style="position:absolute;margin-left:235.55pt;margin-top:100.7pt;width:10.6pt;height:6.2pt;z-index:251677696;visibility:visible;mso-wrap-style:square;mso-wrap-distance-left:9pt;mso-wrap-distance-top:0;mso-wrap-distance-right:9pt;mso-wrap-distance-bottom:0;mso-position-horizontal:absolute;mso-position-horizontal-relative:text;mso-position-vertical:absolute;mso-position-vertical-relative:text" o:gfxdata="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">
-                <v:imagedata r:id="rId14" o:title=""/>
-              </v:shape>
-            </w:pict>
-          </mc:Fallback>
-        </mc:AlternateContent>
-      </w:r>
-      <w:r>
-        <w:rPr>
-          <w:rFonts w:ascii="Georgia Pro" w:eastAsia="Georgia Pro" w:hAnsi="Georgia Pro" w:cs="Georgia Pro"/>
-          <w:noProof/>
-          <w:color w:val="000000" w:themeColor="text1"/>
-        </w:rPr>
-        <mc:AlternateContent>
-          <mc:Choice Requires="wpi">
-            <w:drawing>
-              <wp:anchor distT="0" distB="0" distL="114300" distR="114300" simplePos="0" relativeHeight="251675648" behindDoc="0" locked="0" layoutInCell="1" allowOverlap="1" wp14:anchorId="028264D6" wp14:editId="059DC23C">
-                <wp:simplePos x="0" y="0"/>
-                <wp:positionH relativeFrom="column">
-                  <wp:posOffset>3677430</wp:posOffset>
-                </wp:positionH>
-                <wp:positionV relativeFrom="paragraph">
-                  <wp:posOffset>1407160</wp:posOffset>
-                </wp:positionV>
-                <wp:extent cx="261360" cy="80280"/>
-                <wp:effectExtent l="57150" t="57150" r="43815" b="53340"/>
-                <wp:wrapNone/>
-                <wp:docPr id="1970750390" name="Ink 17"/>
-                <wp:cNvGraphicFramePr/>
-                <a:graphic xmlns:a="http://schemas.openxmlformats.org/drawingml/2006/main">
-                  <a:graphicData uri="http://schemas.microsoft.com/office/word/2010/wordprocessingInk">
-                    <w14:contentPart bwMode="auto" r:id="rId15">
-                      <w14:nvContentPartPr>
-                        <w14:cNvContentPartPr/>
-                      </w14:nvContentPartPr>
-                      <w14:xfrm>
-                        <a:off x="0" y="0"/>
-                        <a:ext cx="261360" cy="80280"/>
-                      </w14:xfrm>
-                    </w14:contentPart>
-                  </a:graphicData>
-                </a:graphic>
-              </wp:anchor>
-            </w:drawing>
-          </mc:Choice>
-          <mc:Fallback>
-            <w:pict>
-              <v:shape w14:anchorId="579B5FF6" id="Ink 17" o:spid="_x0000_s1026" type="#_x0000_t75" style="position:absolute;margin-left:288.85pt;margin-top:110.1pt;width:22pt;height:7.7pt;z-index:251675648;visibility:visible;mso-wrap-style:square;mso-wrap-distance-left:9pt;mso-wrap-distance-top:0;mso-wrap-distance-right:9pt;mso-wrap-distance-bottom:0;mso-position-horizontal:absolute;mso-position-horizontal-relative:text;mso-position-vertical:absolute;mso-position-vertical-relative:text" o:gfxdata="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">
-                <v:imagedata r:id="rId16" o:title=""/>
-              </v:shape>
-            </w:pict>
-          </mc:Fallback>
-        </mc:AlternateContent>
-      </w:r>
-      <w:r>
-        <w:rPr>
-          <w:rFonts w:ascii="Georgia Pro" w:eastAsia="Georgia Pro" w:hAnsi="Georgia Pro" w:cs="Georgia Pro"/>
-          <w:noProof/>
-          <w:color w:val="000000" w:themeColor="text1"/>
-        </w:rPr>
-        <mc:AlternateContent>
-          <mc:Choice Requires="wpi">
-            <w:drawing>
-              <wp:anchor distT="0" distB="0" distL="114300" distR="114300" simplePos="0" relativeHeight="251669504" behindDoc="0" locked="0" layoutInCell="1" allowOverlap="1" wp14:anchorId="1A80FB39" wp14:editId="30DD15B4">
-                <wp:simplePos x="0" y="0"/>
-                <wp:positionH relativeFrom="column">
-                  <wp:posOffset>3005455</wp:posOffset>
-                </wp:positionH>
-                <wp:positionV relativeFrom="paragraph">
-                  <wp:posOffset>313690</wp:posOffset>
-                </wp:positionV>
-                <wp:extent cx="147765" cy="106560"/>
-                <wp:effectExtent l="57150" t="57150" r="43180" b="46355"/>
-                <wp:wrapNone/>
-                <wp:docPr id="327814686" name="Ink 11"/>
-                <wp:cNvGraphicFramePr/>
-                <a:graphic xmlns:a="http://schemas.openxmlformats.org/drawingml/2006/main">
-                  <a:graphicData uri="http://schemas.microsoft.com/office/word/2010/wordprocessingInk">
-                    <w14:contentPart bwMode="auto" r:id="rId17">
-                      <w14:nvContentPartPr>
-                        <w14:cNvContentPartPr/>
-                      </w14:nvContentPartPr>
-                      <w14:xfrm>
-                        <a:off x="0" y="0"/>
-                        <a:ext cx="147765" cy="106560"/>
-                      </w14:xfrm>
-                    </w14:contentPart>
-                  </a:graphicData>
-                </a:graphic>
-              </wp:anchor>
-            </w:drawing>
-          </mc:Choice>
-          <mc:Fallback>
-            <w:pict>
-              <v:shape w14:anchorId="086D510A" id="Ink 11" o:spid="_x0000_s1026" type="#_x0000_t75" style="position:absolute;margin-left:235.95pt;margin-top:24pt;width:13.1pt;height:9.85pt;z-index:251669504;visibility:visible;mso-wrap-style:square;mso-wrap-distance-left:9pt;mso-wrap-distance-top:0;mso-wrap-distance-right:9pt;mso-wrap-distance-bottom:0;mso-position-horizontal:absolute;mso-position-horizontal-relative:text;mso-position-vertical:absolute;mso-position-vertical-relative:text" o:gfxdata="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">
-                <v:imagedata r:id="rId18" o:title=""/>
-              </v:shape>
-            </w:pict>
-          </mc:Fallback>
-        </mc:AlternateContent>
-      </w:r>
-      <w:r>
-        <w:rPr>
-          <w:rFonts w:ascii="Georgia Pro" w:eastAsia="Georgia Pro" w:hAnsi="Georgia Pro" w:cs="Georgia Pro"/>
-          <w:noProof/>
-          <w:color w:val="000000" w:themeColor="text1"/>
-        </w:rPr>
-        <mc:AlternateContent>
-          <mc:Choice Requires="wpi">
-            <w:drawing>
-              <wp:anchor distT="0" distB="0" distL="114300" distR="114300" simplePos="0" relativeHeight="251670528" behindDoc="0" locked="0" layoutInCell="1" allowOverlap="1" wp14:anchorId="31D793BE" wp14:editId="2C9665C5">
-                <wp:simplePos x="0" y="0"/>
-                <wp:positionH relativeFrom="column">
-                  <wp:posOffset>2999105</wp:posOffset>
-                </wp:positionH>
-                <wp:positionV relativeFrom="paragraph">
-                  <wp:posOffset>598805</wp:posOffset>
-                </wp:positionV>
-                <wp:extent cx="170205" cy="88100"/>
-                <wp:effectExtent l="57150" t="38100" r="20320" b="45720"/>
-                <wp:wrapNone/>
-                <wp:docPr id="697652620" name="Ink 12"/>
-                <wp:cNvGraphicFramePr/>
-                <a:graphic xmlns:a="http://schemas.openxmlformats.org/drawingml/2006/main">
-                  <a:graphicData uri="http://schemas.microsoft.com/office/word/2010/wordprocessingInk">
-                    <w14:contentPart bwMode="auto" r:id="rId19">
-                      <w14:nvContentPartPr>
-                        <w14:cNvContentPartPr/>
-                      </w14:nvContentPartPr>
-                      <w14:xfrm>
-                        <a:off x="0" y="0"/>
-                        <a:ext cx="170205" cy="88100"/>
-                      </w14:xfrm>
-                    </w14:contentPart>
-                  </a:graphicData>
-                </a:graphic>
-              </wp:anchor>
-            </w:drawing>
-          </mc:Choice>
-          <mc:Fallback>
-            <w:pict>
-              <v:shape w14:anchorId="3EFC3DF8" id="Ink 12" o:spid="_x0000_s1026" type="#_x0000_t75" style="position:absolute;margin-left:235.45pt;margin-top:46.45pt;width:14.8pt;height:8.35pt;z-index:251670528;visibility:visible;mso-wrap-style:square;mso-wrap-distance-left:9pt;mso-wrap-distance-top:0;mso-wrap-distance-right:9pt;mso-wrap-distance-bottom:0;mso-position-horizontal:absolute;mso-position-horizontal-relative:text;mso-position-vertical:absolute;mso-position-vertical-relative:text" o:gfxdata="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">
-                <v:imagedata r:id="rId20" o:title=""/>
-              </v:shape>
-            </w:pict>
-          </mc:Fallback>
-        </mc:AlternateContent>
-      </w:r>
-      <w:r>
-        <w:rPr>
-          <w:rFonts w:ascii="Georgia Pro" w:eastAsia="Georgia Pro" w:hAnsi="Georgia Pro" w:cs="Georgia Pro"/>
-          <w:noProof/>
-          <w:color w:val="000000" w:themeColor="text1"/>
-        </w:rPr>
-        <mc:AlternateContent>
-          <mc:Choice Requires="wpi">
-            <w:drawing>
-              <wp:anchor distT="0" distB="0" distL="114300" distR="114300" simplePos="0" relativeHeight="251663360" behindDoc="0" locked="0" layoutInCell="1" allowOverlap="1" wp14:anchorId="3CDEBC36" wp14:editId="50724B88">
-                <wp:simplePos x="0" y="0"/>
-                <wp:positionH relativeFrom="column">
-                  <wp:posOffset>3508950</wp:posOffset>
-                </wp:positionH>
-                <wp:positionV relativeFrom="paragraph">
-                  <wp:posOffset>1030600</wp:posOffset>
-                </wp:positionV>
-                <wp:extent cx="288720" cy="97560"/>
-                <wp:effectExtent l="57150" t="57150" r="54610" b="55245"/>
-                <wp:wrapNone/>
-                <wp:docPr id="2074152301" name="Ink 5"/>
-                <wp:cNvGraphicFramePr/>
-                <a:graphic xmlns:a="http://schemas.openxmlformats.org/drawingml/2006/main">
-                  <a:graphicData uri="http://schemas.microsoft.com/office/word/2010/wordprocessingInk">
-                    <w14:contentPart bwMode="auto" r:id="rId21">
-                      <w14:nvContentPartPr>
-                        <w14:cNvContentPartPr/>
-                      </w14:nvContentPartPr>
-                      <w14:xfrm>
-                        <a:off x="0" y="0"/>
-                        <a:ext cx="288720" cy="97560"/>
-                      </w14:xfrm>
-                    </w14:contentPart>
-                  </a:graphicData>
-                </a:graphic>
-              </wp:anchor>
-            </w:drawing>
-          </mc:Choice>
-          <mc:Fallback>
-            <w:pict>
-              <v:shape w14:anchorId="4D0A9ACE" id="Ink 5" o:spid="_x0000_s1026" type="#_x0000_t75" style="position:absolute;margin-left:275.6pt;margin-top:80.45pt;width:24.15pt;height:9.1pt;z-index:251663360;visibility:visible;mso-wrap-style:square;mso-wrap-distance-left:9pt;mso-wrap-distance-top:0;mso-wrap-distance-right:9pt;mso-wrap-distance-bottom:0;mso-position-horizontal:absolute;mso-position-horizontal-relative:text;mso-position-vertical:absolute;mso-position-vertical-relative:text" o:gfxdata="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">
-                <v:imagedata r:id="rId22" o:title=""/>
-              </v:shape>
-            </w:pict>
-          </mc:Fallback>
-        </mc:AlternateContent>
-      </w:r>
-      <w:r>
-        <w:rPr>
-          <w:rFonts w:ascii="Georgia Pro" w:eastAsia="Georgia Pro" w:hAnsi="Georgia Pro" w:cs="Georgia Pro"/>
-          <w:noProof/>
-          <w:color w:val="000000" w:themeColor="text1"/>
-        </w:rPr>
-        <mc:AlternateContent>
-          <mc:Choice Requires="wpi">
-            <w:drawing>
-              <wp:anchor distT="0" distB="0" distL="114300" distR="114300" simplePos="0" relativeHeight="251662336" behindDoc="0" locked="0" layoutInCell="1" allowOverlap="1" wp14:anchorId="69D17715" wp14:editId="490061A9">
-                <wp:simplePos x="0" y="0"/>
-                <wp:positionH relativeFrom="column">
-                  <wp:posOffset>4265670</wp:posOffset>
-                </wp:positionH>
-                <wp:positionV relativeFrom="paragraph">
-                  <wp:posOffset>714880</wp:posOffset>
-                </wp:positionV>
-                <wp:extent cx="318600" cy="127080"/>
-                <wp:effectExtent l="57150" t="38100" r="43815" b="44450"/>
-                <wp:wrapNone/>
-                <wp:docPr id="1840022318" name="Ink 4"/>
-                <wp:cNvGraphicFramePr/>
-                <a:graphic xmlns:a="http://schemas.openxmlformats.org/drawingml/2006/main">
-                  <a:graphicData uri="http://schemas.microsoft.com/office/word/2010/wordprocessingInk">
-                    <w14:contentPart bwMode="auto" r:id="rId23">
-                      <w14:nvContentPartPr>
-                        <w14:cNvContentPartPr/>
-                      </w14:nvContentPartPr>
-                      <w14:xfrm>
-                        <a:off x="0" y="0"/>
-                        <a:ext cx="318600" cy="127080"/>
-                      </w14:xfrm>
-                    </w14:contentPart>
-                  </a:graphicData>
-                </a:graphic>
-              </wp:anchor>
-            </w:drawing>
-          </mc:Choice>
-          <mc:Fallback>
-            <w:pict>
-              <v:shape w14:anchorId="1D481152" id="Ink 4" o:spid="_x0000_s1026" type="#_x0000_t75" style="position:absolute;margin-left:335.2pt;margin-top:55.6pt;width:26.55pt;height:11.4pt;z-index:251662336;visibility:visible;mso-wrap-style:square;mso-wrap-distance-left:9pt;mso-wrap-distance-top:0;mso-wrap-distance-right:9pt;mso-wrap-distance-bottom:0;mso-position-horizontal:absolute;mso-position-horizontal-relative:text;mso-position-vertical:absolute;mso-position-vertical-relative:text" o:gfxdata="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">
-                <v:imagedata r:id="rId24" o:title=""/>
-              </v:shape>
-            </w:pict>
-          </mc:Fallback>
-        </mc:AlternateContent>
-      </w:r>
-      <w:r>
-        <w:rPr>
-          <w:rFonts w:ascii="Georgia Pro" w:eastAsia="Georgia Pro" w:hAnsi="Georgia Pro" w:cs="Georgia Pro"/>
-          <w:noProof/>
-          <w:color w:val="000000" w:themeColor="text1"/>
-        </w:rPr>
-        <mc:AlternateContent>
-          <mc:Choice Requires="wpi">
-            <w:drawing>
-              <wp:anchor distT="0" distB="0" distL="114300" distR="114300" simplePos="0" relativeHeight="251661312" behindDoc="0" locked="0" layoutInCell="1" allowOverlap="1" wp14:anchorId="50A03EC6" wp14:editId="22F3AEA7">
-                <wp:simplePos x="0" y="0"/>
-                <wp:positionH relativeFrom="column">
-                  <wp:posOffset>3495270</wp:posOffset>
-                </wp:positionH>
-                <wp:positionV relativeFrom="paragraph">
-                  <wp:posOffset>346600</wp:posOffset>
-                </wp:positionV>
-                <wp:extent cx="194760" cy="82440"/>
-                <wp:effectExtent l="57150" t="38100" r="53340" b="51435"/>
-                <wp:wrapNone/>
-                <wp:docPr id="628325947" name="Ink 3"/>
-                <wp:cNvGraphicFramePr/>
-                <a:graphic xmlns:a="http://schemas.openxmlformats.org/drawingml/2006/main">
-                  <a:graphicData uri="http://schemas.microsoft.com/office/word/2010/wordprocessingInk">
-                    <w14:contentPart bwMode="auto" r:id="rId25">
-                      <w14:nvContentPartPr>
-                        <w14:cNvContentPartPr/>
-                      </w14:nvContentPartPr>
-                      <w14:xfrm>
-                        <a:off x="0" y="0"/>
-                        <a:ext cx="194760" cy="82440"/>
-                      </w14:xfrm>
-                    </w14:contentPart>
-                  </a:graphicData>
-                </a:graphic>
-              </wp:anchor>
-            </w:drawing>
-          </mc:Choice>
-          <mc:Fallback>
-            <w:pict>
-              <v:shape w14:anchorId="5696CF3C" id="Ink 3" o:spid="_x0000_s1026" type="#_x0000_t75" style="position:absolute;margin-left:274.5pt;margin-top:26.6pt;width:16.75pt;height:7.95pt;z-index:251661312;visibility:visible;mso-wrap-style:square;mso-wrap-distance-left:9pt;mso-wrap-distance-top:0;mso-wrap-distance-right:9pt;mso-wrap-distance-bottom:0;mso-position-horizontal:absolute;mso-position-horizontal-relative:text;mso-position-vertical:absolute;mso-position-vertical-relative:text" o:gfxdata="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">
-                <v:imagedata r:id="rId26" o:title=""/>
-              </v:shape>
-            </w:pict>
-          </mc:Fallback>
-        </mc:AlternateContent>
-      </w:r>
-      <w:r>
-        <w:rPr>
-          <w:rFonts w:ascii="Georgia Pro" w:eastAsia="Georgia Pro" w:hAnsi="Georgia Pro" w:cs="Georgia Pro"/>
-          <w:noProof/>
-          <w:color w:val="000000" w:themeColor="text1"/>
-        </w:rPr>
-        <mc:AlternateContent>
-          <mc:Choice Requires="wpi">
-            <w:drawing>
-              <wp:anchor distT="0" distB="0" distL="114300" distR="114300" simplePos="0" relativeHeight="251660288" behindDoc="0" locked="0" layoutInCell="1" allowOverlap="1" wp14:anchorId="15AB6E1B" wp14:editId="33818162">
-                <wp:simplePos x="0" y="0"/>
-                <wp:positionH relativeFrom="column">
-                  <wp:posOffset>3451350</wp:posOffset>
-                </wp:positionH>
-                <wp:positionV relativeFrom="paragraph">
-                  <wp:posOffset>54640</wp:posOffset>
-                </wp:positionV>
-                <wp:extent cx="222840" cy="80640"/>
-                <wp:effectExtent l="57150" t="57150" r="44450" b="53340"/>
-                <wp:wrapNone/>
-                <wp:docPr id="470592401" name="Ink 2"/>
-                <wp:cNvGraphicFramePr/>
-                <a:graphic xmlns:a="http://schemas.openxmlformats.org/drawingml/2006/main">
-                  <a:graphicData uri="http://schemas.microsoft.com/office/word/2010/wordprocessingInk">
-                    <w14:contentPart bwMode="auto" r:id="rId27">
-                      <w14:nvContentPartPr>
-                        <w14:cNvContentPartPr/>
-                      </w14:nvContentPartPr>
-                      <w14:xfrm>
-                        <a:off x="0" y="0"/>
-                        <a:ext cx="222840" cy="80640"/>
-                      </w14:xfrm>
-                    </w14:contentPart>
-                  </a:graphicData>
-                </a:graphic>
-              </wp:anchor>
-            </w:drawing>
-          </mc:Choice>
-          <mc:Fallback>
-            <w:pict>
-              <v:shape w14:anchorId="687AE333" id="Ink 2" o:spid="_x0000_s1026" type="#_x0000_t75" style="position:absolute;margin-left:271.05pt;margin-top:3.6pt;width:19pt;height:7.8pt;z-index:251660288;visibility:visible;mso-wrap-style:square;mso-wrap-distance-left:9pt;mso-wrap-distance-top:0;mso-wrap-distance-right:9pt;mso-wrap-distance-bottom:0;mso-position-horizontal:absolute;mso-position-horizontal-relative:text;mso-position-vertical:absolute;mso-position-vertical-relative:text" o:gfxdata="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">
-                <v:imagedata r:id="rId28" o:title=""/>
-              </v:shape>
-            </w:pict>
-          </mc:Fallback>
-        </mc:AlternateContent>
-      </w:r>
-      <w:r>
-        <w:rPr>
-          <w:rFonts w:ascii="Georgia Pro" w:eastAsia="Georgia Pro" w:hAnsi="Georgia Pro" w:cs="Georgia Pro"/>
-          <w:noProof/>
-          <w:color w:val="000000" w:themeColor="text1"/>
-        </w:rPr>
-        <mc:AlternateContent>
-          <mc:Choice Requires="wpi">
-            <w:drawing>
-              <wp:anchor distT="0" distB="0" distL="114300" distR="114300" simplePos="0" relativeHeight="251659264" behindDoc="0" locked="0" layoutInCell="1" allowOverlap="1" wp14:anchorId="0F4E6484" wp14:editId="59E11187">
-                <wp:simplePos x="0" y="0"/>
-                <wp:positionH relativeFrom="column">
-                  <wp:posOffset>3443790</wp:posOffset>
-                </wp:positionH>
-                <wp:positionV relativeFrom="paragraph">
-                  <wp:posOffset>130240</wp:posOffset>
-                </wp:positionV>
-                <wp:extent cx="360" cy="360"/>
-                <wp:effectExtent l="57150" t="57150" r="57150" b="57150"/>
-                <wp:wrapNone/>
-                <wp:docPr id="1343853243" name="Ink 1"/>
-                <wp:cNvGraphicFramePr/>
-                <a:graphic xmlns:a="http://schemas.openxmlformats.org/drawingml/2006/main">
-                  <a:graphicData uri="http://schemas.microsoft.com/office/word/2010/wordprocessingInk">
-                    <w14:contentPart bwMode="auto" r:id="rId29">
-                      <w14:nvContentPartPr>
-                        <w14:cNvContentPartPr/>
-                      </w14:nvContentPartPr>
-                      <w14:xfrm>
-                        <a:off x="0" y="0"/>
-                        <a:ext cx="360" cy="360"/>
-                      </w14:xfrm>
-                    </w14:contentPart>
-                  </a:graphicData>
-                </a:graphic>
-              </wp:anchor>
-            </w:drawing>
-          </mc:Choice>
-          <mc:Fallback>
-            <w:pict>
-              <v:shape w14:anchorId="4A3BF5BF" id="Ink 1" o:spid="_x0000_s1026" type="#_x0000_t75" style="position:absolute;margin-left:270.45pt;margin-top:9.55pt;width:1.45pt;height:1.45pt;z-index:251659264;visibility:visible;mso-wrap-style:square;mso-wrap-distance-left:9pt;mso-wrap-distance-top:0;mso-wrap-distance-right:9pt;mso-wrap-distance-bottom:0;mso-position-horizontal:absolute;mso-position-horizontal-relative:text;mso-position-vertical:absolute;mso-position-vertical-relative:text" o:gfxdata="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">
-                <v:imagedata r:id="rId30" o:title=""/>
               </v:shape>
             </w:pict>
           </mc:Fallback>
@@ -1944,7 +1380,7 @@
           <w:color w:val="000000" w:themeColor="text1"/>
         </w:rPr>
       </w:pPr>
-      <w:hyperlink r:id="rId31" w:tgtFrame="_blank" w:history="1">
+      <w:hyperlink r:id="rId7" w:tgtFrame="_blank" w:history="1">
         <w:r>
           <w:rPr>
             <w:rStyle w:val="Hyperlink"/>
@@ -2440,6 +1876,26 @@
           <w:bCs/>
           <w:color w:val="000000" w:themeColor="text1"/>
         </w:rPr>
+        <w:br w:type="page"/>
+      </w:r>
+    </w:p>
+    <w:p>
+      <w:pPr>
+        <w:rPr>
+          <w:rFonts w:ascii="Georgia Pro" w:eastAsia="Georgia Pro" w:hAnsi="Georgia Pro" w:cs="Georgia Pro"/>
+          <w:b/>
+          <w:bCs/>
+          <w:color w:val="000000" w:themeColor="text1"/>
+        </w:rPr>
+      </w:pPr>
+      <w:r>
+        <w:rPr>
+          <w:rFonts w:ascii="Georgia Pro" w:eastAsia="Georgia Pro" w:hAnsi="Georgia Pro" w:cs="Georgia Pro"/>
+          <w:b/>
+          <w:bCs/>
+          <w:color w:val="000000" w:themeColor="text1"/>
+        </w:rPr>
+        <w:lastRenderedPageBreak/>
         <w:t xml:space="preserve">Get ACR </w:t>
       </w:r>
       <w:proofErr w:type="spellStart"/>
@@ -2518,8 +1974,18 @@
           <w:rFonts w:ascii="Georgia Pro" w:eastAsia="Georgia Pro" w:hAnsi="Georgia Pro" w:cs="Georgia Pro"/>
           <w:color w:val="000000" w:themeColor="text1"/>
         </w:rPr>
-        <w:t xml:space="preserve"> credential show \</w:t>
-      </w:r>
+        <w:t xml:space="preserve"> update -n mysecureacr2026hitesh --admin-enabled true</w:t>
+      </w:r>
+    </w:p>
+    <w:p>
+      <w:pPr>
+        <w:rPr>
+          <w:rFonts w:ascii="Georgia Pro" w:eastAsia="Georgia Pro" w:hAnsi="Georgia Pro" w:cs="Georgia Pro"/>
+          <w:b/>
+          <w:bCs/>
+          <w:color w:val="000000" w:themeColor="text1"/>
+        </w:rPr>
+      </w:pPr>
     </w:p>
     <w:p>
       <w:pPr>
@@ -2538,22 +2004,49 @@
           <w:color w:val="000000" w:themeColor="text1"/>
         </w:rPr>
       </w:pPr>
-      <w:r>
-        <w:rPr>
-          <w:rFonts w:ascii="Georgia Pro" w:eastAsia="Georgia Pro" w:hAnsi="Georgia Pro" w:cs="Georgia Pro"/>
-          <w:color w:val="000000" w:themeColor="text1"/>
-        </w:rPr>
-        <w:t>--name mysecureacr2026hitesh</w:t>
-      </w:r>
-      <w:r>
+      <w:proofErr w:type="spellStart"/>
+      <w:r>
+        <w:rPr>
+          <w:rFonts w:ascii="Georgia Pro" w:eastAsia="Georgia Pro" w:hAnsi="Georgia Pro" w:cs="Georgia Pro"/>
+          <w:color w:val="000000" w:themeColor="text1"/>
+        </w:rPr>
+        <w:t>az</w:t>
+      </w:r>
+      <w:proofErr w:type="spellEnd"/>
+      <w:r>
+        <w:rPr>
+          <w:rFonts w:ascii="Georgia Pro" w:eastAsia="Georgia Pro" w:hAnsi="Georgia Pro" w:cs="Georgia Pro"/>
+          <w:color w:val="000000" w:themeColor="text1"/>
+        </w:rPr>
+        <w:t xml:space="preserve"> </w:t>
+      </w:r>
+      <w:proofErr w:type="spellStart"/>
+      <w:r>
+        <w:rPr>
+          <w:rFonts w:ascii="Georgia Pro" w:eastAsia="Georgia Pro" w:hAnsi="Georgia Pro" w:cs="Georgia Pro"/>
+          <w:color w:val="000000" w:themeColor="text1"/>
+        </w:rPr>
+        <w:t>acr</w:t>
+      </w:r>
+      <w:proofErr w:type="spellEnd"/>
+      <w:r>
+        <w:rPr>
+          <w:rFonts w:ascii="Georgia Pro" w:eastAsia="Georgia Pro" w:hAnsi="Georgia Pro" w:cs="Georgia Pro"/>
+          <w:color w:val="000000" w:themeColor="text1"/>
+        </w:rPr>
+        <w:t xml:space="preserve"> credential show --name mysecureacr2026hitesh</w:t>
+      </w:r>
+    </w:p>
+    <w:p>
+      <w:pPr>
+        <w:spacing w:after="0" w:line="480" w:lineRule="auto"/>
         <w:rPr>
           <w:rFonts w:ascii="Georgia Pro" w:eastAsia="Georgia Pro" w:hAnsi="Georgia Pro" w:cs="Georgia Pro"/>
           <w:b/>
           <w:bCs/>
           <w:color w:val="000000" w:themeColor="text1"/>
         </w:rPr>
-        <w:br w:type="page"/>
-      </w:r>
+      </w:pPr>
     </w:p>
     <w:p>
       <w:pPr>
@@ -2572,7 +2065,6 @@
           <w:bCs/>
           <w:color w:val="000000" w:themeColor="text1"/>
         </w:rPr>
-        <w:lastRenderedPageBreak/>
         <w:t xml:space="preserve">Output will be </w:t>
       </w:r>
     </w:p>
@@ -2959,17 +2451,6 @@
         </w:rPr>
         <w:br w:type="page"/>
       </w:r>
-    </w:p>
-    <w:p>
-      <w:pPr>
-        <w:spacing w:after="0" w:line="480" w:lineRule="auto"/>
-        <w:rPr>
-          <w:rFonts w:ascii="Georgia Pro" w:eastAsia="Georgia Pro" w:hAnsi="Georgia Pro" w:cs="Georgia Pro"/>
-          <w:b/>
-          <w:bCs/>
-          <w:color w:val="000000" w:themeColor="text1"/>
-        </w:rPr>
-      </w:pPr>
       <w:r>
         <w:rPr>
           <w:rFonts w:ascii="Georgia Pro" w:eastAsia="Georgia Pro" w:hAnsi="Georgia Pro" w:cs="Georgia Pro"/>
@@ -3387,19 +2868,8 @@
           <w:bCs/>
           <w:color w:val="000000" w:themeColor="text1"/>
         </w:rPr>
-        <w:t>Install docker in VM</w:t>
-      </w:r>
-    </w:p>
-    <w:p>
-      <w:pPr>
-        <w:spacing w:after="0" w:line="480" w:lineRule="auto"/>
-        <w:rPr>
-          <w:rFonts w:ascii="Georgia Pro" w:eastAsia="Georgia Pro" w:hAnsi="Georgia Pro" w:cs="Georgia Pro"/>
-          <w:b/>
-          <w:bCs/>
-          <w:color w:val="000000" w:themeColor="text1"/>
-        </w:rPr>
-      </w:pPr>
+        <w:t>Login to your VM</w:t>
+      </w:r>
     </w:p>
     <w:p>
       <w:pPr>
@@ -3421,8 +2891,82 @@
           <w:rFonts w:ascii="Georgia Pro" w:eastAsia="Georgia Pro" w:hAnsi="Georgia Pro" w:cs="Georgia Pro"/>
           <w:color w:val="000000" w:themeColor="text1"/>
         </w:rPr>
-        <w:t># Add Docker's official GPG key:</w:t>
-      </w:r>
+        <w:t>s</w:t>
+      </w:r>
+      <w:r>
+        <w:rPr>
+          <w:rFonts w:ascii="Georgia Pro" w:eastAsia="Georgia Pro" w:hAnsi="Georgia Pro" w:cs="Georgia Pro"/>
+          <w:color w:val="000000" w:themeColor="text1"/>
+        </w:rPr>
+        <w:t xml:space="preserve">sh </w:t>
+      </w:r>
+      <w:proofErr w:type="spellStart"/>
+      <w:proofErr w:type="gramStart"/>
+      <w:r>
+        <w:rPr>
+          <w:rFonts w:ascii="Georgia Pro" w:eastAsia="Georgia Pro" w:hAnsi="Georgia Pro" w:cs="Georgia Pro"/>
+          <w:color w:val="000000" w:themeColor="text1"/>
+        </w:rPr>
+        <w:t>azureuser</w:t>
+      </w:r>
+      <w:proofErr w:type="spellEnd"/>
+      <w:r>
+        <w:rPr>
+          <w:rFonts w:ascii="Georgia Pro" w:eastAsia="Georgia Pro" w:hAnsi="Georgia Pro" w:cs="Georgia Pro"/>
+          <w:color w:val="000000" w:themeColor="text1"/>
+        </w:rPr>
+        <w:t>@</w:t>
+      </w:r>
+      <w:proofErr w:type="gramEnd"/>
+      <w:r>
+        <w:rPr>
+          <w:rFonts w:ascii="Georgia Pro" w:eastAsia="Georgia Pro" w:hAnsi="Georgia Pro" w:cs="Georgia Pro"/>
+          <w:color w:val="000000" w:themeColor="text1"/>
+        </w:rPr>
+        <w:t>&lt;Public-IP&gt;</w:t>
+      </w:r>
+    </w:p>
+    <w:p>
+      <w:pPr>
+        <w:spacing w:after="0" w:line="480" w:lineRule="auto"/>
+        <w:rPr>
+          <w:rFonts w:ascii="Georgia Pro" w:eastAsia="Georgia Pro" w:hAnsi="Georgia Pro" w:cs="Georgia Pro"/>
+          <w:b/>
+          <w:bCs/>
+          <w:color w:val="000000" w:themeColor="text1"/>
+        </w:rPr>
+      </w:pPr>
+    </w:p>
+    <w:p>
+      <w:pPr>
+        <w:spacing w:after="0" w:line="480" w:lineRule="auto"/>
+        <w:rPr>
+          <w:rFonts w:ascii="Georgia Pro" w:eastAsia="Georgia Pro" w:hAnsi="Georgia Pro" w:cs="Georgia Pro"/>
+          <w:b/>
+          <w:bCs/>
+          <w:color w:val="000000" w:themeColor="text1"/>
+        </w:rPr>
+      </w:pPr>
+      <w:r>
+        <w:rPr>
+          <w:rFonts w:ascii="Georgia Pro" w:eastAsia="Georgia Pro" w:hAnsi="Georgia Pro" w:cs="Georgia Pro"/>
+          <w:b/>
+          <w:bCs/>
+          <w:color w:val="000000" w:themeColor="text1"/>
+        </w:rPr>
+        <w:t>Install docker in VM</w:t>
+      </w:r>
+    </w:p>
+    <w:p>
+      <w:pPr>
+        <w:spacing w:after="0" w:line="480" w:lineRule="auto"/>
+        <w:rPr>
+          <w:rFonts w:ascii="Georgia Pro" w:eastAsia="Georgia Pro" w:hAnsi="Georgia Pro" w:cs="Georgia Pro"/>
+          <w:b/>
+          <w:bCs/>
+          <w:color w:val="000000" w:themeColor="text1"/>
+        </w:rPr>
+      </w:pPr>
     </w:p>
     <w:p>
       <w:pPr>
@@ -3439,21 +2983,12 @@
           <w:color w:val="000000" w:themeColor="text1"/>
         </w:rPr>
       </w:pPr>
-      <w:proofErr w:type="spellStart"/>
-      <w:r>
-        <w:rPr>
-          <w:rFonts w:ascii="Georgia Pro" w:eastAsia="Georgia Pro" w:hAnsi="Georgia Pro" w:cs="Georgia Pro"/>
-          <w:color w:val="000000" w:themeColor="text1"/>
-        </w:rPr>
-        <w:t>sudo</w:t>
-      </w:r>
-      <w:proofErr w:type="spellEnd"/>
-      <w:r>
-        <w:rPr>
-          <w:rFonts w:ascii="Georgia Pro" w:eastAsia="Georgia Pro" w:hAnsi="Georgia Pro" w:cs="Georgia Pro"/>
-          <w:color w:val="000000" w:themeColor="text1"/>
-        </w:rPr>
-        <w:t xml:space="preserve"> apt update</w:t>
+      <w:r>
+        <w:rPr>
+          <w:rFonts w:ascii="Georgia Pro" w:eastAsia="Georgia Pro" w:hAnsi="Georgia Pro" w:cs="Georgia Pro"/>
+          <w:color w:val="000000" w:themeColor="text1"/>
+        </w:rPr>
+        <w:t># Add Docker's official GPG key:</w:t>
       </w:r>
     </w:p>
     <w:p>
@@ -3485,7 +3020,7 @@
           <w:rFonts w:ascii="Georgia Pro" w:eastAsia="Georgia Pro" w:hAnsi="Georgia Pro" w:cs="Georgia Pro"/>
           <w:color w:val="000000" w:themeColor="text1"/>
         </w:rPr>
-        <w:t xml:space="preserve"> apt install ca-certificates curl</w:t>
+        <w:t xml:space="preserve"> apt update</w:t>
       </w:r>
     </w:p>
     <w:p>
@@ -3517,23 +3052,7 @@
           <w:rFonts w:ascii="Georgia Pro" w:eastAsia="Georgia Pro" w:hAnsi="Georgia Pro" w:cs="Georgia Pro"/>
           <w:color w:val="000000" w:themeColor="text1"/>
         </w:rPr>
-        <w:t xml:space="preserve"> install -m 0755 -d /</w:t>
-      </w:r>
-      <w:proofErr w:type="spellStart"/>
-      <w:r>
-        <w:rPr>
-          <w:rFonts w:ascii="Georgia Pro" w:eastAsia="Georgia Pro" w:hAnsi="Georgia Pro" w:cs="Georgia Pro"/>
-          <w:color w:val="000000" w:themeColor="text1"/>
-        </w:rPr>
-        <w:t>etc</w:t>
-      </w:r>
-      <w:proofErr w:type="spellEnd"/>
-      <w:r>
-        <w:rPr>
-          <w:rFonts w:ascii="Georgia Pro" w:eastAsia="Georgia Pro" w:hAnsi="Georgia Pro" w:cs="Georgia Pro"/>
-          <w:color w:val="000000" w:themeColor="text1"/>
-        </w:rPr>
-        <w:t>/apt/keyrings</w:t>
+        <w:t xml:space="preserve"> apt install ca-certificates curl</w:t>
       </w:r>
     </w:p>
     <w:p>
@@ -3565,7 +3084,7 @@
           <w:rFonts w:ascii="Georgia Pro" w:eastAsia="Georgia Pro" w:hAnsi="Georgia Pro" w:cs="Georgia Pro"/>
           <w:color w:val="000000" w:themeColor="text1"/>
         </w:rPr>
-        <w:t xml:space="preserve"> curl -</w:t>
+        <w:t xml:space="preserve"> install -m 0755 -d /</w:t>
       </w:r>
       <w:proofErr w:type="spellStart"/>
       <w:r>
@@ -3573,7 +3092,7 @@
           <w:rFonts w:ascii="Georgia Pro" w:eastAsia="Georgia Pro" w:hAnsi="Georgia Pro" w:cs="Georgia Pro"/>
           <w:color w:val="000000" w:themeColor="text1"/>
         </w:rPr>
-        <w:t>fsSL</w:t>
+        <w:t>etc</w:t>
       </w:r>
       <w:proofErr w:type="spellEnd"/>
       <w:r>
@@ -3581,33 +3100,8 @@
           <w:rFonts w:ascii="Georgia Pro" w:eastAsia="Georgia Pro" w:hAnsi="Georgia Pro" w:cs="Georgia Pro"/>
           <w:color w:val="000000" w:themeColor="text1"/>
         </w:rPr>
-        <w:t xml:space="preserve"> https://download.docker.com/linux/ubuntu/gpg -o /</w:t>
-      </w:r>
-      <w:proofErr w:type="spellStart"/>
-      <w:r>
-        <w:rPr>
-          <w:rFonts w:ascii="Georgia Pro" w:eastAsia="Georgia Pro" w:hAnsi="Georgia Pro" w:cs="Georgia Pro"/>
-          <w:color w:val="000000" w:themeColor="text1"/>
-        </w:rPr>
-        <w:t>etc</w:t>
-      </w:r>
-      <w:proofErr w:type="spellEnd"/>
-      <w:r>
-        <w:rPr>
-          <w:rFonts w:ascii="Georgia Pro" w:eastAsia="Georgia Pro" w:hAnsi="Georgia Pro" w:cs="Georgia Pro"/>
-          <w:color w:val="000000" w:themeColor="text1"/>
-        </w:rPr>
-        <w:t>/apt/keyrings/</w:t>
-      </w:r>
-      <w:proofErr w:type="spellStart"/>
-      <w:r>
-        <w:rPr>
-          <w:rFonts w:ascii="Georgia Pro" w:eastAsia="Georgia Pro" w:hAnsi="Georgia Pro" w:cs="Georgia Pro"/>
-          <w:color w:val="000000" w:themeColor="text1"/>
-        </w:rPr>
-        <w:t>docker.asc</w:t>
-      </w:r>
-      <w:proofErr w:type="spellEnd"/>
+        <w:t>/apt/keyrings</w:t>
+      </w:r>
     </w:p>
     <w:p>
       <w:pPr>
@@ -3638,7 +3132,7 @@
           <w:rFonts w:ascii="Georgia Pro" w:eastAsia="Georgia Pro" w:hAnsi="Georgia Pro" w:cs="Georgia Pro"/>
           <w:color w:val="000000" w:themeColor="text1"/>
         </w:rPr>
-        <w:t xml:space="preserve"> </w:t>
+        <w:t xml:space="preserve"> curl -</w:t>
       </w:r>
       <w:proofErr w:type="spellStart"/>
       <w:r>
@@ -3646,7 +3140,7 @@
           <w:rFonts w:ascii="Georgia Pro" w:eastAsia="Georgia Pro" w:hAnsi="Georgia Pro" w:cs="Georgia Pro"/>
           <w:color w:val="000000" w:themeColor="text1"/>
         </w:rPr>
-        <w:t>chmod</w:t>
+        <w:t>fsSL</w:t>
       </w:r>
       <w:proofErr w:type="spellEnd"/>
       <w:r>
@@ -3654,23 +3148,7 @@
           <w:rFonts w:ascii="Georgia Pro" w:eastAsia="Georgia Pro" w:hAnsi="Georgia Pro" w:cs="Georgia Pro"/>
           <w:color w:val="000000" w:themeColor="text1"/>
         </w:rPr>
-        <w:t xml:space="preserve"> </w:t>
-      </w:r>
-      <w:proofErr w:type="spellStart"/>
-      <w:r>
-        <w:rPr>
-          <w:rFonts w:ascii="Georgia Pro" w:eastAsia="Georgia Pro" w:hAnsi="Georgia Pro" w:cs="Georgia Pro"/>
-          <w:color w:val="000000" w:themeColor="text1"/>
-        </w:rPr>
-        <w:t>a+r</w:t>
-      </w:r>
-      <w:proofErr w:type="spellEnd"/>
-      <w:r>
-        <w:rPr>
-          <w:rFonts w:ascii="Georgia Pro" w:eastAsia="Georgia Pro" w:hAnsi="Georgia Pro" w:cs="Georgia Pro"/>
-          <w:color w:val="000000" w:themeColor="text1"/>
-        </w:rPr>
-        <w:t xml:space="preserve"> /</w:t>
+        <w:t xml:space="preserve"> https://download.docker.com/linux/ubuntu/gpg -o /</w:t>
       </w:r>
       <w:proofErr w:type="spellStart"/>
       <w:r>
@@ -3713,6 +3191,79 @@
           <w:color w:val="000000" w:themeColor="text1"/>
         </w:rPr>
       </w:pPr>
+      <w:proofErr w:type="spellStart"/>
+      <w:r>
+        <w:rPr>
+          <w:rFonts w:ascii="Georgia Pro" w:eastAsia="Georgia Pro" w:hAnsi="Georgia Pro" w:cs="Georgia Pro"/>
+          <w:color w:val="000000" w:themeColor="text1"/>
+        </w:rPr>
+        <w:t>sudo</w:t>
+      </w:r>
+      <w:proofErr w:type="spellEnd"/>
+      <w:r>
+        <w:rPr>
+          <w:rFonts w:ascii="Georgia Pro" w:eastAsia="Georgia Pro" w:hAnsi="Georgia Pro" w:cs="Georgia Pro"/>
+          <w:color w:val="000000" w:themeColor="text1"/>
+        </w:rPr>
+        <w:t xml:space="preserve"> </w:t>
+      </w:r>
+      <w:proofErr w:type="spellStart"/>
+      <w:r>
+        <w:rPr>
+          <w:rFonts w:ascii="Georgia Pro" w:eastAsia="Georgia Pro" w:hAnsi="Georgia Pro" w:cs="Georgia Pro"/>
+          <w:color w:val="000000" w:themeColor="text1"/>
+        </w:rPr>
+        <w:t>chmod</w:t>
+      </w:r>
+      <w:proofErr w:type="spellEnd"/>
+      <w:r>
+        <w:rPr>
+          <w:rFonts w:ascii="Georgia Pro" w:eastAsia="Georgia Pro" w:hAnsi="Georgia Pro" w:cs="Georgia Pro"/>
+          <w:color w:val="000000" w:themeColor="text1"/>
+        </w:rPr>
+        <w:t xml:space="preserve"> </w:t>
+      </w:r>
+      <w:proofErr w:type="spellStart"/>
+      <w:r>
+        <w:rPr>
+          <w:rFonts w:ascii="Georgia Pro" w:eastAsia="Georgia Pro" w:hAnsi="Georgia Pro" w:cs="Georgia Pro"/>
+          <w:color w:val="000000" w:themeColor="text1"/>
+        </w:rPr>
+        <w:t>a+r</w:t>
+      </w:r>
+      <w:proofErr w:type="spellEnd"/>
+      <w:r>
+        <w:rPr>
+          <w:rFonts w:ascii="Georgia Pro" w:eastAsia="Georgia Pro" w:hAnsi="Georgia Pro" w:cs="Georgia Pro"/>
+          <w:color w:val="000000" w:themeColor="text1"/>
+        </w:rPr>
+        <w:t xml:space="preserve"> /</w:t>
+      </w:r>
+      <w:proofErr w:type="spellStart"/>
+      <w:r>
+        <w:rPr>
+          <w:rFonts w:ascii="Georgia Pro" w:eastAsia="Georgia Pro" w:hAnsi="Georgia Pro" w:cs="Georgia Pro"/>
+          <w:color w:val="000000" w:themeColor="text1"/>
+        </w:rPr>
+        <w:t>etc</w:t>
+      </w:r>
+      <w:proofErr w:type="spellEnd"/>
+      <w:r>
+        <w:rPr>
+          <w:rFonts w:ascii="Georgia Pro" w:eastAsia="Georgia Pro" w:hAnsi="Georgia Pro" w:cs="Georgia Pro"/>
+          <w:color w:val="000000" w:themeColor="text1"/>
+        </w:rPr>
+        <w:t>/apt/keyrings/</w:t>
+      </w:r>
+      <w:proofErr w:type="spellStart"/>
+      <w:r>
+        <w:rPr>
+          <w:rFonts w:ascii="Georgia Pro" w:eastAsia="Georgia Pro" w:hAnsi="Georgia Pro" w:cs="Georgia Pro"/>
+          <w:color w:val="000000" w:themeColor="text1"/>
+        </w:rPr>
+        <w:t>docker.asc</w:t>
+      </w:r>
+      <w:proofErr w:type="spellEnd"/>
     </w:p>
     <w:p>
       <w:pPr>
@@ -3729,13 +3280,6 @@
           <w:color w:val="000000" w:themeColor="text1"/>
         </w:rPr>
       </w:pPr>
-      <w:r>
-        <w:rPr>
-          <w:rFonts w:ascii="Georgia Pro" w:eastAsia="Georgia Pro" w:hAnsi="Georgia Pro" w:cs="Georgia Pro"/>
-          <w:color w:val="000000" w:themeColor="text1"/>
-        </w:rPr>
-        <w:t># Add the repository to Apt sources:</w:t>
-      </w:r>
     </w:p>
     <w:p>
       <w:pPr>
@@ -3752,69 +3296,12 @@
           <w:color w:val="000000" w:themeColor="text1"/>
         </w:rPr>
       </w:pPr>
-      <w:proofErr w:type="spellStart"/>
-      <w:r>
-        <w:rPr>
-          <w:rFonts w:ascii="Georgia Pro" w:eastAsia="Georgia Pro" w:hAnsi="Georgia Pro" w:cs="Georgia Pro"/>
-          <w:color w:val="000000" w:themeColor="text1"/>
-        </w:rPr>
-        <w:t>sudo</w:t>
-      </w:r>
-      <w:proofErr w:type="spellEnd"/>
-      <w:r>
-        <w:rPr>
-          <w:rFonts w:ascii="Georgia Pro" w:eastAsia="Georgia Pro" w:hAnsi="Georgia Pro" w:cs="Georgia Pro"/>
-          <w:color w:val="000000" w:themeColor="text1"/>
-        </w:rPr>
-        <w:t xml:space="preserve"> tee /</w:t>
-      </w:r>
-      <w:proofErr w:type="spellStart"/>
-      <w:r>
-        <w:rPr>
-          <w:rFonts w:ascii="Georgia Pro" w:eastAsia="Georgia Pro" w:hAnsi="Georgia Pro" w:cs="Georgia Pro"/>
-          <w:color w:val="000000" w:themeColor="text1"/>
-        </w:rPr>
-        <w:t>etc</w:t>
-      </w:r>
-      <w:proofErr w:type="spellEnd"/>
-      <w:r>
-        <w:rPr>
-          <w:rFonts w:ascii="Georgia Pro" w:eastAsia="Georgia Pro" w:hAnsi="Georgia Pro" w:cs="Georgia Pro"/>
-          <w:color w:val="000000" w:themeColor="text1"/>
-        </w:rPr>
-        <w:t>/apt/</w:t>
-      </w:r>
-      <w:proofErr w:type="spellStart"/>
-      <w:r>
-        <w:rPr>
-          <w:rFonts w:ascii="Georgia Pro" w:eastAsia="Georgia Pro" w:hAnsi="Georgia Pro" w:cs="Georgia Pro"/>
-          <w:color w:val="000000" w:themeColor="text1"/>
-        </w:rPr>
-        <w:t>sources.list.d</w:t>
-      </w:r>
-      <w:proofErr w:type="spellEnd"/>
-      <w:r>
-        <w:rPr>
-          <w:rFonts w:ascii="Georgia Pro" w:eastAsia="Georgia Pro" w:hAnsi="Georgia Pro" w:cs="Georgia Pro"/>
-          <w:color w:val="000000" w:themeColor="text1"/>
-        </w:rPr>
-        <w:t>/</w:t>
-      </w:r>
-      <w:proofErr w:type="spellStart"/>
-      <w:r>
-        <w:rPr>
-          <w:rFonts w:ascii="Georgia Pro" w:eastAsia="Georgia Pro" w:hAnsi="Georgia Pro" w:cs="Georgia Pro"/>
-          <w:color w:val="000000" w:themeColor="text1"/>
-        </w:rPr>
-        <w:t>docker.sources</w:t>
-      </w:r>
-      <w:proofErr w:type="spellEnd"/>
-      <w:r>
-        <w:rPr>
-          <w:rFonts w:ascii="Georgia Pro" w:eastAsia="Georgia Pro" w:hAnsi="Georgia Pro" w:cs="Georgia Pro"/>
-          <w:color w:val="000000" w:themeColor="text1"/>
-        </w:rPr>
-        <w:t xml:space="preserve"> &lt;&lt;EOF</w:t>
+      <w:r>
+        <w:rPr>
+          <w:rFonts w:ascii="Georgia Pro" w:eastAsia="Georgia Pro" w:hAnsi="Georgia Pro" w:cs="Georgia Pro"/>
+          <w:color w:val="000000" w:themeColor="text1"/>
+        </w:rPr>
+        <w:t># Add the repository to Apt sources:</w:t>
       </w:r>
     </w:p>
     <w:p>
@@ -3832,12 +3319,69 @@
           <w:color w:val="000000" w:themeColor="text1"/>
         </w:rPr>
       </w:pPr>
-      <w:r>
-        <w:rPr>
-          <w:rFonts w:ascii="Georgia Pro" w:eastAsia="Georgia Pro" w:hAnsi="Georgia Pro" w:cs="Georgia Pro"/>
-          <w:color w:val="000000" w:themeColor="text1"/>
-        </w:rPr>
-        <w:t>Types: deb</w:t>
+      <w:proofErr w:type="spellStart"/>
+      <w:r>
+        <w:rPr>
+          <w:rFonts w:ascii="Georgia Pro" w:eastAsia="Georgia Pro" w:hAnsi="Georgia Pro" w:cs="Georgia Pro"/>
+          <w:color w:val="000000" w:themeColor="text1"/>
+        </w:rPr>
+        <w:t>sudo</w:t>
+      </w:r>
+      <w:proofErr w:type="spellEnd"/>
+      <w:r>
+        <w:rPr>
+          <w:rFonts w:ascii="Georgia Pro" w:eastAsia="Georgia Pro" w:hAnsi="Georgia Pro" w:cs="Georgia Pro"/>
+          <w:color w:val="000000" w:themeColor="text1"/>
+        </w:rPr>
+        <w:t xml:space="preserve"> tee /</w:t>
+      </w:r>
+      <w:proofErr w:type="spellStart"/>
+      <w:r>
+        <w:rPr>
+          <w:rFonts w:ascii="Georgia Pro" w:eastAsia="Georgia Pro" w:hAnsi="Georgia Pro" w:cs="Georgia Pro"/>
+          <w:color w:val="000000" w:themeColor="text1"/>
+        </w:rPr>
+        <w:t>etc</w:t>
+      </w:r>
+      <w:proofErr w:type="spellEnd"/>
+      <w:r>
+        <w:rPr>
+          <w:rFonts w:ascii="Georgia Pro" w:eastAsia="Georgia Pro" w:hAnsi="Georgia Pro" w:cs="Georgia Pro"/>
+          <w:color w:val="000000" w:themeColor="text1"/>
+        </w:rPr>
+        <w:t>/apt/</w:t>
+      </w:r>
+      <w:proofErr w:type="spellStart"/>
+      <w:r>
+        <w:rPr>
+          <w:rFonts w:ascii="Georgia Pro" w:eastAsia="Georgia Pro" w:hAnsi="Georgia Pro" w:cs="Georgia Pro"/>
+          <w:color w:val="000000" w:themeColor="text1"/>
+        </w:rPr>
+        <w:t>sources.list.d</w:t>
+      </w:r>
+      <w:proofErr w:type="spellEnd"/>
+      <w:r>
+        <w:rPr>
+          <w:rFonts w:ascii="Georgia Pro" w:eastAsia="Georgia Pro" w:hAnsi="Georgia Pro" w:cs="Georgia Pro"/>
+          <w:color w:val="000000" w:themeColor="text1"/>
+        </w:rPr>
+        <w:t>/</w:t>
+      </w:r>
+      <w:proofErr w:type="spellStart"/>
+      <w:r>
+        <w:rPr>
+          <w:rFonts w:ascii="Georgia Pro" w:eastAsia="Georgia Pro" w:hAnsi="Georgia Pro" w:cs="Georgia Pro"/>
+          <w:color w:val="000000" w:themeColor="text1"/>
+        </w:rPr>
+        <w:t>docker.sources</w:t>
+      </w:r>
+      <w:proofErr w:type="spellEnd"/>
+      <w:r>
+        <w:rPr>
+          <w:rFonts w:ascii="Georgia Pro" w:eastAsia="Georgia Pro" w:hAnsi="Georgia Pro" w:cs="Georgia Pro"/>
+          <w:color w:val="000000" w:themeColor="text1"/>
+        </w:rPr>
+        <w:t xml:space="preserve"> &lt;&lt;EOF</w:t>
       </w:r>
     </w:p>
     <w:p>
@@ -3860,7 +3404,7 @@
           <w:rFonts w:ascii="Georgia Pro" w:eastAsia="Georgia Pro" w:hAnsi="Georgia Pro" w:cs="Georgia Pro"/>
           <w:color w:val="000000" w:themeColor="text1"/>
         </w:rPr>
-        <w:t>URIs: https://download.docker.com/linux/ubuntu</w:t>
+        <w:t>Types: deb</w:t>
       </w:r>
     </w:p>
     <w:p>
@@ -3883,71 +3427,8 @@
           <w:rFonts w:ascii="Georgia Pro" w:eastAsia="Georgia Pro" w:hAnsi="Georgia Pro" w:cs="Georgia Pro"/>
           <w:color w:val="000000" w:themeColor="text1"/>
         </w:rPr>
-        <w:t>Suites: $(. /</w:t>
-      </w:r>
-      <w:proofErr w:type="spellStart"/>
-      <w:r>
-        <w:rPr>
-          <w:rFonts w:ascii="Georgia Pro" w:eastAsia="Georgia Pro" w:hAnsi="Georgia Pro" w:cs="Georgia Pro"/>
-          <w:color w:val="000000" w:themeColor="text1"/>
-        </w:rPr>
-        <w:t>etc</w:t>
-      </w:r>
-      <w:proofErr w:type="spellEnd"/>
-      <w:r>
-        <w:rPr>
-          <w:rFonts w:ascii="Georgia Pro" w:eastAsia="Georgia Pro" w:hAnsi="Georgia Pro" w:cs="Georgia Pro"/>
-          <w:color w:val="000000" w:themeColor="text1"/>
-        </w:rPr>
-        <w:t>/</w:t>
-      </w:r>
-      <w:proofErr w:type="spellStart"/>
-      <w:r>
-        <w:rPr>
-          <w:rFonts w:ascii="Georgia Pro" w:eastAsia="Georgia Pro" w:hAnsi="Georgia Pro" w:cs="Georgia Pro"/>
-          <w:color w:val="000000" w:themeColor="text1"/>
-        </w:rPr>
-        <w:t>os</w:t>
-      </w:r>
-      <w:proofErr w:type="spellEnd"/>
-      <w:r>
-        <w:rPr>
-          <w:rFonts w:ascii="Georgia Pro" w:eastAsia="Georgia Pro" w:hAnsi="Georgia Pro" w:cs="Georgia Pro"/>
-          <w:color w:val="000000" w:themeColor="text1"/>
-        </w:rPr>
-        <w:t>-release &amp;&amp; echo "${UBUNTU_</w:t>
-      </w:r>
-      <w:proofErr w:type="gramStart"/>
-      <w:r>
-        <w:rPr>
-          <w:rFonts w:ascii="Georgia Pro" w:eastAsia="Georgia Pro" w:hAnsi="Georgia Pro" w:cs="Georgia Pro"/>
-          <w:color w:val="000000" w:themeColor="text1"/>
-        </w:rPr>
-        <w:t>CODENAME:-</w:t>
-      </w:r>
-      <w:proofErr w:type="gramEnd"/>
-      <w:r>
-        <w:rPr>
-          <w:rFonts w:ascii="Georgia Pro" w:eastAsia="Georgia Pro" w:hAnsi="Georgia Pro" w:cs="Georgia Pro"/>
-          <w:color w:val="000000" w:themeColor="text1"/>
-        </w:rPr>
-        <w:t>$VERSION_</w:t>
-      </w:r>
-      <w:proofErr w:type="gramStart"/>
-      <w:r>
-        <w:rPr>
-          <w:rFonts w:ascii="Georgia Pro" w:eastAsia="Georgia Pro" w:hAnsi="Georgia Pro" w:cs="Georgia Pro"/>
-          <w:color w:val="000000" w:themeColor="text1"/>
-        </w:rPr>
-        <w:t>CODENAME}"</w:t>
-      </w:r>
-      <w:proofErr w:type="gramEnd"/>
-      <w:r>
-        <w:rPr>
-          <w:rFonts w:ascii="Georgia Pro" w:eastAsia="Georgia Pro" w:hAnsi="Georgia Pro" w:cs="Georgia Pro"/>
-          <w:color w:val="000000" w:themeColor="text1"/>
-        </w:rPr>
-        <w:t>)</w:t>
+        <w:lastRenderedPageBreak/>
+        <w:t>URIs: https://download.docker.com/linux/ubuntu</w:t>
       </w:r>
     </w:p>
     <w:p>
@@ -3970,7 +3451,93 @@
           <w:rFonts w:ascii="Georgia Pro" w:eastAsia="Georgia Pro" w:hAnsi="Georgia Pro" w:cs="Georgia Pro"/>
           <w:color w:val="000000" w:themeColor="text1"/>
         </w:rPr>
-        <w:lastRenderedPageBreak/>
+        <w:t>Suites: $(. /</w:t>
+      </w:r>
+      <w:proofErr w:type="spellStart"/>
+      <w:r>
+        <w:rPr>
+          <w:rFonts w:ascii="Georgia Pro" w:eastAsia="Georgia Pro" w:hAnsi="Georgia Pro" w:cs="Georgia Pro"/>
+          <w:color w:val="000000" w:themeColor="text1"/>
+        </w:rPr>
+        <w:t>etc</w:t>
+      </w:r>
+      <w:proofErr w:type="spellEnd"/>
+      <w:r>
+        <w:rPr>
+          <w:rFonts w:ascii="Georgia Pro" w:eastAsia="Georgia Pro" w:hAnsi="Georgia Pro" w:cs="Georgia Pro"/>
+          <w:color w:val="000000" w:themeColor="text1"/>
+        </w:rPr>
+        <w:t>/</w:t>
+      </w:r>
+      <w:proofErr w:type="spellStart"/>
+      <w:r>
+        <w:rPr>
+          <w:rFonts w:ascii="Georgia Pro" w:eastAsia="Georgia Pro" w:hAnsi="Georgia Pro" w:cs="Georgia Pro"/>
+          <w:color w:val="000000" w:themeColor="text1"/>
+        </w:rPr>
+        <w:t>os</w:t>
+      </w:r>
+      <w:proofErr w:type="spellEnd"/>
+      <w:r>
+        <w:rPr>
+          <w:rFonts w:ascii="Georgia Pro" w:eastAsia="Georgia Pro" w:hAnsi="Georgia Pro" w:cs="Georgia Pro"/>
+          <w:color w:val="000000" w:themeColor="text1"/>
+        </w:rPr>
+        <w:t>-release &amp;&amp; echo "${UBUNTU_</w:t>
+      </w:r>
+      <w:proofErr w:type="gramStart"/>
+      <w:r>
+        <w:rPr>
+          <w:rFonts w:ascii="Georgia Pro" w:eastAsia="Georgia Pro" w:hAnsi="Georgia Pro" w:cs="Georgia Pro"/>
+          <w:color w:val="000000" w:themeColor="text1"/>
+        </w:rPr>
+        <w:t>CODENAME:-</w:t>
+      </w:r>
+      <w:proofErr w:type="gramEnd"/>
+      <w:r>
+        <w:rPr>
+          <w:rFonts w:ascii="Georgia Pro" w:eastAsia="Georgia Pro" w:hAnsi="Georgia Pro" w:cs="Georgia Pro"/>
+          <w:color w:val="000000" w:themeColor="text1"/>
+        </w:rPr>
+        <w:t>$VERSION_</w:t>
+      </w:r>
+      <w:proofErr w:type="gramStart"/>
+      <w:r>
+        <w:rPr>
+          <w:rFonts w:ascii="Georgia Pro" w:eastAsia="Georgia Pro" w:hAnsi="Georgia Pro" w:cs="Georgia Pro"/>
+          <w:color w:val="000000" w:themeColor="text1"/>
+        </w:rPr>
+        <w:t>CODENAME}"</w:t>
+      </w:r>
+      <w:proofErr w:type="gramEnd"/>
+      <w:r>
+        <w:rPr>
+          <w:rFonts w:ascii="Georgia Pro" w:eastAsia="Georgia Pro" w:hAnsi="Georgia Pro" w:cs="Georgia Pro"/>
+          <w:color w:val="000000" w:themeColor="text1"/>
+        </w:rPr>
+        <w:t>)</w:t>
+      </w:r>
+    </w:p>
+    <w:p>
+      <w:pPr>
+        <w:pBdr>
+          <w:top w:val="single" w:sz="4" w:space="1" w:color="auto"/>
+          <w:left w:val="single" w:sz="4" w:space="4" w:color="auto"/>
+          <w:bottom w:val="single" w:sz="4" w:space="1" w:color="auto"/>
+          <w:right w:val="single" w:sz="4" w:space="4" w:color="auto"/>
+        </w:pBdr>
+        <w:shd w:val="clear" w:color="auto" w:fill="F2F2F2" w:themeFill="background1" w:themeFillShade="F2"/>
+        <w:spacing w:after="0" w:line="480" w:lineRule="auto"/>
+        <w:rPr>
+          <w:rFonts w:ascii="Georgia Pro" w:eastAsia="Georgia Pro" w:hAnsi="Georgia Pro" w:cs="Georgia Pro"/>
+          <w:color w:val="000000" w:themeColor="text1"/>
+        </w:rPr>
+      </w:pPr>
+      <w:r>
+        <w:rPr>
+          <w:rFonts w:ascii="Georgia Pro" w:eastAsia="Georgia Pro" w:hAnsi="Georgia Pro" w:cs="Georgia Pro"/>
+          <w:color w:val="000000" w:themeColor="text1"/>
+        </w:rPr>
         <w:t>Components: stable</w:t>
       </w:r>
     </w:p>
@@ -4387,6 +3954,22 @@
           <w:rFonts w:ascii="Georgia Pro" w:eastAsia="Georgia Pro" w:hAnsi="Georgia Pro" w:cs="Georgia Pro"/>
           <w:color w:val="000000" w:themeColor="text1"/>
         </w:rPr>
+        <w:t>sudo</w:t>
+      </w:r>
+      <w:proofErr w:type="spellEnd"/>
+      <w:r>
+        <w:rPr>
+          <w:rFonts w:ascii="Georgia Pro" w:eastAsia="Georgia Pro" w:hAnsi="Georgia Pro" w:cs="Georgia Pro"/>
+          <w:color w:val="000000" w:themeColor="text1"/>
+        </w:rPr>
+        <w:t xml:space="preserve"> </w:t>
+      </w:r>
+      <w:proofErr w:type="spellStart"/>
+      <w:r>
+        <w:rPr>
+          <w:rFonts w:ascii="Georgia Pro" w:eastAsia="Georgia Pro" w:hAnsi="Georgia Pro" w:cs="Georgia Pro"/>
+          <w:color w:val="000000" w:themeColor="text1"/>
+        </w:rPr>
         <w:t>az</w:t>
       </w:r>
       <w:proofErr w:type="spellEnd"/>
@@ -4411,15 +3994,7 @@
           <w:rFonts w:ascii="Georgia Pro" w:eastAsia="Georgia Pro" w:hAnsi="Georgia Pro" w:cs="Georgia Pro"/>
           <w:color w:val="000000" w:themeColor="text1"/>
         </w:rPr>
-        <w:t xml:space="preserve"> login \</w:t>
-      </w:r>
-      <w:r>
-        <w:rPr>
-          <w:rFonts w:ascii="Georgia Pro" w:eastAsia="Georgia Pro" w:hAnsi="Georgia Pro" w:cs="Georgia Pro"/>
-          <w:color w:val="000000" w:themeColor="text1"/>
-        </w:rPr>
-        <w:br/>
-        <w:t>--name mysecureacr2026</w:t>
+        <w:t xml:space="preserve"> login --name mysecureacr2026</w:t>
       </w:r>
       <w:r>
         <w:rPr>
@@ -4465,6 +4040,7 @@
       <w:r>
         <w:rPr>
           <w:rFonts w:ascii="Georgia Pro" w:eastAsia="Georgia Pro" w:hAnsi="Georgia Pro" w:cs="Georgia Pro"/>
+          <w:noProof/>
           <w:color w:val="000000" w:themeColor="text1"/>
         </w:rPr>
         <w:drawing>
@@ -4483,7 +4059,7 @@
                     <pic:cNvPicPr/>
                   </pic:nvPicPr>
                   <pic:blipFill>
-                    <a:blip r:embed="rId32"/>
+                    <a:blip r:embed="rId8"/>
                     <a:stretch>
                       <a:fillRect/>
                     </a:stretch>
@@ -4549,6 +4125,7 @@
           <w:rFonts w:ascii="Georgia Pro" w:eastAsia="Georgia Pro" w:hAnsi="Georgia Pro" w:cs="Georgia Pro"/>
           <w:color w:val="000000" w:themeColor="text1"/>
         </w:rPr>
+        <w:lastRenderedPageBreak/>
         <w:pict w14:anchorId="2CA53CE3">
           <v:rect id="_x0000_i1035" style="width:0;height:1.5pt" o:hralign="center" o:hrstd="t" o:hr="t" fillcolor="#a0a0a0" stroked="f"/>
         </w:pict>
@@ -4582,7 +4159,6 @@
           <w:bCs/>
           <w:color w:val="000000" w:themeColor="text1"/>
         </w:rPr>
-        <w:lastRenderedPageBreak/>
         <w:t>Step 6: Pull Sample NGINX Image</w:t>
       </w:r>
     </w:p>
@@ -4603,6 +4179,22 @@
           <w:color w:val="000000" w:themeColor="text1"/>
         </w:rPr>
       </w:pPr>
+      <w:proofErr w:type="spellStart"/>
+      <w:r>
+        <w:rPr>
+          <w:rFonts w:ascii="Georgia Pro" w:eastAsia="Georgia Pro" w:hAnsi="Georgia Pro" w:cs="Georgia Pro"/>
+          <w:color w:val="000000" w:themeColor="text1"/>
+        </w:rPr>
+        <w:t>sudo</w:t>
+      </w:r>
+      <w:proofErr w:type="spellEnd"/>
+      <w:r>
+        <w:rPr>
+          <w:rFonts w:ascii="Georgia Pro" w:eastAsia="Georgia Pro" w:hAnsi="Georgia Pro" w:cs="Georgia Pro"/>
+          <w:color w:val="000000" w:themeColor="text1"/>
+        </w:rPr>
+        <w:t xml:space="preserve"> </w:t>
+      </w:r>
       <w:r>
         <w:rPr>
           <w:rFonts w:ascii="Georgia Pro" w:eastAsia="Georgia Pro" w:hAnsi="Georgia Pro" w:cs="Georgia Pro"/>
@@ -4666,25 +4258,42 @@
           <w:color w:val="000000" w:themeColor="text1"/>
         </w:rPr>
       </w:pPr>
-      <w:r>
-        <w:rPr>
-          <w:rFonts w:ascii="Georgia Pro" w:eastAsia="Georgia Pro" w:hAnsi="Georgia Pro" w:cs="Georgia Pro"/>
-          <w:color w:val="000000" w:themeColor="text1"/>
-        </w:rPr>
-        <w:t>docker tag nginx \</w:t>
-      </w:r>
-      <w:r>
-        <w:rPr>
-          <w:rFonts w:ascii="Georgia Pro" w:eastAsia="Georgia Pro" w:hAnsi="Georgia Pro" w:cs="Georgia Pro"/>
-          <w:color w:val="000000" w:themeColor="text1"/>
-        </w:rPr>
-        <w:br/>
+      <w:proofErr w:type="spellStart"/>
+      <w:r>
+        <w:rPr>
+          <w:rFonts w:ascii="Georgia Pro" w:eastAsia="Georgia Pro" w:hAnsi="Georgia Pro" w:cs="Georgia Pro"/>
+          <w:color w:val="000000" w:themeColor="text1"/>
+        </w:rPr>
+        <w:t>sudo</w:t>
+      </w:r>
+      <w:proofErr w:type="spellEnd"/>
+      <w:r>
+        <w:rPr>
+          <w:rFonts w:ascii="Georgia Pro" w:eastAsia="Georgia Pro" w:hAnsi="Georgia Pro" w:cs="Georgia Pro"/>
+          <w:color w:val="000000" w:themeColor="text1"/>
+        </w:rPr>
+        <w:t xml:space="preserve"> </w:t>
+      </w:r>
+      <w:r>
+        <w:rPr>
+          <w:rFonts w:ascii="Georgia Pro" w:eastAsia="Georgia Pro" w:hAnsi="Georgia Pro" w:cs="Georgia Pro"/>
+          <w:color w:val="000000" w:themeColor="text1"/>
+        </w:rPr>
+        <w:t xml:space="preserve">docker tag nginx </w:t>
+      </w:r>
+      <w:r>
+        <w:rPr>
+          <w:rFonts w:ascii="Georgia Pro" w:eastAsia="Georgia Pro" w:hAnsi="Georgia Pro" w:cs="Georgia Pro"/>
+          <w:color w:val="000000" w:themeColor="text1"/>
+          <w:highlight w:val="yellow"/>
+        </w:rPr>
         <w:t>mysecureacr2026</w:t>
       </w:r>
       <w:r>
         <w:rPr>
           <w:rFonts w:ascii="Georgia Pro" w:eastAsia="Georgia Pro" w:hAnsi="Georgia Pro" w:cs="Georgia Pro"/>
           <w:color w:val="000000" w:themeColor="text1"/>
+          <w:highlight w:val="yellow"/>
         </w:rPr>
         <w:t>hitesh</w:t>
       </w:r>
@@ -4767,25 +4376,42 @@
           <w:color w:val="000000" w:themeColor="text1"/>
         </w:rPr>
       </w:pPr>
-      <w:r>
-        <w:rPr>
-          <w:rFonts w:ascii="Georgia Pro" w:eastAsia="Georgia Pro" w:hAnsi="Georgia Pro" w:cs="Georgia Pro"/>
-          <w:color w:val="000000" w:themeColor="text1"/>
-        </w:rPr>
-        <w:t>docker push \</w:t>
-      </w:r>
-      <w:r>
-        <w:rPr>
-          <w:rFonts w:ascii="Georgia Pro" w:eastAsia="Georgia Pro" w:hAnsi="Georgia Pro" w:cs="Georgia Pro"/>
-          <w:color w:val="000000" w:themeColor="text1"/>
-        </w:rPr>
-        <w:br/>
+      <w:proofErr w:type="spellStart"/>
+      <w:r>
+        <w:rPr>
+          <w:rFonts w:ascii="Georgia Pro" w:eastAsia="Georgia Pro" w:hAnsi="Georgia Pro" w:cs="Georgia Pro"/>
+          <w:color w:val="000000" w:themeColor="text1"/>
+        </w:rPr>
+        <w:t>sudo</w:t>
+      </w:r>
+      <w:proofErr w:type="spellEnd"/>
+      <w:r>
+        <w:rPr>
+          <w:rFonts w:ascii="Georgia Pro" w:eastAsia="Georgia Pro" w:hAnsi="Georgia Pro" w:cs="Georgia Pro"/>
+          <w:color w:val="000000" w:themeColor="text1"/>
+        </w:rPr>
+        <w:t xml:space="preserve"> </w:t>
+      </w:r>
+      <w:r>
+        <w:rPr>
+          <w:rFonts w:ascii="Georgia Pro" w:eastAsia="Georgia Pro" w:hAnsi="Georgia Pro" w:cs="Georgia Pro"/>
+          <w:color w:val="000000" w:themeColor="text1"/>
+        </w:rPr>
+        <w:t xml:space="preserve">docker push </w:t>
+      </w:r>
+      <w:r>
+        <w:rPr>
+          <w:rFonts w:ascii="Georgia Pro" w:eastAsia="Georgia Pro" w:hAnsi="Georgia Pro" w:cs="Georgia Pro"/>
+          <w:color w:val="000000" w:themeColor="text1"/>
+          <w:highlight w:val="yellow"/>
+        </w:rPr>
         <w:t>mysecureacr2026</w:t>
       </w:r>
       <w:r>
         <w:rPr>
           <w:rFonts w:ascii="Georgia Pro" w:eastAsia="Georgia Pro" w:hAnsi="Georgia Pro" w:cs="Georgia Pro"/>
           <w:color w:val="000000" w:themeColor="text1"/>
+          <w:highlight w:val="yellow"/>
         </w:rPr>
         <w:t>hitesh</w:t>
       </w:r>
@@ -4906,7 +4532,29 @@
           <w:color w:val="000000" w:themeColor="text1"/>
         </w:rPr>
         <w:br/>
-        <w:t>--name mysecureacr2026 \</w:t>
+        <w:t xml:space="preserve">--name </w:t>
+      </w:r>
+      <w:r>
+        <w:rPr>
+          <w:rFonts w:ascii="Georgia Pro" w:eastAsia="Georgia Pro" w:hAnsi="Georgia Pro" w:cs="Georgia Pro"/>
+          <w:color w:val="000000" w:themeColor="text1"/>
+          <w:highlight w:val="yellow"/>
+        </w:rPr>
+        <w:t>mysecureacr2026hitesh</w:t>
+      </w:r>
+      <w:r>
+        <w:rPr>
+          <w:rFonts w:ascii="Georgia Pro" w:eastAsia="Georgia Pro" w:hAnsi="Georgia Pro" w:cs="Georgia Pro"/>
+          <w:color w:val="000000" w:themeColor="text1"/>
+        </w:rPr>
+        <w:t xml:space="preserve"> </w:t>
+      </w:r>
+      <w:r>
+        <w:rPr>
+          <w:rFonts w:ascii="Georgia Pro" w:eastAsia="Georgia Pro" w:hAnsi="Georgia Pro" w:cs="Georgia Pro"/>
+          <w:color w:val="000000" w:themeColor="text1"/>
+        </w:rPr>
+        <w:t>\</w:t>
       </w:r>
       <w:r>
         <w:rPr>
@@ -4940,96 +4588,6 @@
           <w:color w:val="000000" w:themeColor="text1"/>
         </w:rPr>
         <w:t>Expected:</w:t>
-      </w:r>
-    </w:p>
-    <w:p>
-      <w:pPr>
-        <w:spacing w:after="0" w:line="480" w:lineRule="auto"/>
-        <w:rPr>
-          <w:rFonts w:ascii="Georgia Pro" w:eastAsia="Georgia Pro" w:hAnsi="Georgia Pro" w:cs="Georgia Pro"/>
-          <w:color w:val="000000" w:themeColor="text1"/>
-        </w:rPr>
-      </w:pPr>
-      <w:r>
-        <w:rPr>
-          <w:rFonts w:ascii="Georgia Pro" w:eastAsia="Georgia Pro" w:hAnsi="Georgia Pro" w:cs="Georgia Pro"/>
-          <w:color w:val="000000" w:themeColor="text1"/>
-        </w:rPr>
-        <w:t>nginx</w:t>
-      </w:r>
-    </w:p>
-    <w:p>
-      <w:pPr>
-        <w:spacing w:after="0" w:line="480" w:lineRule="auto"/>
-        <w:rPr>
-          <w:rFonts w:ascii="Georgia Pro" w:eastAsia="Georgia Pro" w:hAnsi="Georgia Pro" w:cs="Georgia Pro"/>
-          <w:color w:val="000000" w:themeColor="text1"/>
-        </w:rPr>
-      </w:pPr>
-      <w:r>
-        <w:rPr>
-          <w:rFonts w:ascii="Georgia Pro" w:eastAsia="Georgia Pro" w:hAnsi="Georgia Pro" w:cs="Georgia Pro"/>
-          <w:color w:val="000000" w:themeColor="text1"/>
-        </w:rPr>
-        <w:pict w14:anchorId="7BDBC31A">
-          <v:rect id="_x0000_i1039" style="width:0;height:1.5pt" o:hralign="center" o:hrstd="t" o:hr="t" fillcolor="#a0a0a0" stroked="f"/>
-        </w:pict>
-      </w:r>
-    </w:p>
-    <w:p>
-      <w:pPr>
-        <w:rPr>
-          <w:rFonts w:ascii="Georgia Pro" w:eastAsia="Georgia Pro" w:hAnsi="Georgia Pro" w:cs="Georgia Pro"/>
-          <w:b/>
-          <w:bCs/>
-          <w:color w:val="000000" w:themeColor="text1"/>
-        </w:rPr>
-      </w:pPr>
-      <w:r>
-        <w:rPr>
-          <w:rFonts w:ascii="Georgia Pro" w:eastAsia="Georgia Pro" w:hAnsi="Georgia Pro" w:cs="Georgia Pro"/>
-          <w:b/>
-          <w:bCs/>
-          <w:color w:val="000000" w:themeColor="text1"/>
-        </w:rPr>
-        <w:br w:type="page"/>
-      </w:r>
-    </w:p>
-    <w:p>
-      <w:pPr>
-        <w:spacing w:after="0" w:line="480" w:lineRule="auto"/>
-        <w:rPr>
-          <w:rFonts w:ascii="Georgia Pro" w:eastAsia="Georgia Pro" w:hAnsi="Georgia Pro" w:cs="Georgia Pro"/>
-          <w:b/>
-          <w:bCs/>
-          <w:color w:val="000000" w:themeColor="text1"/>
-        </w:rPr>
-      </w:pPr>
-      <w:r>
-        <w:rPr>
-          <w:rFonts w:ascii="Georgia Pro" w:eastAsia="Georgia Pro" w:hAnsi="Georgia Pro" w:cs="Georgia Pro"/>
-          <w:b/>
-          <w:bCs/>
-          <w:color w:val="000000" w:themeColor="text1"/>
-        </w:rPr>
-        <w:lastRenderedPageBreak/>
-        <w:t>Step 10: Create AKS Cluster</w:t>
-      </w:r>
-    </w:p>
-    <w:p>
-      <w:pPr>
-        <w:spacing w:after="0" w:line="480" w:lineRule="auto"/>
-        <w:rPr>
-          <w:rFonts w:ascii="Georgia Pro" w:eastAsia="Georgia Pro" w:hAnsi="Georgia Pro" w:cs="Georgia Pro"/>
-          <w:color w:val="000000" w:themeColor="text1"/>
-        </w:rPr>
-      </w:pPr>
-      <w:r>
-        <w:rPr>
-          <w:rFonts w:ascii="Georgia Pro" w:eastAsia="Georgia Pro" w:hAnsi="Georgia Pro" w:cs="Georgia Pro"/>
-          <w:color w:val="000000" w:themeColor="text1"/>
-        </w:rPr>
-        <w:t>This command follows lab subscription policy restrictions.</w:t>
       </w:r>
     </w:p>
     <w:p>
@@ -5049,213 +4607,34 @@
           <w:color w:val="000000" w:themeColor="text1"/>
         </w:rPr>
       </w:pPr>
-      <w:proofErr w:type="spellStart"/>
-      <w:r>
-        <w:rPr>
-          <w:rFonts w:ascii="Georgia Pro" w:eastAsia="Georgia Pro" w:hAnsi="Georgia Pro" w:cs="Georgia Pro"/>
-          <w:color w:val="000000" w:themeColor="text1"/>
-        </w:rPr>
-        <w:t>az</w:t>
-      </w:r>
-      <w:proofErr w:type="spellEnd"/>
-      <w:r>
-        <w:rPr>
-          <w:rFonts w:ascii="Georgia Pro" w:eastAsia="Georgia Pro" w:hAnsi="Georgia Pro" w:cs="Georgia Pro"/>
-          <w:color w:val="000000" w:themeColor="text1"/>
-        </w:rPr>
-        <w:t xml:space="preserve"> </w:t>
-      </w:r>
-      <w:proofErr w:type="spellStart"/>
-      <w:r>
-        <w:rPr>
-          <w:rFonts w:ascii="Georgia Pro" w:eastAsia="Georgia Pro" w:hAnsi="Georgia Pro" w:cs="Georgia Pro"/>
-          <w:color w:val="000000" w:themeColor="text1"/>
-        </w:rPr>
-        <w:t>aks</w:t>
-      </w:r>
-      <w:proofErr w:type="spellEnd"/>
-      <w:r>
-        <w:rPr>
-          <w:rFonts w:ascii="Georgia Pro" w:eastAsia="Georgia Pro" w:hAnsi="Georgia Pro" w:cs="Georgia Pro"/>
-          <w:color w:val="000000" w:themeColor="text1"/>
-        </w:rPr>
-        <w:t xml:space="preserve"> create \</w:t>
-      </w:r>
-      <w:r>
-        <w:rPr>
-          <w:rFonts w:ascii="Georgia Pro" w:eastAsia="Georgia Pro" w:hAnsi="Georgia Pro" w:cs="Georgia Pro"/>
-          <w:color w:val="000000" w:themeColor="text1"/>
-        </w:rPr>
-        <w:br/>
-        <w:t xml:space="preserve">--resource-group </w:t>
-      </w:r>
-      <w:proofErr w:type="spellStart"/>
-      <w:r>
-        <w:rPr>
-          <w:rFonts w:ascii="Georgia Pro" w:eastAsia="Georgia Pro" w:hAnsi="Georgia Pro" w:cs="Georgia Pro"/>
-          <w:color w:val="000000" w:themeColor="text1"/>
-        </w:rPr>
-        <w:t>rg-acr-aks</w:t>
-      </w:r>
-      <w:proofErr w:type="spellEnd"/>
-      <w:r>
-        <w:rPr>
-          <w:rFonts w:ascii="Georgia Pro" w:eastAsia="Georgia Pro" w:hAnsi="Georgia Pro" w:cs="Georgia Pro"/>
-          <w:color w:val="000000" w:themeColor="text1"/>
-        </w:rPr>
-        <w:t xml:space="preserve"> \</w:t>
-      </w:r>
-      <w:r>
-        <w:rPr>
-          <w:rFonts w:ascii="Georgia Pro" w:eastAsia="Georgia Pro" w:hAnsi="Georgia Pro" w:cs="Georgia Pro"/>
-          <w:color w:val="000000" w:themeColor="text1"/>
-        </w:rPr>
-        <w:br/>
-        <w:t xml:space="preserve">--name </w:t>
-      </w:r>
-      <w:proofErr w:type="spellStart"/>
-      <w:r>
-        <w:rPr>
-          <w:rFonts w:ascii="Georgia Pro" w:eastAsia="Georgia Pro" w:hAnsi="Georgia Pro" w:cs="Georgia Pro"/>
-          <w:color w:val="000000" w:themeColor="text1"/>
-        </w:rPr>
-        <w:t>aks</w:t>
-      </w:r>
-      <w:proofErr w:type="spellEnd"/>
-      <w:r>
-        <w:rPr>
-          <w:rFonts w:ascii="Georgia Pro" w:eastAsia="Georgia Pro" w:hAnsi="Georgia Pro" w:cs="Georgia Pro"/>
-          <w:color w:val="000000" w:themeColor="text1"/>
-        </w:rPr>
-        <w:t>-secure-cluster \</w:t>
-      </w:r>
-      <w:r>
-        <w:rPr>
-          <w:rFonts w:ascii="Georgia Pro" w:eastAsia="Georgia Pro" w:hAnsi="Georgia Pro" w:cs="Georgia Pro"/>
-          <w:color w:val="000000" w:themeColor="text1"/>
-        </w:rPr>
-        <w:br/>
-        <w:t>--node-count 1 \</w:t>
-      </w:r>
-      <w:r>
-        <w:rPr>
-          <w:rFonts w:ascii="Georgia Pro" w:eastAsia="Georgia Pro" w:hAnsi="Georgia Pro" w:cs="Georgia Pro"/>
-          <w:color w:val="000000" w:themeColor="text1"/>
-        </w:rPr>
-        <w:br/>
-        <w:t>--node-</w:t>
-      </w:r>
-      <w:proofErr w:type="spellStart"/>
-      <w:r>
-        <w:rPr>
-          <w:rFonts w:ascii="Georgia Pro" w:eastAsia="Georgia Pro" w:hAnsi="Georgia Pro" w:cs="Georgia Pro"/>
-          <w:color w:val="000000" w:themeColor="text1"/>
-        </w:rPr>
-        <w:t>vm</w:t>
-      </w:r>
-      <w:proofErr w:type="spellEnd"/>
-      <w:r>
-        <w:rPr>
-          <w:rFonts w:ascii="Georgia Pro" w:eastAsia="Georgia Pro" w:hAnsi="Georgia Pro" w:cs="Georgia Pro"/>
-          <w:color w:val="000000" w:themeColor="text1"/>
-        </w:rPr>
-        <w:t>-size Standard_B2s \</w:t>
-      </w:r>
-      <w:r>
-        <w:rPr>
-          <w:rFonts w:ascii="Georgia Pro" w:eastAsia="Georgia Pro" w:hAnsi="Georgia Pro" w:cs="Georgia Pro"/>
-          <w:color w:val="000000" w:themeColor="text1"/>
-        </w:rPr>
-        <w:br/>
-        <w:t>--</w:t>
-      </w:r>
-      <w:proofErr w:type="spellStart"/>
-      <w:r>
-        <w:rPr>
-          <w:rFonts w:ascii="Georgia Pro" w:eastAsia="Georgia Pro" w:hAnsi="Georgia Pro" w:cs="Georgia Pro"/>
-          <w:color w:val="000000" w:themeColor="text1"/>
-        </w:rPr>
-        <w:t>nodepool</w:t>
-      </w:r>
-      <w:proofErr w:type="spellEnd"/>
-      <w:r>
-        <w:rPr>
-          <w:rFonts w:ascii="Georgia Pro" w:eastAsia="Georgia Pro" w:hAnsi="Georgia Pro" w:cs="Georgia Pro"/>
-          <w:color w:val="000000" w:themeColor="text1"/>
-        </w:rPr>
-        <w:t xml:space="preserve">-name </w:t>
-      </w:r>
-      <w:proofErr w:type="spellStart"/>
-      <w:r>
-        <w:rPr>
-          <w:rFonts w:ascii="Georgia Pro" w:eastAsia="Georgia Pro" w:hAnsi="Georgia Pro" w:cs="Georgia Pro"/>
-          <w:color w:val="000000" w:themeColor="text1"/>
-        </w:rPr>
-        <w:t>agentpool</w:t>
-      </w:r>
-      <w:proofErr w:type="spellEnd"/>
-      <w:r>
-        <w:rPr>
-          <w:rFonts w:ascii="Georgia Pro" w:eastAsia="Georgia Pro" w:hAnsi="Georgia Pro" w:cs="Georgia Pro"/>
-          <w:color w:val="000000" w:themeColor="text1"/>
-        </w:rPr>
-        <w:t xml:space="preserve"> \</w:t>
-      </w:r>
-      <w:r>
-        <w:rPr>
-          <w:rFonts w:ascii="Georgia Pro" w:eastAsia="Georgia Pro" w:hAnsi="Georgia Pro" w:cs="Georgia Pro"/>
-          <w:color w:val="000000" w:themeColor="text1"/>
-        </w:rPr>
-        <w:br/>
-        <w:t>--generate-ssh-keys</w:t>
-      </w:r>
-    </w:p>
-    <w:p>
-      <w:pPr>
-        <w:spacing w:after="0" w:line="480" w:lineRule="auto"/>
-        <w:rPr>
-          <w:rFonts w:ascii="Georgia Pro" w:eastAsia="Georgia Pro" w:hAnsi="Georgia Pro" w:cs="Georgia Pro"/>
-          <w:color w:val="000000" w:themeColor="text1"/>
-        </w:rPr>
-      </w:pPr>
-    </w:p>
-    <w:p>
-      <w:pPr>
-        <w:spacing w:after="0" w:line="480" w:lineRule="auto"/>
-        <w:rPr>
-          <w:rFonts w:ascii="Georgia Pro" w:eastAsia="Georgia Pro" w:hAnsi="Georgia Pro" w:cs="Georgia Pro"/>
-          <w:color w:val="000000" w:themeColor="text1"/>
-        </w:rPr>
-      </w:pPr>
-      <w:r>
-        <w:rPr>
-          <w:rFonts w:ascii="Georgia Pro" w:eastAsia="Georgia Pro" w:hAnsi="Georgia Pro" w:cs="Georgia Pro"/>
-          <w:color w:val="000000" w:themeColor="text1"/>
-        </w:rPr>
-        <w:t>Wait 5–10 minutes.</w:t>
-      </w:r>
-    </w:p>
-    <w:p>
-      <w:pPr>
-        <w:spacing w:after="0" w:line="480" w:lineRule="auto"/>
-        <w:rPr>
-          <w:rFonts w:ascii="Georgia Pro" w:eastAsia="Georgia Pro" w:hAnsi="Georgia Pro" w:cs="Georgia Pro"/>
-          <w:color w:val="000000" w:themeColor="text1"/>
-        </w:rPr>
-      </w:pPr>
-      <w:r>
-        <w:rPr>
-          <w:rFonts w:ascii="Georgia Pro" w:eastAsia="Georgia Pro" w:hAnsi="Georgia Pro" w:cs="Georgia Pro"/>
-          <w:color w:val="000000" w:themeColor="text1"/>
-        </w:rPr>
-        <w:pict w14:anchorId="38D8B528">
-          <v:rect id="_x0000_i1040" style="width:0;height:1.5pt" o:hralign="center" o:hrstd="t" o:hr="t" fillcolor="#a0a0a0" stroked="f"/>
+      <w:r>
+        <w:rPr>
+          <w:rFonts w:ascii="Georgia Pro" w:eastAsia="Georgia Pro" w:hAnsi="Georgia Pro" w:cs="Georgia Pro"/>
+          <w:color w:val="000000" w:themeColor="text1"/>
+        </w:rPr>
+        <w:t>nginx</w:t>
+      </w:r>
+    </w:p>
+    <w:p>
+      <w:pPr>
+        <w:spacing w:after="0" w:line="480" w:lineRule="auto"/>
+        <w:rPr>
+          <w:rFonts w:ascii="Georgia Pro" w:eastAsia="Georgia Pro" w:hAnsi="Georgia Pro" w:cs="Georgia Pro"/>
+          <w:color w:val="000000" w:themeColor="text1"/>
+        </w:rPr>
+      </w:pPr>
+      <w:r>
+        <w:rPr>
+          <w:rFonts w:ascii="Georgia Pro" w:eastAsia="Georgia Pro" w:hAnsi="Georgia Pro" w:cs="Georgia Pro"/>
+          <w:color w:val="000000" w:themeColor="text1"/>
+        </w:rPr>
+        <w:pict w14:anchorId="7BDBC31A">
+          <v:rect id="_x0000_i1039" style="width:0;height:1.5pt" o:hralign="center" o:hrstd="t" o:hr="t" fillcolor="#a0a0a0" stroked="f"/>
         </w:pict>
       </w:r>
     </w:p>
     <w:p>
       <w:pPr>
-        <w:spacing w:after="0" w:line="480" w:lineRule="auto"/>
         <w:rPr>
           <w:rFonts w:ascii="Georgia Pro" w:eastAsia="Georgia Pro" w:hAnsi="Georgia Pro" w:cs="Georgia Pro"/>
           <w:b/>
@@ -5270,19 +4649,19 @@
           <w:bCs/>
           <w:color w:val="000000" w:themeColor="text1"/>
         </w:rPr>
-        <w:t xml:space="preserve">Step 11: Connect </w:t>
-      </w:r>
-      <w:proofErr w:type="spellStart"/>
-      <w:r>
+        <w:br w:type="page"/>
+      </w:r>
+    </w:p>
+    <w:p>
+      <w:pPr>
+        <w:spacing w:after="0" w:line="480" w:lineRule="auto"/>
         <w:rPr>
           <w:rFonts w:ascii="Georgia Pro" w:eastAsia="Georgia Pro" w:hAnsi="Georgia Pro" w:cs="Georgia Pro"/>
           <w:b/>
           <w:bCs/>
           <w:color w:val="000000" w:themeColor="text1"/>
         </w:rPr>
-        <w:t>kubectl</w:t>
-      </w:r>
-      <w:proofErr w:type="spellEnd"/>
+      </w:pPr>
       <w:r>
         <w:rPr>
           <w:rFonts w:ascii="Georgia Pro" w:eastAsia="Georgia Pro" w:hAnsi="Georgia Pro" w:cs="Georgia Pro"/>
@@ -5290,7 +4669,24 @@
           <w:bCs/>
           <w:color w:val="000000" w:themeColor="text1"/>
         </w:rPr>
-        <w:t xml:space="preserve"> to AKS</w:t>
+        <w:lastRenderedPageBreak/>
+        <w:t>Step 10: Create AKS Cluster</w:t>
+      </w:r>
+    </w:p>
+    <w:p>
+      <w:pPr>
+        <w:spacing w:after="0" w:line="480" w:lineRule="auto"/>
+        <w:rPr>
+          <w:rFonts w:ascii="Georgia Pro" w:eastAsia="Georgia Pro" w:hAnsi="Georgia Pro" w:cs="Georgia Pro"/>
+          <w:color w:val="000000" w:themeColor="text1"/>
+        </w:rPr>
+      </w:pPr>
+      <w:r>
+        <w:rPr>
+          <w:rFonts w:ascii="Georgia Pro" w:eastAsia="Georgia Pro" w:hAnsi="Georgia Pro" w:cs="Georgia Pro"/>
+          <w:color w:val="000000" w:themeColor="text1"/>
+        </w:rPr>
+        <w:t>This command follows lab subscription policy restrictions.</w:t>
       </w:r>
     </w:p>
     <w:p>
@@ -5340,7 +4736,7 @@
           <w:rFonts w:ascii="Georgia Pro" w:eastAsia="Georgia Pro" w:hAnsi="Georgia Pro" w:cs="Georgia Pro"/>
           <w:color w:val="000000" w:themeColor="text1"/>
         </w:rPr>
-        <w:t xml:space="preserve"> get-credentials \</w:t>
+        <w:t xml:space="preserve"> create \</w:t>
       </w:r>
       <w:r>
         <w:rPr>
@@ -5388,24 +4784,129 @@
           <w:rFonts w:ascii="Georgia Pro" w:eastAsia="Georgia Pro" w:hAnsi="Georgia Pro" w:cs="Georgia Pro"/>
           <w:color w:val="000000" w:themeColor="text1"/>
         </w:rPr>
-        <w:t>-secure-cluster</w:t>
-      </w:r>
-    </w:p>
-    <w:p>
-      <w:pPr>
-        <w:spacing w:after="0" w:line="480" w:lineRule="auto"/>
-        <w:rPr>
-          <w:rFonts w:ascii="Georgia Pro" w:eastAsia="Georgia Pro" w:hAnsi="Georgia Pro" w:cs="Georgia Pro"/>
-          <w:color w:val="000000" w:themeColor="text1"/>
-        </w:rPr>
-      </w:pPr>
-      <w:r>
-        <w:rPr>
-          <w:rFonts w:ascii="Georgia Pro" w:eastAsia="Georgia Pro" w:hAnsi="Georgia Pro" w:cs="Georgia Pro"/>
-          <w:color w:val="000000" w:themeColor="text1"/>
-        </w:rPr>
-        <w:pict w14:anchorId="6CAA8AFB">
-          <v:rect id="_x0000_i1041" style="width:0;height:1.5pt" o:hralign="center" o:hrstd="t" o:hr="t" fillcolor="#a0a0a0" stroked="f"/>
+        <w:t>-secure-cluster \</w:t>
+      </w:r>
+      <w:r>
+        <w:rPr>
+          <w:rFonts w:ascii="Georgia Pro" w:eastAsia="Georgia Pro" w:hAnsi="Georgia Pro" w:cs="Georgia Pro"/>
+          <w:color w:val="000000" w:themeColor="text1"/>
+        </w:rPr>
+        <w:br/>
+        <w:t>--node-count 1 \</w:t>
+      </w:r>
+      <w:r>
+        <w:rPr>
+          <w:rFonts w:ascii="Georgia Pro" w:eastAsia="Georgia Pro" w:hAnsi="Georgia Pro" w:cs="Georgia Pro"/>
+          <w:color w:val="000000" w:themeColor="text1"/>
+        </w:rPr>
+        <w:br/>
+        <w:t>--node-</w:t>
+      </w:r>
+      <w:proofErr w:type="spellStart"/>
+      <w:r>
+        <w:rPr>
+          <w:rFonts w:ascii="Georgia Pro" w:eastAsia="Georgia Pro" w:hAnsi="Georgia Pro" w:cs="Georgia Pro"/>
+          <w:color w:val="000000" w:themeColor="text1"/>
+        </w:rPr>
+        <w:t>vm</w:t>
+      </w:r>
+      <w:proofErr w:type="spellEnd"/>
+      <w:r>
+        <w:rPr>
+          <w:rFonts w:ascii="Georgia Pro" w:eastAsia="Georgia Pro" w:hAnsi="Georgia Pro" w:cs="Georgia Pro"/>
+          <w:color w:val="000000" w:themeColor="text1"/>
+        </w:rPr>
+        <w:t>-size Standard_B2s \</w:t>
+      </w:r>
+      <w:r>
+        <w:rPr>
+          <w:rFonts w:ascii="Georgia Pro" w:eastAsia="Georgia Pro" w:hAnsi="Georgia Pro" w:cs="Georgia Pro"/>
+          <w:color w:val="000000" w:themeColor="text1"/>
+        </w:rPr>
+        <w:br/>
+        <w:t>--</w:t>
+      </w:r>
+      <w:proofErr w:type="spellStart"/>
+      <w:r>
+        <w:rPr>
+          <w:rFonts w:ascii="Georgia Pro" w:eastAsia="Georgia Pro" w:hAnsi="Georgia Pro" w:cs="Georgia Pro"/>
+          <w:color w:val="000000" w:themeColor="text1"/>
+        </w:rPr>
+        <w:t>nodepool</w:t>
+      </w:r>
+      <w:proofErr w:type="spellEnd"/>
+      <w:r>
+        <w:rPr>
+          <w:rFonts w:ascii="Georgia Pro" w:eastAsia="Georgia Pro" w:hAnsi="Georgia Pro" w:cs="Georgia Pro"/>
+          <w:color w:val="000000" w:themeColor="text1"/>
+        </w:rPr>
+        <w:t xml:space="preserve">-name </w:t>
+      </w:r>
+      <w:proofErr w:type="spellStart"/>
+      <w:r>
+        <w:rPr>
+          <w:rFonts w:ascii="Georgia Pro" w:eastAsia="Georgia Pro" w:hAnsi="Georgia Pro" w:cs="Georgia Pro"/>
+          <w:color w:val="000000" w:themeColor="text1"/>
+        </w:rPr>
+        <w:t>agentpool</w:t>
+      </w:r>
+      <w:proofErr w:type="spellEnd"/>
+      <w:r>
+        <w:rPr>
+          <w:rFonts w:ascii="Georgia Pro" w:eastAsia="Georgia Pro" w:hAnsi="Georgia Pro" w:cs="Georgia Pro"/>
+          <w:color w:val="000000" w:themeColor="text1"/>
+        </w:rPr>
+        <w:t xml:space="preserve"> \</w:t>
+      </w:r>
+      <w:r>
+        <w:rPr>
+          <w:rFonts w:ascii="Georgia Pro" w:eastAsia="Georgia Pro" w:hAnsi="Georgia Pro" w:cs="Georgia Pro"/>
+          <w:color w:val="000000" w:themeColor="text1"/>
+        </w:rPr>
+        <w:br/>
+        <w:t>--generate-ssh-keys</w:t>
+      </w:r>
+    </w:p>
+    <w:p>
+      <w:pPr>
+        <w:spacing w:after="0" w:line="480" w:lineRule="auto"/>
+        <w:rPr>
+          <w:rFonts w:ascii="Georgia Pro" w:eastAsia="Georgia Pro" w:hAnsi="Georgia Pro" w:cs="Georgia Pro"/>
+          <w:color w:val="000000" w:themeColor="text1"/>
+        </w:rPr>
+      </w:pPr>
+    </w:p>
+    <w:p>
+      <w:pPr>
+        <w:spacing w:after="0" w:line="480" w:lineRule="auto"/>
+        <w:rPr>
+          <w:rFonts w:ascii="Georgia Pro" w:eastAsia="Georgia Pro" w:hAnsi="Georgia Pro" w:cs="Georgia Pro"/>
+          <w:color w:val="000000" w:themeColor="text1"/>
+        </w:rPr>
+      </w:pPr>
+      <w:r>
+        <w:rPr>
+          <w:rFonts w:ascii="Georgia Pro" w:eastAsia="Georgia Pro" w:hAnsi="Georgia Pro" w:cs="Georgia Pro"/>
+          <w:color w:val="000000" w:themeColor="text1"/>
+        </w:rPr>
+        <w:t>Wait 5–10 minutes.</w:t>
+      </w:r>
+    </w:p>
+    <w:p>
+      <w:pPr>
+        <w:spacing w:after="0" w:line="480" w:lineRule="auto"/>
+        <w:rPr>
+          <w:rFonts w:ascii="Georgia Pro" w:eastAsia="Georgia Pro" w:hAnsi="Georgia Pro" w:cs="Georgia Pro"/>
+          <w:color w:val="000000" w:themeColor="text1"/>
+        </w:rPr>
+      </w:pPr>
+      <w:r>
+        <w:rPr>
+          <w:rFonts w:ascii="Georgia Pro" w:eastAsia="Georgia Pro" w:hAnsi="Georgia Pro" w:cs="Georgia Pro"/>
+          <w:color w:val="000000" w:themeColor="text1"/>
+        </w:rPr>
+        <w:pict w14:anchorId="38D8B528">
+          <v:rect id="_x0000_i1040" style="width:0;height:1.5pt" o:hralign="center" o:hrstd="t" o:hr="t" fillcolor="#a0a0a0" stroked="f"/>
         </w:pict>
       </w:r>
     </w:p>
@@ -5426,7 +4927,27 @@
           <w:bCs/>
           <w:color w:val="000000" w:themeColor="text1"/>
         </w:rPr>
-        <w:t>Step 12: Verify AKS Cluster</w:t>
+        <w:t xml:space="preserve">Step 11: Connect </w:t>
+      </w:r>
+      <w:proofErr w:type="spellStart"/>
+      <w:r>
+        <w:rPr>
+          <w:rFonts w:ascii="Georgia Pro" w:eastAsia="Georgia Pro" w:hAnsi="Georgia Pro" w:cs="Georgia Pro"/>
+          <w:b/>
+          <w:bCs/>
+          <w:color w:val="000000" w:themeColor="text1"/>
+        </w:rPr>
+        <w:t>kubectl</w:t>
+      </w:r>
+      <w:proofErr w:type="spellEnd"/>
+      <w:r>
+        <w:rPr>
+          <w:rFonts w:ascii="Georgia Pro" w:eastAsia="Georgia Pro" w:hAnsi="Georgia Pro" w:cs="Georgia Pro"/>
+          <w:b/>
+          <w:bCs/>
+          <w:color w:val="000000" w:themeColor="text1"/>
+        </w:rPr>
+        <w:t xml:space="preserve"> to AKS</w:t>
       </w:r>
     </w:p>
     <w:p>
@@ -5452,7 +4973,7 @@
           <w:rFonts w:ascii="Georgia Pro" w:eastAsia="Georgia Pro" w:hAnsi="Georgia Pro" w:cs="Georgia Pro"/>
           <w:color w:val="000000" w:themeColor="text1"/>
         </w:rPr>
-        <w:t>kubectl</w:t>
+        <w:t>az</w:t>
       </w:r>
       <w:proofErr w:type="spellEnd"/>
       <w:r>
@@ -5460,70 +4981,94 @@
           <w:rFonts w:ascii="Georgia Pro" w:eastAsia="Georgia Pro" w:hAnsi="Georgia Pro" w:cs="Georgia Pro"/>
           <w:color w:val="000000" w:themeColor="text1"/>
         </w:rPr>
-        <w:t xml:space="preserve"> get nodes</w:t>
-      </w:r>
-    </w:p>
-    <w:p>
-      <w:pPr>
-        <w:spacing w:after="0" w:line="480" w:lineRule="auto"/>
-        <w:rPr>
-          <w:rFonts w:ascii="Georgia Pro" w:eastAsia="Georgia Pro" w:hAnsi="Georgia Pro" w:cs="Georgia Pro"/>
-          <w:color w:val="000000" w:themeColor="text1"/>
-        </w:rPr>
-      </w:pPr>
-    </w:p>
-    <w:p>
-      <w:pPr>
-        <w:spacing w:after="0" w:line="480" w:lineRule="auto"/>
-        <w:rPr>
-          <w:rFonts w:ascii="Georgia Pro" w:eastAsia="Georgia Pro" w:hAnsi="Georgia Pro" w:cs="Georgia Pro"/>
-          <w:color w:val="000000" w:themeColor="text1"/>
-        </w:rPr>
-      </w:pPr>
-      <w:r>
-        <w:rPr>
-          <w:rFonts w:ascii="Georgia Pro" w:eastAsia="Georgia Pro" w:hAnsi="Georgia Pro" w:cs="Georgia Pro"/>
-          <w:color w:val="000000" w:themeColor="text1"/>
-        </w:rPr>
-        <w:t>Expected:</w:t>
-      </w:r>
-    </w:p>
-    <w:p>
-      <w:pPr>
-        <w:spacing w:after="0" w:line="480" w:lineRule="auto"/>
-        <w:rPr>
-          <w:rFonts w:ascii="Georgia Pro" w:eastAsia="Georgia Pro" w:hAnsi="Georgia Pro" w:cs="Georgia Pro"/>
-          <w:color w:val="000000" w:themeColor="text1"/>
-        </w:rPr>
-      </w:pPr>
-      <w:r>
-        <w:rPr>
-          <w:rFonts w:ascii="Georgia Pro" w:eastAsia="Georgia Pro" w:hAnsi="Georgia Pro" w:cs="Georgia Pro"/>
-          <w:color w:val="000000" w:themeColor="text1"/>
-        </w:rPr>
-        <w:t>Ready</w:t>
-      </w:r>
-    </w:p>
-    <w:p>
-      <w:pPr>
-        <w:spacing w:after="0" w:line="480" w:lineRule="auto"/>
-        <w:rPr>
-          <w:rFonts w:ascii="Georgia Pro" w:eastAsia="Georgia Pro" w:hAnsi="Georgia Pro" w:cs="Georgia Pro"/>
-          <w:color w:val="000000" w:themeColor="text1"/>
-        </w:rPr>
-      </w:pPr>
-      <w:r>
-        <w:rPr>
-          <w:rFonts w:ascii="Georgia Pro" w:eastAsia="Georgia Pro" w:hAnsi="Georgia Pro" w:cs="Georgia Pro"/>
-          <w:color w:val="000000" w:themeColor="text1"/>
-        </w:rPr>
-        <w:pict w14:anchorId="65A2BC03">
-          <v:rect id="_x0000_i1042" style="width:0;height:1.5pt" o:hralign="center" o:hrstd="t" o:hr="t" fillcolor="#a0a0a0" stroked="f"/>
+        <w:t xml:space="preserve"> </w:t>
+      </w:r>
+      <w:proofErr w:type="spellStart"/>
+      <w:r>
+        <w:rPr>
+          <w:rFonts w:ascii="Georgia Pro" w:eastAsia="Georgia Pro" w:hAnsi="Georgia Pro" w:cs="Georgia Pro"/>
+          <w:color w:val="000000" w:themeColor="text1"/>
+        </w:rPr>
+        <w:t>aks</w:t>
+      </w:r>
+      <w:proofErr w:type="spellEnd"/>
+      <w:r>
+        <w:rPr>
+          <w:rFonts w:ascii="Georgia Pro" w:eastAsia="Georgia Pro" w:hAnsi="Georgia Pro" w:cs="Georgia Pro"/>
+          <w:color w:val="000000" w:themeColor="text1"/>
+        </w:rPr>
+        <w:t xml:space="preserve"> get-credentials \</w:t>
+      </w:r>
+      <w:r>
+        <w:rPr>
+          <w:rFonts w:ascii="Georgia Pro" w:eastAsia="Georgia Pro" w:hAnsi="Georgia Pro" w:cs="Georgia Pro"/>
+          <w:color w:val="000000" w:themeColor="text1"/>
+        </w:rPr>
+        <w:br/>
+        <w:t xml:space="preserve">--resource-group </w:t>
+      </w:r>
+      <w:proofErr w:type="spellStart"/>
+      <w:r>
+        <w:rPr>
+          <w:rFonts w:ascii="Georgia Pro" w:eastAsia="Georgia Pro" w:hAnsi="Georgia Pro" w:cs="Georgia Pro"/>
+          <w:color w:val="000000" w:themeColor="text1"/>
+        </w:rPr>
+        <w:t>rg-acr-aks</w:t>
+      </w:r>
+      <w:proofErr w:type="spellEnd"/>
+      <w:r>
+        <w:rPr>
+          <w:rFonts w:ascii="Georgia Pro" w:eastAsia="Georgia Pro" w:hAnsi="Georgia Pro" w:cs="Georgia Pro"/>
+          <w:color w:val="000000" w:themeColor="text1"/>
+        </w:rPr>
+        <w:t xml:space="preserve"> \</w:t>
+      </w:r>
+      <w:r>
+        <w:rPr>
+          <w:rFonts w:ascii="Georgia Pro" w:eastAsia="Georgia Pro" w:hAnsi="Georgia Pro" w:cs="Georgia Pro"/>
+          <w:color w:val="000000" w:themeColor="text1"/>
+        </w:rPr>
+        <w:br/>
+        <w:t xml:space="preserve">--name </w:t>
+      </w:r>
+      <w:proofErr w:type="spellStart"/>
+      <w:r>
+        <w:rPr>
+          <w:rFonts w:ascii="Georgia Pro" w:eastAsia="Georgia Pro" w:hAnsi="Georgia Pro" w:cs="Georgia Pro"/>
+          <w:color w:val="000000" w:themeColor="text1"/>
+        </w:rPr>
+        <w:t>aks</w:t>
+      </w:r>
+      <w:proofErr w:type="spellEnd"/>
+      <w:r>
+        <w:rPr>
+          <w:rFonts w:ascii="Georgia Pro" w:eastAsia="Georgia Pro" w:hAnsi="Georgia Pro" w:cs="Georgia Pro"/>
+          <w:color w:val="000000" w:themeColor="text1"/>
+        </w:rPr>
+        <w:t>-secure-cluster</w:t>
+      </w:r>
+    </w:p>
+    <w:p>
+      <w:pPr>
+        <w:spacing w:after="0" w:line="480" w:lineRule="auto"/>
+        <w:rPr>
+          <w:rFonts w:ascii="Georgia Pro" w:eastAsia="Georgia Pro" w:hAnsi="Georgia Pro" w:cs="Georgia Pro"/>
+          <w:color w:val="000000" w:themeColor="text1"/>
+        </w:rPr>
+      </w:pPr>
+      <w:r>
+        <w:rPr>
+          <w:rFonts w:ascii="Georgia Pro" w:eastAsia="Georgia Pro" w:hAnsi="Georgia Pro" w:cs="Georgia Pro"/>
+          <w:color w:val="000000" w:themeColor="text1"/>
+        </w:rPr>
+        <w:pict w14:anchorId="6CAA8AFB">
+          <v:rect id="_x0000_i1041" style="width:0;height:1.5pt" o:hralign="center" o:hrstd="t" o:hr="t" fillcolor="#a0a0a0" stroked="f"/>
         </w:pict>
       </w:r>
     </w:p>
     <w:p>
       <w:pPr>
+        <w:spacing w:after="0" w:line="480" w:lineRule="auto"/>
         <w:rPr>
           <w:rFonts w:ascii="Georgia Pro" w:eastAsia="Georgia Pro" w:hAnsi="Georgia Pro" w:cs="Georgia Pro"/>
           <w:b/>
@@ -5538,217 +5083,7 @@
           <w:bCs/>
           <w:color w:val="000000" w:themeColor="text1"/>
         </w:rPr>
-        <w:br w:type="page"/>
-      </w:r>
-    </w:p>
-    <w:p>
-      <w:pPr>
-        <w:spacing w:after="0" w:line="480" w:lineRule="auto"/>
-        <w:rPr>
-          <w:rFonts w:ascii="Georgia Pro" w:eastAsia="Georgia Pro" w:hAnsi="Georgia Pro" w:cs="Georgia Pro"/>
-          <w:color w:val="000000" w:themeColor="text1"/>
-        </w:rPr>
-      </w:pPr>
-      <w:r>
-        <w:rPr>
-          <w:rFonts w:ascii="Georgia Pro" w:eastAsia="Georgia Pro" w:hAnsi="Georgia Pro" w:cs="Georgia Pro"/>
-          <w:color w:val="000000" w:themeColor="text1"/>
-        </w:rPr>
-        <w:lastRenderedPageBreak/>
-        <w:pict w14:anchorId="216B0B45">
-          <v:rect id="_x0000_i1044" style="width:0;height:1.5pt" o:hralign="center" o:hrstd="t" o:hr="t" fillcolor="#a0a0a0" stroked="f"/>
-        </w:pict>
-      </w:r>
-    </w:p>
-    <w:p>
-      <w:pPr>
-        <w:spacing w:after="0" w:line="480" w:lineRule="auto"/>
-        <w:rPr>
-          <w:rFonts w:ascii="Georgia Pro" w:eastAsia="Georgia Pro" w:hAnsi="Georgia Pro" w:cs="Georgia Pro"/>
-          <w:b/>
-          <w:bCs/>
-          <w:color w:val="000000" w:themeColor="text1"/>
-        </w:rPr>
-      </w:pPr>
-      <w:r>
-        <w:rPr>
-          <w:rFonts w:ascii="Georgia Pro" w:eastAsia="Georgia Pro" w:hAnsi="Georgia Pro" w:cs="Georgia Pro"/>
-          <w:b/>
-          <w:bCs/>
-          <w:color w:val="000000" w:themeColor="text1"/>
-        </w:rPr>
-        <w:t>Step 15: Create Kubernetes Secret</w:t>
-      </w:r>
-    </w:p>
-    <w:p>
-      <w:pPr>
-        <w:spacing w:after="0" w:line="480" w:lineRule="auto"/>
-        <w:rPr>
-          <w:rFonts w:ascii="Georgia Pro" w:eastAsia="Georgia Pro" w:hAnsi="Georgia Pro" w:cs="Georgia Pro"/>
-          <w:color w:val="000000" w:themeColor="text1"/>
-        </w:rPr>
-      </w:pPr>
-      <w:r>
-        <w:rPr>
-          <w:rFonts w:ascii="Georgia Pro" w:eastAsia="Georgia Pro" w:hAnsi="Georgia Pro" w:cs="Georgia Pro"/>
-          <w:color w:val="000000" w:themeColor="text1"/>
-        </w:rPr>
-        <w:t>Create secret for application credentials.</w:t>
-      </w:r>
-    </w:p>
-    <w:p>
-      <w:pPr>
-        <w:pBdr>
-          <w:top w:val="single" w:sz="4" w:space="1" w:color="auto"/>
-          <w:left w:val="single" w:sz="4" w:space="4" w:color="auto"/>
-          <w:bottom w:val="single" w:sz="4" w:space="1" w:color="auto"/>
-          <w:right w:val="single" w:sz="4" w:space="4" w:color="auto"/>
-        </w:pBdr>
-        <w:shd w:val="clear" w:color="auto" w:fill="F2F2F2" w:themeFill="background1" w:themeFillShade="F2"/>
-        <w:spacing w:after="0" w:line="480" w:lineRule="auto"/>
-        <w:rPr>
-          <w:rFonts w:ascii="Georgia Pro" w:eastAsia="Georgia Pro" w:hAnsi="Georgia Pro" w:cs="Georgia Pro"/>
-          <w:color w:val="000000" w:themeColor="text1"/>
-        </w:rPr>
-      </w:pPr>
-      <w:proofErr w:type="spellStart"/>
-      <w:r>
-        <w:rPr>
-          <w:rFonts w:ascii="Georgia Pro" w:eastAsia="Georgia Pro" w:hAnsi="Georgia Pro" w:cs="Georgia Pro"/>
-          <w:color w:val="000000" w:themeColor="text1"/>
-        </w:rPr>
-        <w:t>kubectl</w:t>
-      </w:r>
-      <w:proofErr w:type="spellEnd"/>
-      <w:r>
-        <w:rPr>
-          <w:rFonts w:ascii="Georgia Pro" w:eastAsia="Georgia Pro" w:hAnsi="Georgia Pro" w:cs="Georgia Pro"/>
-          <w:color w:val="000000" w:themeColor="text1"/>
-        </w:rPr>
-        <w:t xml:space="preserve"> create secret docker-registry </w:t>
-      </w:r>
-      <w:proofErr w:type="spellStart"/>
-      <w:r>
-        <w:rPr>
-          <w:rFonts w:ascii="Georgia Pro" w:eastAsia="Georgia Pro" w:hAnsi="Georgia Pro" w:cs="Georgia Pro"/>
-          <w:color w:val="000000" w:themeColor="text1"/>
-        </w:rPr>
-        <w:t>acr</w:t>
-      </w:r>
-      <w:proofErr w:type="spellEnd"/>
-      <w:r>
-        <w:rPr>
-          <w:rFonts w:ascii="Georgia Pro" w:eastAsia="Georgia Pro" w:hAnsi="Georgia Pro" w:cs="Georgia Pro"/>
-          <w:color w:val="000000" w:themeColor="text1"/>
-        </w:rPr>
-        <w:t>-secret \</w:t>
-      </w:r>
-    </w:p>
-    <w:p>
-      <w:pPr>
-        <w:pBdr>
-          <w:top w:val="single" w:sz="4" w:space="1" w:color="auto"/>
-          <w:left w:val="single" w:sz="4" w:space="4" w:color="auto"/>
-          <w:bottom w:val="single" w:sz="4" w:space="1" w:color="auto"/>
-          <w:right w:val="single" w:sz="4" w:space="4" w:color="auto"/>
-        </w:pBdr>
-        <w:shd w:val="clear" w:color="auto" w:fill="F2F2F2" w:themeFill="background1" w:themeFillShade="F2"/>
-        <w:spacing w:after="0" w:line="480" w:lineRule="auto"/>
-        <w:rPr>
-          <w:rFonts w:ascii="Georgia Pro" w:eastAsia="Georgia Pro" w:hAnsi="Georgia Pro" w:cs="Georgia Pro"/>
-          <w:color w:val="000000" w:themeColor="text1"/>
-        </w:rPr>
-      </w:pPr>
-      <w:r>
-        <w:rPr>
-          <w:rFonts w:ascii="Georgia Pro" w:eastAsia="Georgia Pro" w:hAnsi="Georgia Pro" w:cs="Georgia Pro"/>
-          <w:color w:val="000000" w:themeColor="text1"/>
-        </w:rPr>
-        <w:t>--docker-server=mysecureacr2026hitesh.azurecr.io \</w:t>
-      </w:r>
-    </w:p>
-    <w:p>
-      <w:pPr>
-        <w:pBdr>
-          <w:top w:val="single" w:sz="4" w:space="1" w:color="auto"/>
-          <w:left w:val="single" w:sz="4" w:space="4" w:color="auto"/>
-          <w:bottom w:val="single" w:sz="4" w:space="1" w:color="auto"/>
-          <w:right w:val="single" w:sz="4" w:space="4" w:color="auto"/>
-        </w:pBdr>
-        <w:shd w:val="clear" w:color="auto" w:fill="F2F2F2" w:themeFill="background1" w:themeFillShade="F2"/>
-        <w:spacing w:after="0" w:line="480" w:lineRule="auto"/>
-        <w:rPr>
-          <w:rFonts w:ascii="Georgia Pro" w:eastAsia="Georgia Pro" w:hAnsi="Georgia Pro" w:cs="Georgia Pro"/>
-          <w:color w:val="000000" w:themeColor="text1"/>
-        </w:rPr>
-      </w:pPr>
-      <w:r>
-        <w:rPr>
-          <w:rFonts w:ascii="Georgia Pro" w:eastAsia="Georgia Pro" w:hAnsi="Georgia Pro" w:cs="Georgia Pro"/>
-          <w:color w:val="000000" w:themeColor="text1"/>
-        </w:rPr>
-        <w:t>--docker-username=mysecureacr2026hitesh \</w:t>
-      </w:r>
-    </w:p>
-    <w:p>
-      <w:pPr>
-        <w:pBdr>
-          <w:top w:val="single" w:sz="4" w:space="1" w:color="auto"/>
-          <w:left w:val="single" w:sz="4" w:space="4" w:color="auto"/>
-          <w:bottom w:val="single" w:sz="4" w:space="1" w:color="auto"/>
-          <w:right w:val="single" w:sz="4" w:space="4" w:color="auto"/>
-        </w:pBdr>
-        <w:shd w:val="clear" w:color="auto" w:fill="F2F2F2" w:themeFill="background1" w:themeFillShade="F2"/>
-        <w:spacing w:after="0" w:line="480" w:lineRule="auto"/>
-        <w:rPr>
-          <w:rFonts w:ascii="Georgia Pro" w:eastAsia="Georgia Pro" w:hAnsi="Georgia Pro" w:cs="Georgia Pro"/>
-          <w:color w:val="000000" w:themeColor="text1"/>
-        </w:rPr>
-      </w:pPr>
-      <w:r>
-        <w:rPr>
-          <w:rFonts w:ascii="Georgia Pro" w:eastAsia="Georgia Pro" w:hAnsi="Georgia Pro" w:cs="Georgia Pro"/>
-          <w:color w:val="000000" w:themeColor="text1"/>
-        </w:rPr>
-        <w:t>--docker-password=YOUR_PASSWORD</w:t>
-      </w:r>
-      <w:r>
-        <w:rPr>
-          <w:rFonts w:ascii="Georgia Pro" w:eastAsia="Georgia Pro" w:hAnsi="Georgia Pro" w:cs="Georgia Pro"/>
-          <w:color w:val="000000" w:themeColor="text1"/>
-        </w:rPr>
-        <w:t xml:space="preserve"> </w:t>
-      </w:r>
-    </w:p>
-    <w:p>
-      <w:pPr>
-        <w:spacing w:after="0" w:line="480" w:lineRule="auto"/>
-        <w:rPr>
-          <w:rFonts w:ascii="Georgia Pro" w:eastAsia="Georgia Pro" w:hAnsi="Georgia Pro" w:cs="Georgia Pro"/>
-          <w:b/>
-          <w:bCs/>
-          <w:color w:val="000000" w:themeColor="text1"/>
-        </w:rPr>
-      </w:pPr>
-    </w:p>
-    <w:p>
-      <w:pPr>
-        <w:spacing w:after="0" w:line="480" w:lineRule="auto"/>
-        <w:rPr>
-          <w:rFonts w:ascii="Georgia Pro" w:eastAsia="Georgia Pro" w:hAnsi="Georgia Pro" w:cs="Georgia Pro"/>
-          <w:b/>
-          <w:bCs/>
-          <w:color w:val="000000" w:themeColor="text1"/>
-        </w:rPr>
-      </w:pPr>
-      <w:r>
-        <w:rPr>
-          <w:rFonts w:ascii="Georgia Pro" w:eastAsia="Georgia Pro" w:hAnsi="Georgia Pro" w:cs="Georgia Pro"/>
-          <w:b/>
-          <w:bCs/>
-          <w:color w:val="000000" w:themeColor="text1"/>
-        </w:rPr>
-        <w:t>Step 16: Verify Secret</w:t>
+        <w:t>Step 12: Verify AKS Cluster</w:t>
       </w:r>
     </w:p>
     <w:p>
@@ -5782,7 +5117,7 @@
           <w:rFonts w:ascii="Georgia Pro" w:eastAsia="Georgia Pro" w:hAnsi="Georgia Pro" w:cs="Georgia Pro"/>
           <w:color w:val="000000" w:themeColor="text1"/>
         </w:rPr>
-        <w:t xml:space="preserve"> get secrets</w:t>
+        <w:t xml:space="preserve"> get nodes</w:t>
       </w:r>
     </w:p>
     <w:p>
@@ -5808,6 +5143,114 @@
           <w:color w:val="000000" w:themeColor="text1"/>
         </w:rPr>
         <w:t>Expected:</w:t>
+      </w:r>
+    </w:p>
+    <w:p>
+      <w:pPr>
+        <w:spacing w:after="0" w:line="480" w:lineRule="auto"/>
+        <w:rPr>
+          <w:rFonts w:ascii="Georgia Pro" w:eastAsia="Georgia Pro" w:hAnsi="Georgia Pro" w:cs="Georgia Pro"/>
+          <w:color w:val="000000" w:themeColor="text1"/>
+        </w:rPr>
+      </w:pPr>
+      <w:r>
+        <w:rPr>
+          <w:rFonts w:ascii="Georgia Pro" w:eastAsia="Georgia Pro" w:hAnsi="Georgia Pro" w:cs="Georgia Pro"/>
+          <w:color w:val="000000" w:themeColor="text1"/>
+        </w:rPr>
+        <w:t>Ready</w:t>
+      </w:r>
+    </w:p>
+    <w:p>
+      <w:pPr>
+        <w:spacing w:after="0" w:line="480" w:lineRule="auto"/>
+        <w:rPr>
+          <w:rFonts w:ascii="Georgia Pro" w:eastAsia="Georgia Pro" w:hAnsi="Georgia Pro" w:cs="Georgia Pro"/>
+          <w:color w:val="000000" w:themeColor="text1"/>
+        </w:rPr>
+      </w:pPr>
+      <w:r>
+        <w:rPr>
+          <w:rFonts w:ascii="Georgia Pro" w:eastAsia="Georgia Pro" w:hAnsi="Georgia Pro" w:cs="Georgia Pro"/>
+          <w:color w:val="000000" w:themeColor="text1"/>
+        </w:rPr>
+        <w:pict w14:anchorId="65A2BC03">
+          <v:rect id="_x0000_i1042" style="width:0;height:1.5pt" o:hralign="center" o:hrstd="t" o:hr="t" fillcolor="#a0a0a0" stroked="f"/>
+        </w:pict>
+      </w:r>
+    </w:p>
+    <w:p>
+      <w:pPr>
+        <w:rPr>
+          <w:rFonts w:ascii="Georgia Pro" w:eastAsia="Georgia Pro" w:hAnsi="Georgia Pro" w:cs="Georgia Pro"/>
+          <w:b/>
+          <w:bCs/>
+          <w:color w:val="000000" w:themeColor="text1"/>
+        </w:rPr>
+      </w:pPr>
+      <w:r>
+        <w:rPr>
+          <w:rFonts w:ascii="Georgia Pro" w:eastAsia="Georgia Pro" w:hAnsi="Georgia Pro" w:cs="Georgia Pro"/>
+          <w:b/>
+          <w:bCs/>
+          <w:color w:val="000000" w:themeColor="text1"/>
+        </w:rPr>
+        <w:br w:type="page"/>
+      </w:r>
+    </w:p>
+    <w:p>
+      <w:pPr>
+        <w:spacing w:after="0" w:line="480" w:lineRule="auto"/>
+        <w:rPr>
+          <w:rFonts w:ascii="Georgia Pro" w:eastAsia="Georgia Pro" w:hAnsi="Georgia Pro" w:cs="Georgia Pro"/>
+          <w:color w:val="000000" w:themeColor="text1"/>
+        </w:rPr>
+      </w:pPr>
+      <w:r>
+        <w:rPr>
+          <w:rFonts w:ascii="Georgia Pro" w:eastAsia="Georgia Pro" w:hAnsi="Georgia Pro" w:cs="Georgia Pro"/>
+          <w:color w:val="000000" w:themeColor="text1"/>
+        </w:rPr>
+        <w:lastRenderedPageBreak/>
+        <w:pict w14:anchorId="216B0B45">
+          <v:rect id="_x0000_i1043" style="width:0;height:1.5pt" o:hralign="center" o:hrstd="t" o:hr="t" fillcolor="#a0a0a0" stroked="f"/>
+        </w:pict>
+      </w:r>
+    </w:p>
+    <w:p>
+      <w:pPr>
+        <w:spacing w:after="0" w:line="480" w:lineRule="auto"/>
+        <w:rPr>
+          <w:rFonts w:ascii="Georgia Pro" w:eastAsia="Georgia Pro" w:hAnsi="Georgia Pro" w:cs="Georgia Pro"/>
+          <w:b/>
+          <w:bCs/>
+          <w:color w:val="000000" w:themeColor="text1"/>
+        </w:rPr>
+      </w:pPr>
+      <w:r>
+        <w:rPr>
+          <w:rFonts w:ascii="Georgia Pro" w:eastAsia="Georgia Pro" w:hAnsi="Georgia Pro" w:cs="Georgia Pro"/>
+          <w:b/>
+          <w:bCs/>
+          <w:color w:val="000000" w:themeColor="text1"/>
+        </w:rPr>
+        <w:t>Step 15: Create Kubernetes Secret</w:t>
+      </w:r>
+    </w:p>
+    <w:p>
+      <w:pPr>
+        <w:spacing w:after="0" w:line="480" w:lineRule="auto"/>
+        <w:rPr>
+          <w:rFonts w:ascii="Georgia Pro" w:eastAsia="Georgia Pro" w:hAnsi="Georgia Pro" w:cs="Georgia Pro"/>
+          <w:color w:val="000000" w:themeColor="text1"/>
+        </w:rPr>
+      </w:pPr>
+      <w:r>
+        <w:rPr>
+          <w:rFonts w:ascii="Georgia Pro" w:eastAsia="Georgia Pro" w:hAnsi="Georgia Pro" w:cs="Georgia Pro"/>
+          <w:color w:val="000000" w:themeColor="text1"/>
+        </w:rPr>
+        <w:t>Create secret for application credentials.</w:t>
       </w:r>
     </w:p>
     <w:p>
@@ -5825,66 +5268,37 @@
           <w:color w:val="000000" w:themeColor="text1"/>
         </w:rPr>
       </w:pPr>
-      <w:r>
-        <w:rPr>
-          <w:rFonts w:ascii="Georgia Pro" w:eastAsia="Georgia Pro" w:hAnsi="Georgia Pro" w:cs="Georgia Pro"/>
-          <w:color w:val="000000" w:themeColor="text1"/>
-        </w:rPr>
-        <w:t>app-secret</w:t>
-      </w:r>
-    </w:p>
-    <w:p>
-      <w:pPr>
-        <w:spacing w:after="0" w:line="480" w:lineRule="auto"/>
-        <w:rPr>
-          <w:rFonts w:ascii="Georgia Pro" w:eastAsia="Georgia Pro" w:hAnsi="Georgia Pro" w:cs="Georgia Pro"/>
-          <w:color w:val="000000" w:themeColor="text1"/>
-        </w:rPr>
-      </w:pPr>
-      <w:r>
-        <w:rPr>
-          <w:rFonts w:ascii="Georgia Pro" w:eastAsia="Georgia Pro" w:hAnsi="Georgia Pro" w:cs="Georgia Pro"/>
-          <w:color w:val="000000" w:themeColor="text1"/>
-        </w:rPr>
-        <w:pict w14:anchorId="57662852">
-          <v:rect id="_x0000_i1046" style="width:0;height:1.5pt" o:hralign="center" o:hrstd="t" o:hr="t" fillcolor="#a0a0a0" stroked="f"/>
-        </w:pict>
-      </w:r>
-    </w:p>
-    <w:p>
-      <w:pPr>
-        <w:spacing w:after="0" w:line="480" w:lineRule="auto"/>
-        <w:rPr>
-          <w:rFonts w:ascii="Georgia Pro" w:eastAsia="Georgia Pro" w:hAnsi="Georgia Pro" w:cs="Georgia Pro"/>
-          <w:b/>
-          <w:bCs/>
-          <w:color w:val="000000" w:themeColor="text1"/>
-        </w:rPr>
-      </w:pPr>
-      <w:r>
-        <w:rPr>
-          <w:rFonts w:ascii="Georgia Pro" w:eastAsia="Georgia Pro" w:hAnsi="Georgia Pro" w:cs="Georgia Pro"/>
-          <w:b/>
-          <w:bCs/>
-          <w:color w:val="000000" w:themeColor="text1"/>
-        </w:rPr>
-        <w:t>Step 17: Create Deployment YAML</w:t>
-      </w:r>
-    </w:p>
-    <w:p>
-      <w:pPr>
-        <w:spacing w:after="0" w:line="480" w:lineRule="auto"/>
-        <w:rPr>
-          <w:rFonts w:ascii="Georgia Pro" w:eastAsia="Georgia Pro" w:hAnsi="Georgia Pro" w:cs="Georgia Pro"/>
-          <w:color w:val="000000" w:themeColor="text1"/>
-        </w:rPr>
-      </w:pPr>
-      <w:r>
-        <w:rPr>
-          <w:rFonts w:ascii="Georgia Pro" w:eastAsia="Georgia Pro" w:hAnsi="Georgia Pro" w:cs="Georgia Pro"/>
-          <w:color w:val="000000" w:themeColor="text1"/>
-        </w:rPr>
-        <w:t>Create file:</w:t>
+      <w:proofErr w:type="spellStart"/>
+      <w:r>
+        <w:rPr>
+          <w:rFonts w:ascii="Georgia Pro" w:eastAsia="Georgia Pro" w:hAnsi="Georgia Pro" w:cs="Georgia Pro"/>
+          <w:color w:val="000000" w:themeColor="text1"/>
+        </w:rPr>
+        <w:t>kubectl</w:t>
+      </w:r>
+      <w:proofErr w:type="spellEnd"/>
+      <w:r>
+        <w:rPr>
+          <w:rFonts w:ascii="Georgia Pro" w:eastAsia="Georgia Pro" w:hAnsi="Georgia Pro" w:cs="Georgia Pro"/>
+          <w:color w:val="000000" w:themeColor="text1"/>
+        </w:rPr>
+        <w:t xml:space="preserve"> create secret docker-registry </w:t>
+      </w:r>
+      <w:proofErr w:type="spellStart"/>
+      <w:r>
+        <w:rPr>
+          <w:rFonts w:ascii="Georgia Pro" w:eastAsia="Georgia Pro" w:hAnsi="Georgia Pro" w:cs="Georgia Pro"/>
+          <w:color w:val="000000" w:themeColor="text1"/>
+        </w:rPr>
+        <w:t>acr</w:t>
+      </w:r>
+      <w:proofErr w:type="spellEnd"/>
+      <w:r>
+        <w:rPr>
+          <w:rFonts w:ascii="Georgia Pro" w:eastAsia="Georgia Pro" w:hAnsi="Georgia Pro" w:cs="Georgia Pro"/>
+          <w:color w:val="000000" w:themeColor="text1"/>
+        </w:rPr>
+        <w:t>-secret \</w:t>
       </w:r>
     </w:p>
     <w:p>
@@ -5907,43 +5321,7 @@
           <w:rFonts w:ascii="Georgia Pro" w:eastAsia="Georgia Pro" w:hAnsi="Georgia Pro" w:cs="Georgia Pro"/>
           <w:color w:val="000000" w:themeColor="text1"/>
         </w:rPr>
-        <w:t>nano secure-</w:t>
-      </w:r>
-      <w:proofErr w:type="spellStart"/>
-      <w:proofErr w:type="gramStart"/>
-      <w:r>
-        <w:rPr>
-          <w:rFonts w:ascii="Georgia Pro" w:eastAsia="Georgia Pro" w:hAnsi="Georgia Pro" w:cs="Georgia Pro"/>
-          <w:color w:val="000000" w:themeColor="text1"/>
-        </w:rPr>
-        <w:t>app.yaml</w:t>
-      </w:r>
-      <w:proofErr w:type="spellEnd"/>
-      <w:proofErr w:type="gramEnd"/>
-    </w:p>
-    <w:p>
-      <w:pPr>
-        <w:spacing w:after="0" w:line="480" w:lineRule="auto"/>
-        <w:rPr>
-          <w:rFonts w:ascii="Georgia Pro" w:eastAsia="Georgia Pro" w:hAnsi="Georgia Pro" w:cs="Georgia Pro"/>
-          <w:color w:val="000000" w:themeColor="text1"/>
-        </w:rPr>
-      </w:pPr>
-    </w:p>
-    <w:p>
-      <w:pPr>
-        <w:spacing w:after="0" w:line="480" w:lineRule="auto"/>
-        <w:rPr>
-          <w:rFonts w:ascii="Georgia Pro" w:eastAsia="Georgia Pro" w:hAnsi="Georgia Pro" w:cs="Georgia Pro"/>
-          <w:color w:val="000000" w:themeColor="text1"/>
-        </w:rPr>
-      </w:pPr>
-      <w:r>
-        <w:rPr>
-          <w:rFonts w:ascii="Georgia Pro" w:eastAsia="Georgia Pro" w:hAnsi="Georgia Pro" w:cs="Georgia Pro"/>
-          <w:color w:val="000000" w:themeColor="text1"/>
-        </w:rPr>
-        <w:t>Paste:</w:t>
+        <w:t>--docker-server=mysecureacr2026hitesh.azurecr.io \</w:t>
       </w:r>
     </w:p>
     <w:p>
@@ -5961,21 +5339,12 @@
           <w:color w:val="000000" w:themeColor="text1"/>
         </w:rPr>
       </w:pPr>
-      <w:proofErr w:type="spellStart"/>
-      <w:r>
-        <w:rPr>
-          <w:rFonts w:ascii="Georgia Pro" w:eastAsia="Georgia Pro" w:hAnsi="Georgia Pro" w:cs="Georgia Pro"/>
-          <w:color w:val="000000" w:themeColor="text1"/>
-        </w:rPr>
-        <w:t>apiVersion</w:t>
-      </w:r>
-      <w:proofErr w:type="spellEnd"/>
-      <w:r>
-        <w:rPr>
-          <w:rFonts w:ascii="Georgia Pro" w:eastAsia="Georgia Pro" w:hAnsi="Georgia Pro" w:cs="Georgia Pro"/>
-          <w:color w:val="000000" w:themeColor="text1"/>
-        </w:rPr>
-        <w:t>: apps/v1</w:t>
+      <w:r>
+        <w:rPr>
+          <w:rFonts w:ascii="Georgia Pro" w:eastAsia="Georgia Pro" w:hAnsi="Georgia Pro" w:cs="Georgia Pro"/>
+          <w:color w:val="000000" w:themeColor="text1"/>
+        </w:rPr>
+        <w:t>--docker-username=mysecureacr2026hitesh \</w:t>
       </w:r>
     </w:p>
     <w:p>
@@ -5998,568 +5367,25 @@
           <w:rFonts w:ascii="Georgia Pro" w:eastAsia="Georgia Pro" w:hAnsi="Georgia Pro" w:cs="Georgia Pro"/>
           <w:color w:val="000000" w:themeColor="text1"/>
         </w:rPr>
-        <w:t>kind: Deployment</w:t>
-      </w:r>
-    </w:p>
-    <w:p>
-      <w:pPr>
-        <w:pBdr>
-          <w:top w:val="single" w:sz="4" w:space="1" w:color="auto"/>
-          <w:left w:val="single" w:sz="4" w:space="4" w:color="auto"/>
-          <w:bottom w:val="single" w:sz="4" w:space="1" w:color="auto"/>
-          <w:right w:val="single" w:sz="4" w:space="4" w:color="auto"/>
-        </w:pBdr>
-        <w:shd w:val="clear" w:color="auto" w:fill="F2F2F2" w:themeFill="background1" w:themeFillShade="F2"/>
-        <w:spacing w:after="0" w:line="480" w:lineRule="auto"/>
-        <w:rPr>
-          <w:rFonts w:ascii="Georgia Pro" w:eastAsia="Georgia Pro" w:hAnsi="Georgia Pro" w:cs="Georgia Pro"/>
-          <w:color w:val="000000" w:themeColor="text1"/>
-        </w:rPr>
-      </w:pPr>
-      <w:r>
-        <w:rPr>
-          <w:rFonts w:ascii="Georgia Pro" w:eastAsia="Georgia Pro" w:hAnsi="Georgia Pro" w:cs="Georgia Pro"/>
-          <w:color w:val="000000" w:themeColor="text1"/>
-        </w:rPr>
-        <w:t>metadata:</w:t>
-      </w:r>
-    </w:p>
-    <w:p>
-      <w:pPr>
-        <w:pBdr>
-          <w:top w:val="single" w:sz="4" w:space="1" w:color="auto"/>
-          <w:left w:val="single" w:sz="4" w:space="4" w:color="auto"/>
-          <w:bottom w:val="single" w:sz="4" w:space="1" w:color="auto"/>
-          <w:right w:val="single" w:sz="4" w:space="4" w:color="auto"/>
-        </w:pBdr>
-        <w:shd w:val="clear" w:color="auto" w:fill="F2F2F2" w:themeFill="background1" w:themeFillShade="F2"/>
-        <w:spacing w:after="0" w:line="480" w:lineRule="auto"/>
-        <w:rPr>
-          <w:rFonts w:ascii="Georgia Pro" w:eastAsia="Georgia Pro" w:hAnsi="Georgia Pro" w:cs="Georgia Pro"/>
-          <w:color w:val="000000" w:themeColor="text1"/>
-        </w:rPr>
-      </w:pPr>
-      <w:r>
-        <w:rPr>
-          <w:rFonts w:ascii="Georgia Pro" w:eastAsia="Georgia Pro" w:hAnsi="Georgia Pro" w:cs="Georgia Pro"/>
-          <w:color w:val="000000" w:themeColor="text1"/>
-        </w:rPr>
-        <w:t xml:space="preserve">  name: secure-nginx</w:t>
-      </w:r>
-    </w:p>
-    <w:p>
-      <w:pPr>
-        <w:pBdr>
-          <w:top w:val="single" w:sz="4" w:space="1" w:color="auto"/>
-          <w:left w:val="single" w:sz="4" w:space="4" w:color="auto"/>
-          <w:bottom w:val="single" w:sz="4" w:space="1" w:color="auto"/>
-          <w:right w:val="single" w:sz="4" w:space="4" w:color="auto"/>
-        </w:pBdr>
-        <w:shd w:val="clear" w:color="auto" w:fill="F2F2F2" w:themeFill="background1" w:themeFillShade="F2"/>
-        <w:spacing w:after="0" w:line="480" w:lineRule="auto"/>
-        <w:rPr>
-          <w:rFonts w:ascii="Georgia Pro" w:eastAsia="Georgia Pro" w:hAnsi="Georgia Pro" w:cs="Georgia Pro"/>
-          <w:color w:val="000000" w:themeColor="text1"/>
-        </w:rPr>
-      </w:pPr>
-      <w:r>
-        <w:rPr>
-          <w:rFonts w:ascii="Georgia Pro" w:eastAsia="Georgia Pro" w:hAnsi="Georgia Pro" w:cs="Georgia Pro"/>
-          <w:color w:val="000000" w:themeColor="text1"/>
-        </w:rPr>
-        <w:t>spec:</w:t>
-      </w:r>
-    </w:p>
-    <w:p>
-      <w:pPr>
-        <w:pBdr>
-          <w:top w:val="single" w:sz="4" w:space="1" w:color="auto"/>
-          <w:left w:val="single" w:sz="4" w:space="4" w:color="auto"/>
-          <w:bottom w:val="single" w:sz="4" w:space="1" w:color="auto"/>
-          <w:right w:val="single" w:sz="4" w:space="4" w:color="auto"/>
-        </w:pBdr>
-        <w:shd w:val="clear" w:color="auto" w:fill="F2F2F2" w:themeFill="background1" w:themeFillShade="F2"/>
-        <w:spacing w:after="0" w:line="480" w:lineRule="auto"/>
-        <w:rPr>
-          <w:rFonts w:ascii="Georgia Pro" w:eastAsia="Georgia Pro" w:hAnsi="Georgia Pro" w:cs="Georgia Pro"/>
-          <w:color w:val="000000" w:themeColor="text1"/>
-        </w:rPr>
-      </w:pPr>
-      <w:r>
-        <w:rPr>
-          <w:rFonts w:ascii="Georgia Pro" w:eastAsia="Georgia Pro" w:hAnsi="Georgia Pro" w:cs="Georgia Pro"/>
-          <w:color w:val="000000" w:themeColor="text1"/>
-        </w:rPr>
-        <w:t xml:space="preserve">  replicas: 1</w:t>
-      </w:r>
-    </w:p>
-    <w:p>
-      <w:pPr>
-        <w:pBdr>
-          <w:top w:val="single" w:sz="4" w:space="1" w:color="auto"/>
-          <w:left w:val="single" w:sz="4" w:space="4" w:color="auto"/>
-          <w:bottom w:val="single" w:sz="4" w:space="1" w:color="auto"/>
-          <w:right w:val="single" w:sz="4" w:space="4" w:color="auto"/>
-        </w:pBdr>
-        <w:shd w:val="clear" w:color="auto" w:fill="F2F2F2" w:themeFill="background1" w:themeFillShade="F2"/>
-        <w:spacing w:after="0" w:line="480" w:lineRule="auto"/>
-        <w:rPr>
-          <w:rFonts w:ascii="Georgia Pro" w:eastAsia="Georgia Pro" w:hAnsi="Georgia Pro" w:cs="Georgia Pro"/>
-          <w:color w:val="000000" w:themeColor="text1"/>
-        </w:rPr>
-      </w:pPr>
-      <w:r>
-        <w:rPr>
-          <w:rFonts w:ascii="Georgia Pro" w:eastAsia="Georgia Pro" w:hAnsi="Georgia Pro" w:cs="Georgia Pro"/>
-          <w:color w:val="000000" w:themeColor="text1"/>
-        </w:rPr>
-        <w:t xml:space="preserve">  selector:</w:t>
-      </w:r>
-    </w:p>
-    <w:p>
-      <w:pPr>
-        <w:pBdr>
-          <w:top w:val="single" w:sz="4" w:space="1" w:color="auto"/>
-          <w:left w:val="single" w:sz="4" w:space="4" w:color="auto"/>
-          <w:bottom w:val="single" w:sz="4" w:space="1" w:color="auto"/>
-          <w:right w:val="single" w:sz="4" w:space="4" w:color="auto"/>
-        </w:pBdr>
-        <w:shd w:val="clear" w:color="auto" w:fill="F2F2F2" w:themeFill="background1" w:themeFillShade="F2"/>
-        <w:spacing w:after="0" w:line="480" w:lineRule="auto"/>
-        <w:rPr>
-          <w:rFonts w:ascii="Georgia Pro" w:eastAsia="Georgia Pro" w:hAnsi="Georgia Pro" w:cs="Georgia Pro"/>
-          <w:color w:val="000000" w:themeColor="text1"/>
-        </w:rPr>
-      </w:pPr>
-      <w:r>
-        <w:rPr>
-          <w:rFonts w:ascii="Georgia Pro" w:eastAsia="Georgia Pro" w:hAnsi="Georgia Pro" w:cs="Georgia Pro"/>
-          <w:color w:val="000000" w:themeColor="text1"/>
-        </w:rPr>
-        <w:t xml:space="preserve">    </w:t>
-      </w:r>
-      <w:proofErr w:type="spellStart"/>
-      <w:r>
-        <w:rPr>
-          <w:rFonts w:ascii="Georgia Pro" w:eastAsia="Georgia Pro" w:hAnsi="Georgia Pro" w:cs="Georgia Pro"/>
-          <w:color w:val="000000" w:themeColor="text1"/>
-        </w:rPr>
-        <w:t>matchLabels</w:t>
-      </w:r>
-      <w:proofErr w:type="spellEnd"/>
-      <w:r>
-        <w:rPr>
-          <w:rFonts w:ascii="Georgia Pro" w:eastAsia="Georgia Pro" w:hAnsi="Georgia Pro" w:cs="Georgia Pro"/>
-          <w:color w:val="000000" w:themeColor="text1"/>
-        </w:rPr>
-        <w:t>:</w:t>
-      </w:r>
-    </w:p>
-    <w:p>
-      <w:pPr>
-        <w:pBdr>
-          <w:top w:val="single" w:sz="4" w:space="1" w:color="auto"/>
-          <w:left w:val="single" w:sz="4" w:space="4" w:color="auto"/>
-          <w:bottom w:val="single" w:sz="4" w:space="1" w:color="auto"/>
-          <w:right w:val="single" w:sz="4" w:space="4" w:color="auto"/>
-        </w:pBdr>
-        <w:shd w:val="clear" w:color="auto" w:fill="F2F2F2" w:themeFill="background1" w:themeFillShade="F2"/>
-        <w:spacing w:after="0" w:line="480" w:lineRule="auto"/>
-        <w:rPr>
-          <w:rFonts w:ascii="Georgia Pro" w:eastAsia="Georgia Pro" w:hAnsi="Georgia Pro" w:cs="Georgia Pro"/>
-          <w:color w:val="000000" w:themeColor="text1"/>
-        </w:rPr>
-      </w:pPr>
-      <w:r>
-        <w:rPr>
-          <w:rFonts w:ascii="Georgia Pro" w:eastAsia="Georgia Pro" w:hAnsi="Georgia Pro" w:cs="Georgia Pro"/>
-          <w:color w:val="000000" w:themeColor="text1"/>
-        </w:rPr>
-        <w:lastRenderedPageBreak/>
-        <w:t xml:space="preserve">      app: secure-nginx</w:t>
-      </w:r>
-    </w:p>
-    <w:p>
-      <w:pPr>
-        <w:pBdr>
-          <w:top w:val="single" w:sz="4" w:space="1" w:color="auto"/>
-          <w:left w:val="single" w:sz="4" w:space="4" w:color="auto"/>
-          <w:bottom w:val="single" w:sz="4" w:space="1" w:color="auto"/>
-          <w:right w:val="single" w:sz="4" w:space="4" w:color="auto"/>
-        </w:pBdr>
-        <w:shd w:val="clear" w:color="auto" w:fill="F2F2F2" w:themeFill="background1" w:themeFillShade="F2"/>
-        <w:spacing w:after="0" w:line="480" w:lineRule="auto"/>
-        <w:rPr>
-          <w:rFonts w:ascii="Georgia Pro" w:eastAsia="Georgia Pro" w:hAnsi="Georgia Pro" w:cs="Georgia Pro"/>
-          <w:color w:val="000000" w:themeColor="text1"/>
-        </w:rPr>
-      </w:pPr>
-      <w:r>
-        <w:rPr>
-          <w:rFonts w:ascii="Georgia Pro" w:eastAsia="Georgia Pro" w:hAnsi="Georgia Pro" w:cs="Georgia Pro"/>
-          <w:color w:val="000000" w:themeColor="text1"/>
-        </w:rPr>
-        <w:t xml:space="preserve">  template:</w:t>
-      </w:r>
-    </w:p>
-    <w:p>
-      <w:pPr>
-        <w:pBdr>
-          <w:top w:val="single" w:sz="4" w:space="1" w:color="auto"/>
-          <w:left w:val="single" w:sz="4" w:space="4" w:color="auto"/>
-          <w:bottom w:val="single" w:sz="4" w:space="1" w:color="auto"/>
-          <w:right w:val="single" w:sz="4" w:space="4" w:color="auto"/>
-        </w:pBdr>
-        <w:shd w:val="clear" w:color="auto" w:fill="F2F2F2" w:themeFill="background1" w:themeFillShade="F2"/>
-        <w:spacing w:after="0" w:line="480" w:lineRule="auto"/>
-        <w:rPr>
-          <w:rFonts w:ascii="Georgia Pro" w:eastAsia="Georgia Pro" w:hAnsi="Georgia Pro" w:cs="Georgia Pro"/>
-          <w:color w:val="000000" w:themeColor="text1"/>
-        </w:rPr>
-      </w:pPr>
-      <w:r>
-        <w:rPr>
-          <w:rFonts w:ascii="Georgia Pro" w:eastAsia="Georgia Pro" w:hAnsi="Georgia Pro" w:cs="Georgia Pro"/>
-          <w:color w:val="000000" w:themeColor="text1"/>
-        </w:rPr>
-        <w:t xml:space="preserve">    metadata:</w:t>
-      </w:r>
-    </w:p>
-    <w:p>
-      <w:pPr>
-        <w:pBdr>
-          <w:top w:val="single" w:sz="4" w:space="1" w:color="auto"/>
-          <w:left w:val="single" w:sz="4" w:space="4" w:color="auto"/>
-          <w:bottom w:val="single" w:sz="4" w:space="1" w:color="auto"/>
-          <w:right w:val="single" w:sz="4" w:space="4" w:color="auto"/>
-        </w:pBdr>
-        <w:shd w:val="clear" w:color="auto" w:fill="F2F2F2" w:themeFill="background1" w:themeFillShade="F2"/>
-        <w:spacing w:after="0" w:line="480" w:lineRule="auto"/>
-        <w:rPr>
-          <w:rFonts w:ascii="Georgia Pro" w:eastAsia="Georgia Pro" w:hAnsi="Georgia Pro" w:cs="Georgia Pro"/>
-          <w:color w:val="000000" w:themeColor="text1"/>
-        </w:rPr>
-      </w:pPr>
-      <w:r>
-        <w:rPr>
-          <w:rFonts w:ascii="Georgia Pro" w:eastAsia="Georgia Pro" w:hAnsi="Georgia Pro" w:cs="Georgia Pro"/>
-          <w:color w:val="000000" w:themeColor="text1"/>
-        </w:rPr>
-        <w:t xml:space="preserve">      labels:</w:t>
-      </w:r>
-    </w:p>
-    <w:p>
-      <w:pPr>
-        <w:pBdr>
-          <w:top w:val="single" w:sz="4" w:space="1" w:color="auto"/>
-          <w:left w:val="single" w:sz="4" w:space="4" w:color="auto"/>
-          <w:bottom w:val="single" w:sz="4" w:space="1" w:color="auto"/>
-          <w:right w:val="single" w:sz="4" w:space="4" w:color="auto"/>
-        </w:pBdr>
-        <w:shd w:val="clear" w:color="auto" w:fill="F2F2F2" w:themeFill="background1" w:themeFillShade="F2"/>
-        <w:spacing w:after="0" w:line="480" w:lineRule="auto"/>
-        <w:rPr>
-          <w:rFonts w:ascii="Georgia Pro" w:eastAsia="Georgia Pro" w:hAnsi="Georgia Pro" w:cs="Georgia Pro"/>
-          <w:color w:val="000000" w:themeColor="text1"/>
-        </w:rPr>
-      </w:pPr>
-      <w:r>
-        <w:rPr>
-          <w:rFonts w:ascii="Georgia Pro" w:eastAsia="Georgia Pro" w:hAnsi="Georgia Pro" w:cs="Georgia Pro"/>
-          <w:color w:val="000000" w:themeColor="text1"/>
-        </w:rPr>
-        <w:t xml:space="preserve">        app: secure-nginx</w:t>
-      </w:r>
-    </w:p>
-    <w:p>
-      <w:pPr>
-        <w:pBdr>
-          <w:top w:val="single" w:sz="4" w:space="1" w:color="auto"/>
-          <w:left w:val="single" w:sz="4" w:space="4" w:color="auto"/>
-          <w:bottom w:val="single" w:sz="4" w:space="1" w:color="auto"/>
-          <w:right w:val="single" w:sz="4" w:space="4" w:color="auto"/>
-        </w:pBdr>
-        <w:shd w:val="clear" w:color="auto" w:fill="F2F2F2" w:themeFill="background1" w:themeFillShade="F2"/>
-        <w:spacing w:after="0" w:line="480" w:lineRule="auto"/>
-        <w:rPr>
-          <w:rFonts w:ascii="Georgia Pro" w:eastAsia="Georgia Pro" w:hAnsi="Georgia Pro" w:cs="Georgia Pro"/>
-          <w:color w:val="000000" w:themeColor="text1"/>
-        </w:rPr>
-      </w:pPr>
-      <w:r>
-        <w:rPr>
-          <w:rFonts w:ascii="Georgia Pro" w:eastAsia="Georgia Pro" w:hAnsi="Georgia Pro" w:cs="Georgia Pro"/>
-          <w:color w:val="000000" w:themeColor="text1"/>
-        </w:rPr>
-        <w:t xml:space="preserve">    spec:</w:t>
-      </w:r>
-    </w:p>
-    <w:p>
-      <w:pPr>
-        <w:pBdr>
-          <w:top w:val="single" w:sz="4" w:space="1" w:color="auto"/>
-          <w:left w:val="single" w:sz="4" w:space="4" w:color="auto"/>
-          <w:bottom w:val="single" w:sz="4" w:space="1" w:color="auto"/>
-          <w:right w:val="single" w:sz="4" w:space="4" w:color="auto"/>
-        </w:pBdr>
-        <w:shd w:val="clear" w:color="auto" w:fill="F2F2F2" w:themeFill="background1" w:themeFillShade="F2"/>
-        <w:spacing w:after="0" w:line="480" w:lineRule="auto"/>
-        <w:rPr>
-          <w:rFonts w:ascii="Georgia Pro" w:eastAsia="Georgia Pro" w:hAnsi="Georgia Pro" w:cs="Georgia Pro"/>
-          <w:color w:val="000000" w:themeColor="text1"/>
-        </w:rPr>
-      </w:pPr>
-      <w:r>
-        <w:rPr>
-          <w:rFonts w:ascii="Georgia Pro" w:eastAsia="Georgia Pro" w:hAnsi="Georgia Pro" w:cs="Georgia Pro"/>
-          <w:color w:val="000000" w:themeColor="text1"/>
-        </w:rPr>
-        <w:t xml:space="preserve">      containers:</w:t>
-      </w:r>
-    </w:p>
-    <w:p>
-      <w:pPr>
-        <w:pBdr>
-          <w:top w:val="single" w:sz="4" w:space="1" w:color="auto"/>
-          <w:left w:val="single" w:sz="4" w:space="4" w:color="auto"/>
-          <w:bottom w:val="single" w:sz="4" w:space="1" w:color="auto"/>
-          <w:right w:val="single" w:sz="4" w:space="4" w:color="auto"/>
-        </w:pBdr>
-        <w:shd w:val="clear" w:color="auto" w:fill="F2F2F2" w:themeFill="background1" w:themeFillShade="F2"/>
-        <w:spacing w:after="0" w:line="480" w:lineRule="auto"/>
-        <w:rPr>
-          <w:rFonts w:ascii="Georgia Pro" w:eastAsia="Georgia Pro" w:hAnsi="Georgia Pro" w:cs="Georgia Pro"/>
-          <w:color w:val="000000" w:themeColor="text1"/>
-        </w:rPr>
-      </w:pPr>
-      <w:r>
-        <w:rPr>
-          <w:rFonts w:ascii="Georgia Pro" w:eastAsia="Georgia Pro" w:hAnsi="Georgia Pro" w:cs="Georgia Pro"/>
-          <w:color w:val="000000" w:themeColor="text1"/>
-        </w:rPr>
-        <w:t xml:space="preserve">      - name: secure-nginx</w:t>
-      </w:r>
-    </w:p>
-    <w:p>
-      <w:pPr>
-        <w:pBdr>
-          <w:top w:val="single" w:sz="4" w:space="1" w:color="auto"/>
-          <w:left w:val="single" w:sz="4" w:space="4" w:color="auto"/>
-          <w:bottom w:val="single" w:sz="4" w:space="1" w:color="auto"/>
-          <w:right w:val="single" w:sz="4" w:space="4" w:color="auto"/>
-        </w:pBdr>
-        <w:shd w:val="clear" w:color="auto" w:fill="F2F2F2" w:themeFill="background1" w:themeFillShade="F2"/>
-        <w:spacing w:after="0" w:line="480" w:lineRule="auto"/>
-        <w:rPr>
-          <w:rFonts w:ascii="Georgia Pro" w:eastAsia="Georgia Pro" w:hAnsi="Georgia Pro" w:cs="Georgia Pro"/>
-          <w:color w:val="000000" w:themeColor="text1"/>
-        </w:rPr>
-      </w:pPr>
-      <w:r>
-        <w:rPr>
-          <w:rFonts w:ascii="Georgia Pro" w:eastAsia="Georgia Pro" w:hAnsi="Georgia Pro" w:cs="Georgia Pro"/>
-          <w:color w:val="000000" w:themeColor="text1"/>
-        </w:rPr>
-        <w:t xml:space="preserve">        image: mysecureacr2026hitesh.azurecr.io/</w:t>
-      </w:r>
-      <w:proofErr w:type="gramStart"/>
-      <w:r>
-        <w:rPr>
-          <w:rFonts w:ascii="Georgia Pro" w:eastAsia="Georgia Pro" w:hAnsi="Georgia Pro" w:cs="Georgia Pro"/>
-          <w:color w:val="000000" w:themeColor="text1"/>
-        </w:rPr>
-        <w:t>nginx:v</w:t>
-      </w:r>
-      <w:proofErr w:type="gramEnd"/>
-      <w:r>
-        <w:rPr>
-          <w:rFonts w:ascii="Georgia Pro" w:eastAsia="Georgia Pro" w:hAnsi="Georgia Pro" w:cs="Georgia Pro"/>
-          <w:color w:val="000000" w:themeColor="text1"/>
-        </w:rPr>
-        <w:t>1</w:t>
-      </w:r>
-    </w:p>
-    <w:p>
-      <w:pPr>
-        <w:pBdr>
-          <w:top w:val="single" w:sz="4" w:space="1" w:color="auto"/>
-          <w:left w:val="single" w:sz="4" w:space="4" w:color="auto"/>
-          <w:bottom w:val="single" w:sz="4" w:space="1" w:color="auto"/>
-          <w:right w:val="single" w:sz="4" w:space="4" w:color="auto"/>
-        </w:pBdr>
-        <w:shd w:val="clear" w:color="auto" w:fill="F2F2F2" w:themeFill="background1" w:themeFillShade="F2"/>
-        <w:spacing w:after="0" w:line="480" w:lineRule="auto"/>
-        <w:rPr>
-          <w:rFonts w:ascii="Georgia Pro" w:eastAsia="Georgia Pro" w:hAnsi="Georgia Pro" w:cs="Georgia Pro"/>
-          <w:color w:val="000000" w:themeColor="text1"/>
-        </w:rPr>
-      </w:pPr>
-      <w:r>
-        <w:rPr>
-          <w:rFonts w:ascii="Georgia Pro" w:eastAsia="Georgia Pro" w:hAnsi="Georgia Pro" w:cs="Georgia Pro"/>
-          <w:color w:val="000000" w:themeColor="text1"/>
-        </w:rPr>
-        <w:t xml:space="preserve">        ports:</w:t>
-      </w:r>
-    </w:p>
-    <w:p>
-      <w:pPr>
-        <w:pBdr>
-          <w:top w:val="single" w:sz="4" w:space="1" w:color="auto"/>
-          <w:left w:val="single" w:sz="4" w:space="4" w:color="auto"/>
-          <w:bottom w:val="single" w:sz="4" w:space="1" w:color="auto"/>
-          <w:right w:val="single" w:sz="4" w:space="4" w:color="auto"/>
-        </w:pBdr>
-        <w:shd w:val="clear" w:color="auto" w:fill="F2F2F2" w:themeFill="background1" w:themeFillShade="F2"/>
-        <w:spacing w:after="0" w:line="480" w:lineRule="auto"/>
-        <w:rPr>
-          <w:rFonts w:ascii="Georgia Pro" w:eastAsia="Georgia Pro" w:hAnsi="Georgia Pro" w:cs="Georgia Pro"/>
-          <w:color w:val="000000" w:themeColor="text1"/>
-        </w:rPr>
-      </w:pPr>
-      <w:r>
-        <w:rPr>
-          <w:rFonts w:ascii="Georgia Pro" w:eastAsia="Georgia Pro" w:hAnsi="Georgia Pro" w:cs="Georgia Pro"/>
-          <w:color w:val="000000" w:themeColor="text1"/>
-        </w:rPr>
-        <w:t xml:space="preserve">        - </w:t>
-      </w:r>
-      <w:proofErr w:type="spellStart"/>
-      <w:r>
-        <w:rPr>
-          <w:rFonts w:ascii="Georgia Pro" w:eastAsia="Georgia Pro" w:hAnsi="Georgia Pro" w:cs="Georgia Pro"/>
-          <w:color w:val="000000" w:themeColor="text1"/>
-        </w:rPr>
-        <w:t>containerPort</w:t>
-      </w:r>
-      <w:proofErr w:type="spellEnd"/>
-      <w:r>
-        <w:rPr>
-          <w:rFonts w:ascii="Georgia Pro" w:eastAsia="Georgia Pro" w:hAnsi="Georgia Pro" w:cs="Georgia Pro"/>
-          <w:color w:val="000000" w:themeColor="text1"/>
-        </w:rPr>
-        <w:t>: 80</w:t>
-      </w:r>
-    </w:p>
-    <w:p>
-      <w:pPr>
-        <w:pBdr>
-          <w:top w:val="single" w:sz="4" w:space="1" w:color="auto"/>
-          <w:left w:val="single" w:sz="4" w:space="4" w:color="auto"/>
-          <w:bottom w:val="single" w:sz="4" w:space="1" w:color="auto"/>
-          <w:right w:val="single" w:sz="4" w:space="4" w:color="auto"/>
-        </w:pBdr>
-        <w:shd w:val="clear" w:color="auto" w:fill="F2F2F2" w:themeFill="background1" w:themeFillShade="F2"/>
-        <w:spacing w:after="0" w:line="480" w:lineRule="auto"/>
-        <w:rPr>
-          <w:rFonts w:ascii="Georgia Pro" w:eastAsia="Georgia Pro" w:hAnsi="Georgia Pro" w:cs="Georgia Pro"/>
-          <w:color w:val="000000" w:themeColor="text1"/>
-        </w:rPr>
-      </w:pPr>
-      <w:r>
-        <w:rPr>
-          <w:rFonts w:ascii="Georgia Pro" w:eastAsia="Georgia Pro" w:hAnsi="Georgia Pro" w:cs="Georgia Pro"/>
-          <w:color w:val="000000" w:themeColor="text1"/>
-        </w:rPr>
-        <w:t xml:space="preserve">      </w:t>
-      </w:r>
-      <w:proofErr w:type="spellStart"/>
-      <w:r>
-        <w:rPr>
-          <w:rFonts w:ascii="Georgia Pro" w:eastAsia="Georgia Pro" w:hAnsi="Georgia Pro" w:cs="Georgia Pro"/>
-          <w:color w:val="000000" w:themeColor="text1"/>
-        </w:rPr>
-        <w:t>imagePullSecrets</w:t>
-      </w:r>
-      <w:proofErr w:type="spellEnd"/>
-      <w:r>
-        <w:rPr>
-          <w:rFonts w:ascii="Georgia Pro" w:eastAsia="Georgia Pro" w:hAnsi="Georgia Pro" w:cs="Georgia Pro"/>
-          <w:color w:val="000000" w:themeColor="text1"/>
-        </w:rPr>
-        <w:t>:</w:t>
-      </w:r>
-    </w:p>
-    <w:p>
-      <w:pPr>
-        <w:pBdr>
-          <w:top w:val="single" w:sz="4" w:space="1" w:color="auto"/>
-          <w:left w:val="single" w:sz="4" w:space="4" w:color="auto"/>
-          <w:bottom w:val="single" w:sz="4" w:space="1" w:color="auto"/>
-          <w:right w:val="single" w:sz="4" w:space="4" w:color="auto"/>
-        </w:pBdr>
-        <w:shd w:val="clear" w:color="auto" w:fill="F2F2F2" w:themeFill="background1" w:themeFillShade="F2"/>
-        <w:spacing w:after="0" w:line="480" w:lineRule="auto"/>
-        <w:rPr>
-          <w:rFonts w:ascii="Georgia Pro" w:eastAsia="Georgia Pro" w:hAnsi="Georgia Pro" w:cs="Georgia Pro"/>
-          <w:color w:val="000000" w:themeColor="text1"/>
-        </w:rPr>
-      </w:pPr>
-      <w:r>
-        <w:rPr>
-          <w:rFonts w:ascii="Georgia Pro" w:eastAsia="Georgia Pro" w:hAnsi="Georgia Pro" w:cs="Georgia Pro"/>
-          <w:color w:val="000000" w:themeColor="text1"/>
-        </w:rPr>
-        <w:t xml:space="preserve">      - name: </w:t>
-      </w:r>
-      <w:proofErr w:type="spellStart"/>
-      <w:r>
-        <w:rPr>
-          <w:rFonts w:ascii="Georgia Pro" w:eastAsia="Georgia Pro" w:hAnsi="Georgia Pro" w:cs="Georgia Pro"/>
-          <w:color w:val="000000" w:themeColor="text1"/>
-        </w:rPr>
-        <w:t>acr</w:t>
-      </w:r>
-      <w:proofErr w:type="spellEnd"/>
-      <w:r>
-        <w:rPr>
-          <w:rFonts w:ascii="Georgia Pro" w:eastAsia="Georgia Pro" w:hAnsi="Georgia Pro" w:cs="Georgia Pro"/>
-          <w:color w:val="000000" w:themeColor="text1"/>
-        </w:rPr>
-        <w:t>-secret</w:t>
-      </w:r>
-    </w:p>
-    <w:p>
-      <w:pPr>
-        <w:spacing w:after="0" w:line="480" w:lineRule="auto"/>
-        <w:rPr>
-          <w:rFonts w:ascii="Georgia Pro" w:eastAsia="Georgia Pro" w:hAnsi="Georgia Pro" w:cs="Georgia Pro"/>
-          <w:color w:val="000000" w:themeColor="text1"/>
-        </w:rPr>
-      </w:pPr>
-    </w:p>
-    <w:p>
-      <w:pPr>
-        <w:spacing w:after="0" w:line="480" w:lineRule="auto"/>
-        <w:rPr>
-          <w:rFonts w:ascii="Georgia Pro" w:eastAsia="Georgia Pro" w:hAnsi="Georgia Pro" w:cs="Georgia Pro"/>
-          <w:color w:val="000000" w:themeColor="text1"/>
-        </w:rPr>
-      </w:pPr>
-      <w:r>
-        <w:rPr>
-          <w:rFonts w:ascii="Georgia Pro" w:eastAsia="Georgia Pro" w:hAnsi="Georgia Pro" w:cs="Georgia Pro"/>
-          <w:color w:val="000000" w:themeColor="text1"/>
-        </w:rPr>
-        <w:t>Save file.</w:t>
-      </w:r>
-    </w:p>
-    <w:p>
-      <w:pPr>
-        <w:spacing w:after="0" w:line="480" w:lineRule="auto"/>
-        <w:rPr>
-          <w:rFonts w:ascii="Georgia Pro" w:eastAsia="Georgia Pro" w:hAnsi="Georgia Pro" w:cs="Georgia Pro"/>
-          <w:color w:val="000000" w:themeColor="text1"/>
-        </w:rPr>
-      </w:pPr>
-      <w:r>
-        <w:rPr>
-          <w:rFonts w:ascii="Georgia Pro" w:eastAsia="Georgia Pro" w:hAnsi="Georgia Pro" w:cs="Georgia Pro"/>
-          <w:color w:val="000000" w:themeColor="text1"/>
-        </w:rPr>
-        <w:pict w14:anchorId="0525C39C">
-          <v:rect id="_x0000_i1047" style="width:0;height:1.5pt" o:hralign="center" o:hrstd="t" o:hr="t" fillcolor="#a0a0a0" stroked="f"/>
-        </w:pict>
+        <w:t>--docker-password=</w:t>
+      </w:r>
+      <w:r>
+        <w:t xml:space="preserve"> </w:t>
+      </w:r>
+      <w:r>
+        <w:rPr>
+          <w:rFonts w:ascii="Georgia Pro" w:eastAsia="Georgia Pro" w:hAnsi="Georgia Pro" w:cs="Georgia Pro"/>
+          <w:color w:val="000000" w:themeColor="text1"/>
+          <w:highlight w:val="yellow"/>
+        </w:rPr>
+        <w:t>1eYXVpztQIN1Z0ZhzbWmHwYtg1fCvavzPJjxrnQm6Rdtba06xqfeJQQJ99CGACGhslBEqg7NAAACAZCRibA5</w:t>
+      </w:r>
+      <w:r>
+        <w:rPr>
+          <w:rFonts w:ascii="Georgia Pro" w:eastAsia="Georgia Pro" w:hAnsi="Georgia Pro" w:cs="Georgia Pro"/>
+          <w:color w:val="000000" w:themeColor="text1"/>
+        </w:rPr>
+        <w:t xml:space="preserve"> </w:t>
       </w:r>
     </w:p>
     <w:p>
@@ -6572,14 +5398,25 @@
           <w:color w:val="000000" w:themeColor="text1"/>
         </w:rPr>
       </w:pPr>
-      <w:r>
+    </w:p>
+    <w:p>
+      <w:pPr>
+        <w:spacing w:after="0" w:line="480" w:lineRule="auto"/>
         <w:rPr>
           <w:rFonts w:ascii="Georgia Pro" w:eastAsia="Georgia Pro" w:hAnsi="Georgia Pro" w:cs="Georgia Pro"/>
           <w:b/>
           <w:bCs/>
           <w:color w:val="000000" w:themeColor="text1"/>
         </w:rPr>
-        <w:t>Step 18: Deploy Application</w:t>
+      </w:pPr>
+      <w:r>
+        <w:rPr>
+          <w:rFonts w:ascii="Georgia Pro" w:eastAsia="Georgia Pro" w:hAnsi="Georgia Pro" w:cs="Georgia Pro"/>
+          <w:b/>
+          <w:bCs/>
+          <w:color w:val="000000" w:themeColor="text1"/>
+        </w:rPr>
+        <w:t>Step 16: Verify Secret</w:t>
       </w:r>
     </w:p>
     <w:p>
@@ -6613,14 +5450,132 @@
           <w:rFonts w:ascii="Georgia Pro" w:eastAsia="Georgia Pro" w:hAnsi="Georgia Pro" w:cs="Georgia Pro"/>
           <w:color w:val="000000" w:themeColor="text1"/>
         </w:rPr>
-        <w:t xml:space="preserve"> apply -f </w:t>
-      </w:r>
-      <w:r>
-        <w:rPr>
-          <w:rFonts w:ascii="Georgia Pro" w:eastAsia="Georgia Pro" w:hAnsi="Georgia Pro" w:cs="Georgia Pro"/>
-          <w:color w:val="000000" w:themeColor="text1"/>
-        </w:rPr>
-        <w:t>secure-</w:t>
+        <w:t xml:space="preserve"> get secrets</w:t>
+      </w:r>
+    </w:p>
+    <w:p>
+      <w:pPr>
+        <w:spacing w:after="0" w:line="480" w:lineRule="auto"/>
+        <w:rPr>
+          <w:rFonts w:ascii="Georgia Pro" w:eastAsia="Georgia Pro" w:hAnsi="Georgia Pro" w:cs="Georgia Pro"/>
+          <w:color w:val="000000" w:themeColor="text1"/>
+        </w:rPr>
+      </w:pPr>
+    </w:p>
+    <w:p>
+      <w:pPr>
+        <w:spacing w:after="0" w:line="480" w:lineRule="auto"/>
+        <w:rPr>
+          <w:rFonts w:ascii="Georgia Pro" w:eastAsia="Georgia Pro" w:hAnsi="Georgia Pro" w:cs="Georgia Pro"/>
+          <w:color w:val="000000" w:themeColor="text1"/>
+        </w:rPr>
+      </w:pPr>
+      <w:r>
+        <w:rPr>
+          <w:rFonts w:ascii="Georgia Pro" w:eastAsia="Georgia Pro" w:hAnsi="Georgia Pro" w:cs="Georgia Pro"/>
+          <w:color w:val="000000" w:themeColor="text1"/>
+        </w:rPr>
+        <w:t>Expected:</w:t>
+      </w:r>
+    </w:p>
+    <w:p>
+      <w:pPr>
+        <w:pBdr>
+          <w:top w:val="single" w:sz="4" w:space="1" w:color="auto"/>
+          <w:left w:val="single" w:sz="4" w:space="4" w:color="auto"/>
+          <w:bottom w:val="single" w:sz="4" w:space="1" w:color="auto"/>
+          <w:right w:val="single" w:sz="4" w:space="4" w:color="auto"/>
+        </w:pBdr>
+        <w:shd w:val="clear" w:color="auto" w:fill="F2F2F2" w:themeFill="background1" w:themeFillShade="F2"/>
+        <w:spacing w:after="0" w:line="480" w:lineRule="auto"/>
+        <w:rPr>
+          <w:rFonts w:ascii="Georgia Pro" w:eastAsia="Georgia Pro" w:hAnsi="Georgia Pro" w:cs="Georgia Pro"/>
+          <w:color w:val="000000" w:themeColor="text1"/>
+        </w:rPr>
+      </w:pPr>
+      <w:r>
+        <w:rPr>
+          <w:rFonts w:ascii="Georgia Pro" w:eastAsia="Georgia Pro" w:hAnsi="Georgia Pro" w:cs="Georgia Pro"/>
+          <w:color w:val="000000" w:themeColor="text1"/>
+        </w:rPr>
+        <w:t>app-secret</w:t>
+      </w:r>
+    </w:p>
+    <w:p>
+      <w:pPr>
+        <w:spacing w:after="0" w:line="480" w:lineRule="auto"/>
+        <w:rPr>
+          <w:rFonts w:ascii="Georgia Pro" w:eastAsia="Georgia Pro" w:hAnsi="Georgia Pro" w:cs="Georgia Pro"/>
+          <w:color w:val="000000" w:themeColor="text1"/>
+        </w:rPr>
+      </w:pPr>
+      <w:r>
+        <w:rPr>
+          <w:rFonts w:ascii="Georgia Pro" w:eastAsia="Georgia Pro" w:hAnsi="Georgia Pro" w:cs="Georgia Pro"/>
+          <w:color w:val="000000" w:themeColor="text1"/>
+        </w:rPr>
+        <w:pict w14:anchorId="57662852">
+          <v:rect id="_x0000_i1044" style="width:0;height:1.5pt" o:hralign="center" o:hrstd="t" o:hr="t" fillcolor="#a0a0a0" stroked="f"/>
+        </w:pict>
+      </w:r>
+    </w:p>
+    <w:p>
+      <w:pPr>
+        <w:spacing w:after="0" w:line="480" w:lineRule="auto"/>
+        <w:rPr>
+          <w:rFonts w:ascii="Georgia Pro" w:eastAsia="Georgia Pro" w:hAnsi="Georgia Pro" w:cs="Georgia Pro"/>
+          <w:b/>
+          <w:bCs/>
+          <w:color w:val="000000" w:themeColor="text1"/>
+        </w:rPr>
+      </w:pPr>
+      <w:r>
+        <w:rPr>
+          <w:rFonts w:ascii="Georgia Pro" w:eastAsia="Georgia Pro" w:hAnsi="Georgia Pro" w:cs="Georgia Pro"/>
+          <w:b/>
+          <w:bCs/>
+          <w:color w:val="000000" w:themeColor="text1"/>
+        </w:rPr>
+        <w:t>Step 17: Create Deployment YAML</w:t>
+      </w:r>
+    </w:p>
+    <w:p>
+      <w:pPr>
+        <w:spacing w:after="0" w:line="480" w:lineRule="auto"/>
+        <w:rPr>
+          <w:rFonts w:ascii="Georgia Pro" w:eastAsia="Georgia Pro" w:hAnsi="Georgia Pro" w:cs="Georgia Pro"/>
+          <w:color w:val="000000" w:themeColor="text1"/>
+        </w:rPr>
+      </w:pPr>
+      <w:r>
+        <w:rPr>
+          <w:rFonts w:ascii="Georgia Pro" w:eastAsia="Georgia Pro" w:hAnsi="Georgia Pro" w:cs="Georgia Pro"/>
+          <w:color w:val="000000" w:themeColor="text1"/>
+        </w:rPr>
+        <w:t>Create file:</w:t>
+      </w:r>
+    </w:p>
+    <w:p>
+      <w:pPr>
+        <w:pBdr>
+          <w:top w:val="single" w:sz="4" w:space="1" w:color="auto"/>
+          <w:left w:val="single" w:sz="4" w:space="4" w:color="auto"/>
+          <w:bottom w:val="single" w:sz="4" w:space="1" w:color="auto"/>
+          <w:right w:val="single" w:sz="4" w:space="4" w:color="auto"/>
+        </w:pBdr>
+        <w:shd w:val="clear" w:color="auto" w:fill="F2F2F2" w:themeFill="background1" w:themeFillShade="F2"/>
+        <w:spacing w:after="0" w:line="480" w:lineRule="auto"/>
+        <w:rPr>
+          <w:rFonts w:ascii="Georgia Pro" w:eastAsia="Georgia Pro" w:hAnsi="Georgia Pro" w:cs="Georgia Pro"/>
+          <w:color w:val="000000" w:themeColor="text1"/>
+        </w:rPr>
+      </w:pPr>
+      <w:r>
+        <w:rPr>
+          <w:rFonts w:ascii="Georgia Pro" w:eastAsia="Georgia Pro" w:hAnsi="Georgia Pro" w:cs="Georgia Pro"/>
+          <w:color w:val="000000" w:themeColor="text1"/>
+        </w:rPr>
+        <w:t>nano secure-</w:t>
       </w:r>
       <w:proofErr w:type="spellStart"/>
       <w:proofErr w:type="gramStart"/>
@@ -6642,13 +5597,636 @@
           <w:color w:val="000000" w:themeColor="text1"/>
         </w:rPr>
       </w:pPr>
-      <w:r>
-        <w:rPr>
-          <w:rFonts w:ascii="Georgia Pro" w:eastAsia="Georgia Pro" w:hAnsi="Georgia Pro" w:cs="Georgia Pro"/>
-          <w:color w:val="000000" w:themeColor="text1"/>
-        </w:rPr>
-        <w:pict w14:anchorId="14CDE7C7">
-          <v:rect id="_x0000_i1048" style="width:0;height:1.5pt" o:hralign="center" o:hrstd="t" o:hr="t" fillcolor="#a0a0a0" stroked="f"/>
+    </w:p>
+    <w:p>
+      <w:pPr>
+        <w:spacing w:after="0" w:line="480" w:lineRule="auto"/>
+        <w:rPr>
+          <w:rFonts w:ascii="Georgia Pro" w:eastAsia="Georgia Pro" w:hAnsi="Georgia Pro" w:cs="Georgia Pro"/>
+          <w:color w:val="000000" w:themeColor="text1"/>
+        </w:rPr>
+      </w:pPr>
+      <w:r>
+        <w:rPr>
+          <w:rFonts w:ascii="Georgia Pro" w:eastAsia="Georgia Pro" w:hAnsi="Georgia Pro" w:cs="Georgia Pro"/>
+          <w:color w:val="000000" w:themeColor="text1"/>
+        </w:rPr>
+        <w:t>Paste:</w:t>
+      </w:r>
+    </w:p>
+    <w:p>
+      <w:pPr>
+        <w:pBdr>
+          <w:top w:val="single" w:sz="4" w:space="1" w:color="auto"/>
+          <w:left w:val="single" w:sz="4" w:space="4" w:color="auto"/>
+          <w:bottom w:val="single" w:sz="4" w:space="1" w:color="auto"/>
+          <w:right w:val="single" w:sz="4" w:space="4" w:color="auto"/>
+        </w:pBdr>
+        <w:shd w:val="clear" w:color="auto" w:fill="F2F2F2" w:themeFill="background1" w:themeFillShade="F2"/>
+        <w:spacing w:after="0" w:line="480" w:lineRule="auto"/>
+        <w:rPr>
+          <w:rFonts w:ascii="Georgia Pro" w:eastAsia="Georgia Pro" w:hAnsi="Georgia Pro" w:cs="Georgia Pro"/>
+          <w:color w:val="000000" w:themeColor="text1"/>
+        </w:rPr>
+      </w:pPr>
+      <w:proofErr w:type="spellStart"/>
+      <w:r>
+        <w:rPr>
+          <w:rFonts w:ascii="Georgia Pro" w:eastAsia="Georgia Pro" w:hAnsi="Georgia Pro" w:cs="Georgia Pro"/>
+          <w:color w:val="000000" w:themeColor="text1"/>
+        </w:rPr>
+        <w:t>apiVersion</w:t>
+      </w:r>
+      <w:proofErr w:type="spellEnd"/>
+      <w:r>
+        <w:rPr>
+          <w:rFonts w:ascii="Georgia Pro" w:eastAsia="Georgia Pro" w:hAnsi="Georgia Pro" w:cs="Georgia Pro"/>
+          <w:color w:val="000000" w:themeColor="text1"/>
+        </w:rPr>
+        <w:t>: apps/v1</w:t>
+      </w:r>
+    </w:p>
+    <w:p>
+      <w:pPr>
+        <w:pBdr>
+          <w:top w:val="single" w:sz="4" w:space="1" w:color="auto"/>
+          <w:left w:val="single" w:sz="4" w:space="4" w:color="auto"/>
+          <w:bottom w:val="single" w:sz="4" w:space="1" w:color="auto"/>
+          <w:right w:val="single" w:sz="4" w:space="4" w:color="auto"/>
+        </w:pBdr>
+        <w:shd w:val="clear" w:color="auto" w:fill="F2F2F2" w:themeFill="background1" w:themeFillShade="F2"/>
+        <w:spacing w:after="0" w:line="480" w:lineRule="auto"/>
+        <w:rPr>
+          <w:rFonts w:ascii="Georgia Pro" w:eastAsia="Georgia Pro" w:hAnsi="Georgia Pro" w:cs="Georgia Pro"/>
+          <w:color w:val="000000" w:themeColor="text1"/>
+        </w:rPr>
+      </w:pPr>
+      <w:r>
+        <w:rPr>
+          <w:rFonts w:ascii="Georgia Pro" w:eastAsia="Georgia Pro" w:hAnsi="Georgia Pro" w:cs="Georgia Pro"/>
+          <w:color w:val="000000" w:themeColor="text1"/>
+        </w:rPr>
+        <w:t>kind: Deployment</w:t>
+      </w:r>
+    </w:p>
+    <w:p>
+      <w:pPr>
+        <w:pBdr>
+          <w:top w:val="single" w:sz="4" w:space="1" w:color="auto"/>
+          <w:left w:val="single" w:sz="4" w:space="4" w:color="auto"/>
+          <w:bottom w:val="single" w:sz="4" w:space="1" w:color="auto"/>
+          <w:right w:val="single" w:sz="4" w:space="4" w:color="auto"/>
+        </w:pBdr>
+        <w:shd w:val="clear" w:color="auto" w:fill="F2F2F2" w:themeFill="background1" w:themeFillShade="F2"/>
+        <w:spacing w:after="0" w:line="480" w:lineRule="auto"/>
+        <w:rPr>
+          <w:rFonts w:ascii="Georgia Pro" w:eastAsia="Georgia Pro" w:hAnsi="Georgia Pro" w:cs="Georgia Pro"/>
+          <w:color w:val="000000" w:themeColor="text1"/>
+        </w:rPr>
+      </w:pPr>
+      <w:r>
+        <w:rPr>
+          <w:rFonts w:ascii="Georgia Pro" w:eastAsia="Georgia Pro" w:hAnsi="Georgia Pro" w:cs="Georgia Pro"/>
+          <w:color w:val="000000" w:themeColor="text1"/>
+        </w:rPr>
+        <w:t>metadata:</w:t>
+      </w:r>
+    </w:p>
+    <w:p>
+      <w:pPr>
+        <w:pBdr>
+          <w:top w:val="single" w:sz="4" w:space="1" w:color="auto"/>
+          <w:left w:val="single" w:sz="4" w:space="4" w:color="auto"/>
+          <w:bottom w:val="single" w:sz="4" w:space="1" w:color="auto"/>
+          <w:right w:val="single" w:sz="4" w:space="4" w:color="auto"/>
+        </w:pBdr>
+        <w:shd w:val="clear" w:color="auto" w:fill="F2F2F2" w:themeFill="background1" w:themeFillShade="F2"/>
+        <w:spacing w:after="0" w:line="480" w:lineRule="auto"/>
+        <w:rPr>
+          <w:rFonts w:ascii="Georgia Pro" w:eastAsia="Georgia Pro" w:hAnsi="Georgia Pro" w:cs="Georgia Pro"/>
+          <w:color w:val="000000" w:themeColor="text1"/>
+        </w:rPr>
+      </w:pPr>
+      <w:r>
+        <w:rPr>
+          <w:rFonts w:ascii="Georgia Pro" w:eastAsia="Georgia Pro" w:hAnsi="Georgia Pro" w:cs="Georgia Pro"/>
+          <w:color w:val="000000" w:themeColor="text1"/>
+        </w:rPr>
+        <w:t xml:space="preserve">  name: secure-nginx</w:t>
+      </w:r>
+    </w:p>
+    <w:p>
+      <w:pPr>
+        <w:pBdr>
+          <w:top w:val="single" w:sz="4" w:space="1" w:color="auto"/>
+          <w:left w:val="single" w:sz="4" w:space="4" w:color="auto"/>
+          <w:bottom w:val="single" w:sz="4" w:space="1" w:color="auto"/>
+          <w:right w:val="single" w:sz="4" w:space="4" w:color="auto"/>
+        </w:pBdr>
+        <w:shd w:val="clear" w:color="auto" w:fill="F2F2F2" w:themeFill="background1" w:themeFillShade="F2"/>
+        <w:spacing w:after="0" w:line="480" w:lineRule="auto"/>
+        <w:rPr>
+          <w:rFonts w:ascii="Georgia Pro" w:eastAsia="Georgia Pro" w:hAnsi="Georgia Pro" w:cs="Georgia Pro"/>
+          <w:color w:val="000000" w:themeColor="text1"/>
+        </w:rPr>
+      </w:pPr>
+      <w:r>
+        <w:rPr>
+          <w:rFonts w:ascii="Georgia Pro" w:eastAsia="Georgia Pro" w:hAnsi="Georgia Pro" w:cs="Georgia Pro"/>
+          <w:color w:val="000000" w:themeColor="text1"/>
+        </w:rPr>
+        <w:t>spec:</w:t>
+      </w:r>
+    </w:p>
+    <w:p>
+      <w:pPr>
+        <w:pBdr>
+          <w:top w:val="single" w:sz="4" w:space="1" w:color="auto"/>
+          <w:left w:val="single" w:sz="4" w:space="4" w:color="auto"/>
+          <w:bottom w:val="single" w:sz="4" w:space="1" w:color="auto"/>
+          <w:right w:val="single" w:sz="4" w:space="4" w:color="auto"/>
+        </w:pBdr>
+        <w:shd w:val="clear" w:color="auto" w:fill="F2F2F2" w:themeFill="background1" w:themeFillShade="F2"/>
+        <w:spacing w:after="0" w:line="480" w:lineRule="auto"/>
+        <w:rPr>
+          <w:rFonts w:ascii="Georgia Pro" w:eastAsia="Georgia Pro" w:hAnsi="Georgia Pro" w:cs="Georgia Pro"/>
+          <w:color w:val="000000" w:themeColor="text1"/>
+        </w:rPr>
+      </w:pPr>
+      <w:r>
+        <w:rPr>
+          <w:rFonts w:ascii="Georgia Pro" w:eastAsia="Georgia Pro" w:hAnsi="Georgia Pro" w:cs="Georgia Pro"/>
+          <w:color w:val="000000" w:themeColor="text1"/>
+        </w:rPr>
+        <w:t xml:space="preserve">  replicas: 1</w:t>
+      </w:r>
+    </w:p>
+    <w:p>
+      <w:pPr>
+        <w:pBdr>
+          <w:top w:val="single" w:sz="4" w:space="1" w:color="auto"/>
+          <w:left w:val="single" w:sz="4" w:space="4" w:color="auto"/>
+          <w:bottom w:val="single" w:sz="4" w:space="1" w:color="auto"/>
+          <w:right w:val="single" w:sz="4" w:space="4" w:color="auto"/>
+        </w:pBdr>
+        <w:shd w:val="clear" w:color="auto" w:fill="F2F2F2" w:themeFill="background1" w:themeFillShade="F2"/>
+        <w:spacing w:after="0" w:line="480" w:lineRule="auto"/>
+        <w:rPr>
+          <w:rFonts w:ascii="Georgia Pro" w:eastAsia="Georgia Pro" w:hAnsi="Georgia Pro" w:cs="Georgia Pro"/>
+          <w:color w:val="000000" w:themeColor="text1"/>
+        </w:rPr>
+      </w:pPr>
+      <w:r>
+        <w:rPr>
+          <w:rFonts w:ascii="Georgia Pro" w:eastAsia="Georgia Pro" w:hAnsi="Georgia Pro" w:cs="Georgia Pro"/>
+          <w:color w:val="000000" w:themeColor="text1"/>
+        </w:rPr>
+        <w:lastRenderedPageBreak/>
+        <w:t xml:space="preserve">  selector:</w:t>
+      </w:r>
+    </w:p>
+    <w:p>
+      <w:pPr>
+        <w:pBdr>
+          <w:top w:val="single" w:sz="4" w:space="1" w:color="auto"/>
+          <w:left w:val="single" w:sz="4" w:space="4" w:color="auto"/>
+          <w:bottom w:val="single" w:sz="4" w:space="1" w:color="auto"/>
+          <w:right w:val="single" w:sz="4" w:space="4" w:color="auto"/>
+        </w:pBdr>
+        <w:shd w:val="clear" w:color="auto" w:fill="F2F2F2" w:themeFill="background1" w:themeFillShade="F2"/>
+        <w:spacing w:after="0" w:line="480" w:lineRule="auto"/>
+        <w:rPr>
+          <w:rFonts w:ascii="Georgia Pro" w:eastAsia="Georgia Pro" w:hAnsi="Georgia Pro" w:cs="Georgia Pro"/>
+          <w:color w:val="000000" w:themeColor="text1"/>
+        </w:rPr>
+      </w:pPr>
+      <w:r>
+        <w:rPr>
+          <w:rFonts w:ascii="Georgia Pro" w:eastAsia="Georgia Pro" w:hAnsi="Georgia Pro" w:cs="Georgia Pro"/>
+          <w:color w:val="000000" w:themeColor="text1"/>
+        </w:rPr>
+        <w:t xml:space="preserve">    </w:t>
+      </w:r>
+      <w:proofErr w:type="spellStart"/>
+      <w:r>
+        <w:rPr>
+          <w:rFonts w:ascii="Georgia Pro" w:eastAsia="Georgia Pro" w:hAnsi="Georgia Pro" w:cs="Georgia Pro"/>
+          <w:color w:val="000000" w:themeColor="text1"/>
+        </w:rPr>
+        <w:t>matchLabels</w:t>
+      </w:r>
+      <w:proofErr w:type="spellEnd"/>
+      <w:r>
+        <w:rPr>
+          <w:rFonts w:ascii="Georgia Pro" w:eastAsia="Georgia Pro" w:hAnsi="Georgia Pro" w:cs="Georgia Pro"/>
+          <w:color w:val="000000" w:themeColor="text1"/>
+        </w:rPr>
+        <w:t>:</w:t>
+      </w:r>
+    </w:p>
+    <w:p>
+      <w:pPr>
+        <w:pBdr>
+          <w:top w:val="single" w:sz="4" w:space="1" w:color="auto"/>
+          <w:left w:val="single" w:sz="4" w:space="4" w:color="auto"/>
+          <w:bottom w:val="single" w:sz="4" w:space="1" w:color="auto"/>
+          <w:right w:val="single" w:sz="4" w:space="4" w:color="auto"/>
+        </w:pBdr>
+        <w:shd w:val="clear" w:color="auto" w:fill="F2F2F2" w:themeFill="background1" w:themeFillShade="F2"/>
+        <w:spacing w:after="0" w:line="480" w:lineRule="auto"/>
+        <w:rPr>
+          <w:rFonts w:ascii="Georgia Pro" w:eastAsia="Georgia Pro" w:hAnsi="Georgia Pro" w:cs="Georgia Pro"/>
+          <w:color w:val="000000" w:themeColor="text1"/>
+        </w:rPr>
+      </w:pPr>
+      <w:r>
+        <w:rPr>
+          <w:rFonts w:ascii="Georgia Pro" w:eastAsia="Georgia Pro" w:hAnsi="Georgia Pro" w:cs="Georgia Pro"/>
+          <w:color w:val="000000" w:themeColor="text1"/>
+        </w:rPr>
+        <w:t xml:space="preserve">      app: secure-nginx</w:t>
+      </w:r>
+    </w:p>
+    <w:p>
+      <w:pPr>
+        <w:pBdr>
+          <w:top w:val="single" w:sz="4" w:space="1" w:color="auto"/>
+          <w:left w:val="single" w:sz="4" w:space="4" w:color="auto"/>
+          <w:bottom w:val="single" w:sz="4" w:space="1" w:color="auto"/>
+          <w:right w:val="single" w:sz="4" w:space="4" w:color="auto"/>
+        </w:pBdr>
+        <w:shd w:val="clear" w:color="auto" w:fill="F2F2F2" w:themeFill="background1" w:themeFillShade="F2"/>
+        <w:spacing w:after="0" w:line="480" w:lineRule="auto"/>
+        <w:rPr>
+          <w:rFonts w:ascii="Georgia Pro" w:eastAsia="Georgia Pro" w:hAnsi="Georgia Pro" w:cs="Georgia Pro"/>
+          <w:color w:val="000000" w:themeColor="text1"/>
+        </w:rPr>
+      </w:pPr>
+      <w:r>
+        <w:rPr>
+          <w:rFonts w:ascii="Georgia Pro" w:eastAsia="Georgia Pro" w:hAnsi="Georgia Pro" w:cs="Georgia Pro"/>
+          <w:color w:val="000000" w:themeColor="text1"/>
+        </w:rPr>
+        <w:t xml:space="preserve">  template:</w:t>
+      </w:r>
+    </w:p>
+    <w:p>
+      <w:pPr>
+        <w:pBdr>
+          <w:top w:val="single" w:sz="4" w:space="1" w:color="auto"/>
+          <w:left w:val="single" w:sz="4" w:space="4" w:color="auto"/>
+          <w:bottom w:val="single" w:sz="4" w:space="1" w:color="auto"/>
+          <w:right w:val="single" w:sz="4" w:space="4" w:color="auto"/>
+        </w:pBdr>
+        <w:shd w:val="clear" w:color="auto" w:fill="F2F2F2" w:themeFill="background1" w:themeFillShade="F2"/>
+        <w:spacing w:after="0" w:line="480" w:lineRule="auto"/>
+        <w:rPr>
+          <w:rFonts w:ascii="Georgia Pro" w:eastAsia="Georgia Pro" w:hAnsi="Georgia Pro" w:cs="Georgia Pro"/>
+          <w:color w:val="000000" w:themeColor="text1"/>
+        </w:rPr>
+      </w:pPr>
+      <w:r>
+        <w:rPr>
+          <w:rFonts w:ascii="Georgia Pro" w:eastAsia="Georgia Pro" w:hAnsi="Georgia Pro" w:cs="Georgia Pro"/>
+          <w:color w:val="000000" w:themeColor="text1"/>
+        </w:rPr>
+        <w:t xml:space="preserve">    metadata:</w:t>
+      </w:r>
+    </w:p>
+    <w:p>
+      <w:pPr>
+        <w:pBdr>
+          <w:top w:val="single" w:sz="4" w:space="1" w:color="auto"/>
+          <w:left w:val="single" w:sz="4" w:space="4" w:color="auto"/>
+          <w:bottom w:val="single" w:sz="4" w:space="1" w:color="auto"/>
+          <w:right w:val="single" w:sz="4" w:space="4" w:color="auto"/>
+        </w:pBdr>
+        <w:shd w:val="clear" w:color="auto" w:fill="F2F2F2" w:themeFill="background1" w:themeFillShade="F2"/>
+        <w:spacing w:after="0" w:line="480" w:lineRule="auto"/>
+        <w:rPr>
+          <w:rFonts w:ascii="Georgia Pro" w:eastAsia="Georgia Pro" w:hAnsi="Georgia Pro" w:cs="Georgia Pro"/>
+          <w:color w:val="000000" w:themeColor="text1"/>
+        </w:rPr>
+      </w:pPr>
+      <w:r>
+        <w:rPr>
+          <w:rFonts w:ascii="Georgia Pro" w:eastAsia="Georgia Pro" w:hAnsi="Georgia Pro" w:cs="Georgia Pro"/>
+          <w:color w:val="000000" w:themeColor="text1"/>
+        </w:rPr>
+        <w:t xml:space="preserve">      labels:</w:t>
+      </w:r>
+    </w:p>
+    <w:p>
+      <w:pPr>
+        <w:pBdr>
+          <w:top w:val="single" w:sz="4" w:space="1" w:color="auto"/>
+          <w:left w:val="single" w:sz="4" w:space="4" w:color="auto"/>
+          <w:bottom w:val="single" w:sz="4" w:space="1" w:color="auto"/>
+          <w:right w:val="single" w:sz="4" w:space="4" w:color="auto"/>
+        </w:pBdr>
+        <w:shd w:val="clear" w:color="auto" w:fill="F2F2F2" w:themeFill="background1" w:themeFillShade="F2"/>
+        <w:spacing w:after="0" w:line="480" w:lineRule="auto"/>
+        <w:rPr>
+          <w:rFonts w:ascii="Georgia Pro" w:eastAsia="Georgia Pro" w:hAnsi="Georgia Pro" w:cs="Georgia Pro"/>
+          <w:color w:val="000000" w:themeColor="text1"/>
+        </w:rPr>
+      </w:pPr>
+      <w:r>
+        <w:rPr>
+          <w:rFonts w:ascii="Georgia Pro" w:eastAsia="Georgia Pro" w:hAnsi="Georgia Pro" w:cs="Georgia Pro"/>
+          <w:color w:val="000000" w:themeColor="text1"/>
+        </w:rPr>
+        <w:t xml:space="preserve">        app: secure-nginx</w:t>
+      </w:r>
+    </w:p>
+    <w:p>
+      <w:pPr>
+        <w:pBdr>
+          <w:top w:val="single" w:sz="4" w:space="1" w:color="auto"/>
+          <w:left w:val="single" w:sz="4" w:space="4" w:color="auto"/>
+          <w:bottom w:val="single" w:sz="4" w:space="1" w:color="auto"/>
+          <w:right w:val="single" w:sz="4" w:space="4" w:color="auto"/>
+        </w:pBdr>
+        <w:shd w:val="clear" w:color="auto" w:fill="F2F2F2" w:themeFill="background1" w:themeFillShade="F2"/>
+        <w:spacing w:after="0" w:line="480" w:lineRule="auto"/>
+        <w:rPr>
+          <w:rFonts w:ascii="Georgia Pro" w:eastAsia="Georgia Pro" w:hAnsi="Georgia Pro" w:cs="Georgia Pro"/>
+          <w:color w:val="000000" w:themeColor="text1"/>
+        </w:rPr>
+      </w:pPr>
+      <w:r>
+        <w:rPr>
+          <w:rFonts w:ascii="Georgia Pro" w:eastAsia="Georgia Pro" w:hAnsi="Georgia Pro" w:cs="Georgia Pro"/>
+          <w:color w:val="000000" w:themeColor="text1"/>
+        </w:rPr>
+        <w:t xml:space="preserve">    spec:</w:t>
+      </w:r>
+    </w:p>
+    <w:p>
+      <w:pPr>
+        <w:pBdr>
+          <w:top w:val="single" w:sz="4" w:space="1" w:color="auto"/>
+          <w:left w:val="single" w:sz="4" w:space="4" w:color="auto"/>
+          <w:bottom w:val="single" w:sz="4" w:space="1" w:color="auto"/>
+          <w:right w:val="single" w:sz="4" w:space="4" w:color="auto"/>
+        </w:pBdr>
+        <w:shd w:val="clear" w:color="auto" w:fill="F2F2F2" w:themeFill="background1" w:themeFillShade="F2"/>
+        <w:spacing w:after="0" w:line="480" w:lineRule="auto"/>
+        <w:rPr>
+          <w:rFonts w:ascii="Georgia Pro" w:eastAsia="Georgia Pro" w:hAnsi="Georgia Pro" w:cs="Georgia Pro"/>
+          <w:color w:val="000000" w:themeColor="text1"/>
+        </w:rPr>
+      </w:pPr>
+      <w:r>
+        <w:rPr>
+          <w:rFonts w:ascii="Georgia Pro" w:eastAsia="Georgia Pro" w:hAnsi="Georgia Pro" w:cs="Georgia Pro"/>
+          <w:color w:val="000000" w:themeColor="text1"/>
+        </w:rPr>
+        <w:t xml:space="preserve">      containers:</w:t>
+      </w:r>
+    </w:p>
+    <w:p>
+      <w:pPr>
+        <w:pBdr>
+          <w:top w:val="single" w:sz="4" w:space="1" w:color="auto"/>
+          <w:left w:val="single" w:sz="4" w:space="4" w:color="auto"/>
+          <w:bottom w:val="single" w:sz="4" w:space="1" w:color="auto"/>
+          <w:right w:val="single" w:sz="4" w:space="4" w:color="auto"/>
+        </w:pBdr>
+        <w:shd w:val="clear" w:color="auto" w:fill="F2F2F2" w:themeFill="background1" w:themeFillShade="F2"/>
+        <w:spacing w:after="0" w:line="480" w:lineRule="auto"/>
+        <w:rPr>
+          <w:rFonts w:ascii="Georgia Pro" w:eastAsia="Georgia Pro" w:hAnsi="Georgia Pro" w:cs="Georgia Pro"/>
+          <w:color w:val="000000" w:themeColor="text1"/>
+        </w:rPr>
+      </w:pPr>
+      <w:r>
+        <w:rPr>
+          <w:rFonts w:ascii="Georgia Pro" w:eastAsia="Georgia Pro" w:hAnsi="Georgia Pro" w:cs="Georgia Pro"/>
+          <w:color w:val="000000" w:themeColor="text1"/>
+        </w:rPr>
+        <w:t xml:space="preserve">      - name: secure-nginx</w:t>
+      </w:r>
+    </w:p>
+    <w:p>
+      <w:pPr>
+        <w:pBdr>
+          <w:top w:val="single" w:sz="4" w:space="1" w:color="auto"/>
+          <w:left w:val="single" w:sz="4" w:space="4" w:color="auto"/>
+          <w:bottom w:val="single" w:sz="4" w:space="1" w:color="auto"/>
+          <w:right w:val="single" w:sz="4" w:space="4" w:color="auto"/>
+        </w:pBdr>
+        <w:shd w:val="clear" w:color="auto" w:fill="F2F2F2" w:themeFill="background1" w:themeFillShade="F2"/>
+        <w:spacing w:after="0" w:line="480" w:lineRule="auto"/>
+        <w:rPr>
+          <w:rFonts w:ascii="Georgia Pro" w:eastAsia="Georgia Pro" w:hAnsi="Georgia Pro" w:cs="Georgia Pro"/>
+          <w:color w:val="000000" w:themeColor="text1"/>
+        </w:rPr>
+      </w:pPr>
+      <w:r>
+        <w:rPr>
+          <w:rFonts w:ascii="Georgia Pro" w:eastAsia="Georgia Pro" w:hAnsi="Georgia Pro" w:cs="Georgia Pro"/>
+          <w:color w:val="000000" w:themeColor="text1"/>
+        </w:rPr>
+        <w:t xml:space="preserve">        image: mysecureacr2026hitesh.azurecr.io/</w:t>
+      </w:r>
+      <w:proofErr w:type="gramStart"/>
+      <w:r>
+        <w:rPr>
+          <w:rFonts w:ascii="Georgia Pro" w:eastAsia="Georgia Pro" w:hAnsi="Georgia Pro" w:cs="Georgia Pro"/>
+          <w:color w:val="000000" w:themeColor="text1"/>
+        </w:rPr>
+        <w:t>nginx:v</w:t>
+      </w:r>
+      <w:proofErr w:type="gramEnd"/>
+      <w:r>
+        <w:rPr>
+          <w:rFonts w:ascii="Georgia Pro" w:eastAsia="Georgia Pro" w:hAnsi="Georgia Pro" w:cs="Georgia Pro"/>
+          <w:color w:val="000000" w:themeColor="text1"/>
+        </w:rPr>
+        <w:t>1</w:t>
+      </w:r>
+    </w:p>
+    <w:p>
+      <w:pPr>
+        <w:pBdr>
+          <w:top w:val="single" w:sz="4" w:space="1" w:color="auto"/>
+          <w:left w:val="single" w:sz="4" w:space="4" w:color="auto"/>
+          <w:bottom w:val="single" w:sz="4" w:space="1" w:color="auto"/>
+          <w:right w:val="single" w:sz="4" w:space="4" w:color="auto"/>
+        </w:pBdr>
+        <w:shd w:val="clear" w:color="auto" w:fill="F2F2F2" w:themeFill="background1" w:themeFillShade="F2"/>
+        <w:spacing w:after="0" w:line="480" w:lineRule="auto"/>
+        <w:rPr>
+          <w:rFonts w:ascii="Georgia Pro" w:eastAsia="Georgia Pro" w:hAnsi="Georgia Pro" w:cs="Georgia Pro"/>
+          <w:color w:val="000000" w:themeColor="text1"/>
+        </w:rPr>
+      </w:pPr>
+      <w:r>
+        <w:rPr>
+          <w:rFonts w:ascii="Georgia Pro" w:eastAsia="Georgia Pro" w:hAnsi="Georgia Pro" w:cs="Georgia Pro"/>
+          <w:color w:val="000000" w:themeColor="text1"/>
+        </w:rPr>
+        <w:t xml:space="preserve">        ports:</w:t>
+      </w:r>
+    </w:p>
+    <w:p>
+      <w:pPr>
+        <w:pBdr>
+          <w:top w:val="single" w:sz="4" w:space="1" w:color="auto"/>
+          <w:left w:val="single" w:sz="4" w:space="4" w:color="auto"/>
+          <w:bottom w:val="single" w:sz="4" w:space="1" w:color="auto"/>
+          <w:right w:val="single" w:sz="4" w:space="4" w:color="auto"/>
+        </w:pBdr>
+        <w:shd w:val="clear" w:color="auto" w:fill="F2F2F2" w:themeFill="background1" w:themeFillShade="F2"/>
+        <w:spacing w:after="0" w:line="480" w:lineRule="auto"/>
+        <w:rPr>
+          <w:rFonts w:ascii="Georgia Pro" w:eastAsia="Georgia Pro" w:hAnsi="Georgia Pro" w:cs="Georgia Pro"/>
+          <w:color w:val="000000" w:themeColor="text1"/>
+        </w:rPr>
+      </w:pPr>
+      <w:r>
+        <w:rPr>
+          <w:rFonts w:ascii="Georgia Pro" w:eastAsia="Georgia Pro" w:hAnsi="Georgia Pro" w:cs="Georgia Pro"/>
+          <w:color w:val="000000" w:themeColor="text1"/>
+        </w:rPr>
+        <w:t xml:space="preserve">        - </w:t>
+      </w:r>
+      <w:proofErr w:type="spellStart"/>
+      <w:r>
+        <w:rPr>
+          <w:rFonts w:ascii="Georgia Pro" w:eastAsia="Georgia Pro" w:hAnsi="Georgia Pro" w:cs="Georgia Pro"/>
+          <w:color w:val="000000" w:themeColor="text1"/>
+        </w:rPr>
+        <w:t>containerPort</w:t>
+      </w:r>
+      <w:proofErr w:type="spellEnd"/>
+      <w:r>
+        <w:rPr>
+          <w:rFonts w:ascii="Georgia Pro" w:eastAsia="Georgia Pro" w:hAnsi="Georgia Pro" w:cs="Georgia Pro"/>
+          <w:color w:val="000000" w:themeColor="text1"/>
+        </w:rPr>
+        <w:t>: 80</w:t>
+      </w:r>
+    </w:p>
+    <w:p>
+      <w:pPr>
+        <w:pBdr>
+          <w:top w:val="single" w:sz="4" w:space="1" w:color="auto"/>
+          <w:left w:val="single" w:sz="4" w:space="4" w:color="auto"/>
+          <w:bottom w:val="single" w:sz="4" w:space="1" w:color="auto"/>
+          <w:right w:val="single" w:sz="4" w:space="4" w:color="auto"/>
+        </w:pBdr>
+        <w:shd w:val="clear" w:color="auto" w:fill="F2F2F2" w:themeFill="background1" w:themeFillShade="F2"/>
+        <w:spacing w:after="0" w:line="480" w:lineRule="auto"/>
+        <w:rPr>
+          <w:rFonts w:ascii="Georgia Pro" w:eastAsia="Georgia Pro" w:hAnsi="Georgia Pro" w:cs="Georgia Pro"/>
+          <w:color w:val="000000" w:themeColor="text1"/>
+        </w:rPr>
+      </w:pPr>
+      <w:r>
+        <w:rPr>
+          <w:rFonts w:ascii="Georgia Pro" w:eastAsia="Georgia Pro" w:hAnsi="Georgia Pro" w:cs="Georgia Pro"/>
+          <w:color w:val="000000" w:themeColor="text1"/>
+        </w:rPr>
+        <w:t xml:space="preserve">      </w:t>
+      </w:r>
+      <w:proofErr w:type="spellStart"/>
+      <w:r>
+        <w:rPr>
+          <w:rFonts w:ascii="Georgia Pro" w:eastAsia="Georgia Pro" w:hAnsi="Georgia Pro" w:cs="Georgia Pro"/>
+          <w:color w:val="000000" w:themeColor="text1"/>
+        </w:rPr>
+        <w:t>imagePullSecrets</w:t>
+      </w:r>
+      <w:proofErr w:type="spellEnd"/>
+      <w:r>
+        <w:rPr>
+          <w:rFonts w:ascii="Georgia Pro" w:eastAsia="Georgia Pro" w:hAnsi="Georgia Pro" w:cs="Georgia Pro"/>
+          <w:color w:val="000000" w:themeColor="text1"/>
+        </w:rPr>
+        <w:t>:</w:t>
+      </w:r>
+    </w:p>
+    <w:p>
+      <w:pPr>
+        <w:pBdr>
+          <w:top w:val="single" w:sz="4" w:space="1" w:color="auto"/>
+          <w:left w:val="single" w:sz="4" w:space="4" w:color="auto"/>
+          <w:bottom w:val="single" w:sz="4" w:space="1" w:color="auto"/>
+          <w:right w:val="single" w:sz="4" w:space="4" w:color="auto"/>
+        </w:pBdr>
+        <w:shd w:val="clear" w:color="auto" w:fill="F2F2F2" w:themeFill="background1" w:themeFillShade="F2"/>
+        <w:spacing w:after="0" w:line="480" w:lineRule="auto"/>
+        <w:rPr>
+          <w:rFonts w:ascii="Georgia Pro" w:eastAsia="Georgia Pro" w:hAnsi="Georgia Pro" w:cs="Georgia Pro"/>
+          <w:color w:val="000000" w:themeColor="text1"/>
+        </w:rPr>
+      </w:pPr>
+      <w:r>
+        <w:rPr>
+          <w:rFonts w:ascii="Georgia Pro" w:eastAsia="Georgia Pro" w:hAnsi="Georgia Pro" w:cs="Georgia Pro"/>
+          <w:color w:val="000000" w:themeColor="text1"/>
+        </w:rPr>
+        <w:t xml:space="preserve">      - name: </w:t>
+      </w:r>
+      <w:proofErr w:type="spellStart"/>
+      <w:r>
+        <w:rPr>
+          <w:rFonts w:ascii="Georgia Pro" w:eastAsia="Georgia Pro" w:hAnsi="Georgia Pro" w:cs="Georgia Pro"/>
+          <w:color w:val="000000" w:themeColor="text1"/>
+        </w:rPr>
+        <w:t>acr</w:t>
+      </w:r>
+      <w:proofErr w:type="spellEnd"/>
+      <w:r>
+        <w:rPr>
+          <w:rFonts w:ascii="Georgia Pro" w:eastAsia="Georgia Pro" w:hAnsi="Georgia Pro" w:cs="Georgia Pro"/>
+          <w:color w:val="000000" w:themeColor="text1"/>
+        </w:rPr>
+        <w:t>-secret</w:t>
+      </w:r>
+    </w:p>
+    <w:p>
+      <w:pPr>
+        <w:spacing w:after="0" w:line="480" w:lineRule="auto"/>
+        <w:rPr>
+          <w:rFonts w:ascii="Georgia Pro" w:eastAsia="Georgia Pro" w:hAnsi="Georgia Pro" w:cs="Georgia Pro"/>
+          <w:color w:val="000000" w:themeColor="text1"/>
+        </w:rPr>
+      </w:pPr>
+    </w:p>
+    <w:p>
+      <w:pPr>
+        <w:spacing w:after="0" w:line="480" w:lineRule="auto"/>
+        <w:rPr>
+          <w:rFonts w:ascii="Georgia Pro" w:eastAsia="Georgia Pro" w:hAnsi="Georgia Pro" w:cs="Georgia Pro"/>
+          <w:color w:val="000000" w:themeColor="text1"/>
+        </w:rPr>
+      </w:pPr>
+      <w:r>
+        <w:rPr>
+          <w:rFonts w:ascii="Georgia Pro" w:eastAsia="Georgia Pro" w:hAnsi="Georgia Pro" w:cs="Georgia Pro"/>
+          <w:color w:val="000000" w:themeColor="text1"/>
+        </w:rPr>
+        <w:t>Save file.</w:t>
+      </w:r>
+    </w:p>
+    <w:p>
+      <w:pPr>
+        <w:spacing w:after="0" w:line="480" w:lineRule="auto"/>
+        <w:rPr>
+          <w:rFonts w:ascii="Georgia Pro" w:eastAsia="Georgia Pro" w:hAnsi="Georgia Pro" w:cs="Georgia Pro"/>
+          <w:color w:val="000000" w:themeColor="text1"/>
+        </w:rPr>
+      </w:pPr>
+      <w:r>
+        <w:rPr>
+          <w:rFonts w:ascii="Georgia Pro" w:eastAsia="Georgia Pro" w:hAnsi="Georgia Pro" w:cs="Georgia Pro"/>
+          <w:color w:val="000000" w:themeColor="text1"/>
+        </w:rPr>
+        <w:pict w14:anchorId="0525C39C">
+          <v:rect id="_x0000_i1045" style="width:0;height:1.5pt" o:hralign="center" o:hrstd="t" o:hr="t" fillcolor="#a0a0a0" stroked="f"/>
         </w:pict>
       </w:r>
     </w:p>
@@ -6669,7 +6247,7 @@
           <w:bCs/>
           <w:color w:val="000000" w:themeColor="text1"/>
         </w:rPr>
-        <w:t>Step 19: Verify Deployment</w:t>
+        <w:t>Step 18: Deploy Application</w:t>
       </w:r>
     </w:p>
     <w:p>
@@ -6703,24 +6281,42 @@
           <w:rFonts w:ascii="Georgia Pro" w:eastAsia="Georgia Pro" w:hAnsi="Georgia Pro" w:cs="Georgia Pro"/>
           <w:color w:val="000000" w:themeColor="text1"/>
         </w:rPr>
-        <w:t xml:space="preserve"> get deployments</w:t>
-      </w:r>
-    </w:p>
-    <w:p>
-      <w:pPr>
-        <w:spacing w:after="0" w:line="480" w:lineRule="auto"/>
-        <w:rPr>
-          <w:rFonts w:ascii="Georgia Pro" w:eastAsia="Georgia Pro" w:hAnsi="Georgia Pro" w:cs="Georgia Pro"/>
-          <w:color w:val="000000" w:themeColor="text1"/>
-        </w:rPr>
-      </w:pPr>
-      <w:r>
-        <w:rPr>
-          <w:rFonts w:ascii="Georgia Pro" w:eastAsia="Georgia Pro" w:hAnsi="Georgia Pro" w:cs="Georgia Pro"/>
-          <w:color w:val="000000" w:themeColor="text1"/>
-        </w:rPr>
-        <w:pict w14:anchorId="3A41884C">
-          <v:rect id="_x0000_i1049" style="width:0;height:1.5pt" o:hralign="center" o:hrstd="t" o:hr="t" fillcolor="#a0a0a0" stroked="f"/>
+        <w:t xml:space="preserve"> apply -f </w:t>
+      </w:r>
+      <w:r>
+        <w:rPr>
+          <w:rFonts w:ascii="Georgia Pro" w:eastAsia="Georgia Pro" w:hAnsi="Georgia Pro" w:cs="Georgia Pro"/>
+          <w:color w:val="000000" w:themeColor="text1"/>
+        </w:rPr>
+        <w:t>secure-</w:t>
+      </w:r>
+      <w:proofErr w:type="spellStart"/>
+      <w:proofErr w:type="gramStart"/>
+      <w:r>
+        <w:rPr>
+          <w:rFonts w:ascii="Georgia Pro" w:eastAsia="Georgia Pro" w:hAnsi="Georgia Pro" w:cs="Georgia Pro"/>
+          <w:color w:val="000000" w:themeColor="text1"/>
+        </w:rPr>
+        <w:t>app.yaml</w:t>
+      </w:r>
+      <w:proofErr w:type="spellEnd"/>
+      <w:proofErr w:type="gramEnd"/>
+    </w:p>
+    <w:p>
+      <w:pPr>
+        <w:spacing w:after="0" w:line="480" w:lineRule="auto"/>
+        <w:rPr>
+          <w:rFonts w:ascii="Georgia Pro" w:eastAsia="Georgia Pro" w:hAnsi="Georgia Pro" w:cs="Georgia Pro"/>
+          <w:color w:val="000000" w:themeColor="text1"/>
+        </w:rPr>
+      </w:pPr>
+      <w:r>
+        <w:rPr>
+          <w:rFonts w:ascii="Georgia Pro" w:eastAsia="Georgia Pro" w:hAnsi="Georgia Pro" w:cs="Georgia Pro"/>
+          <w:color w:val="000000" w:themeColor="text1"/>
+        </w:rPr>
+        <w:pict w14:anchorId="14CDE7C7">
+          <v:rect id="_x0000_i1046" style="width:0;height:1.5pt" o:hralign="center" o:hrstd="t" o:hr="t" fillcolor="#a0a0a0" stroked="f"/>
         </w:pict>
       </w:r>
     </w:p>
@@ -6741,7 +6337,7 @@
           <w:bCs/>
           <w:color w:val="000000" w:themeColor="text1"/>
         </w:rPr>
-        <w:t>Step 20: Verify Pods</w:t>
+        <w:t>Step 19: Verify Deployment</w:t>
       </w:r>
     </w:p>
     <w:p>
@@ -6775,56 +6371,24 @@
           <w:rFonts w:ascii="Georgia Pro" w:eastAsia="Georgia Pro" w:hAnsi="Georgia Pro" w:cs="Georgia Pro"/>
           <w:color w:val="000000" w:themeColor="text1"/>
         </w:rPr>
-        <w:t xml:space="preserve"> get pods</w:t>
-      </w:r>
-    </w:p>
-    <w:p>
-      <w:pPr>
-        <w:spacing w:after="0" w:line="480" w:lineRule="auto"/>
-        <w:rPr>
-          <w:rFonts w:ascii="Georgia Pro" w:eastAsia="Georgia Pro" w:hAnsi="Georgia Pro" w:cs="Georgia Pro"/>
-          <w:color w:val="000000" w:themeColor="text1"/>
-        </w:rPr>
-      </w:pPr>
-      <w:r>
-        <w:rPr>
-          <w:rFonts w:ascii="Georgia Pro" w:eastAsia="Georgia Pro" w:hAnsi="Georgia Pro" w:cs="Georgia Pro"/>
-          <w:color w:val="000000" w:themeColor="text1"/>
-        </w:rPr>
-        <w:t>Expected:</w:t>
-      </w:r>
-    </w:p>
-    <w:p>
-      <w:pPr>
-        <w:spacing w:after="0" w:line="480" w:lineRule="auto"/>
-        <w:rPr>
-          <w:rFonts w:ascii="Georgia Pro" w:eastAsia="Georgia Pro" w:hAnsi="Georgia Pro" w:cs="Georgia Pro"/>
-          <w:color w:val="000000" w:themeColor="text1"/>
-        </w:rPr>
-      </w:pPr>
-      <w:r>
-        <w:rPr>
-          <w:rFonts w:ascii="Georgia Pro" w:eastAsia="Georgia Pro" w:hAnsi="Georgia Pro" w:cs="Georgia Pro"/>
-          <w:color w:val="000000" w:themeColor="text1"/>
-        </w:rPr>
-        <w:t>Running</w:t>
-      </w:r>
-    </w:p>
-    <w:p>
-      <w:pPr>
-        <w:spacing w:after="0" w:line="480" w:lineRule="auto"/>
-        <w:rPr>
-          <w:rFonts w:ascii="Georgia Pro" w:eastAsia="Georgia Pro" w:hAnsi="Georgia Pro" w:cs="Georgia Pro"/>
-          <w:color w:val="000000" w:themeColor="text1"/>
-        </w:rPr>
-      </w:pPr>
-      <w:r>
-        <w:rPr>
-          <w:rFonts w:ascii="Georgia Pro" w:eastAsia="Georgia Pro" w:hAnsi="Georgia Pro" w:cs="Georgia Pro"/>
-          <w:color w:val="000000" w:themeColor="text1"/>
-        </w:rPr>
-        <w:pict w14:anchorId="7F169EA0">
-          <v:rect id="_x0000_i1050" style="width:0;height:1.5pt" o:hralign="center" o:hrstd="t" o:hr="t" fillcolor="#a0a0a0" stroked="f"/>
+        <w:t xml:space="preserve"> get deployments</w:t>
+      </w:r>
+    </w:p>
+    <w:p>
+      <w:pPr>
+        <w:spacing w:after="0" w:line="480" w:lineRule="auto"/>
+        <w:rPr>
+          <w:rFonts w:ascii="Georgia Pro" w:eastAsia="Georgia Pro" w:hAnsi="Georgia Pro" w:cs="Georgia Pro"/>
+          <w:color w:val="000000" w:themeColor="text1"/>
+        </w:rPr>
+      </w:pPr>
+      <w:r>
+        <w:rPr>
+          <w:rFonts w:ascii="Georgia Pro" w:eastAsia="Georgia Pro" w:hAnsi="Georgia Pro" w:cs="Georgia Pro"/>
+          <w:color w:val="000000" w:themeColor="text1"/>
+        </w:rPr>
+        <w:pict w14:anchorId="3A41884C">
+          <v:rect id="_x0000_i1047" style="width:0;height:1.5pt" o:hralign="center" o:hrstd="t" o:hr="t" fillcolor="#a0a0a0" stroked="f"/>
         </w:pict>
       </w:r>
     </w:p>
@@ -6845,8 +6409,7 @@
           <w:bCs/>
           <w:color w:val="000000" w:themeColor="text1"/>
         </w:rPr>
-        <w:lastRenderedPageBreak/>
-        <w:t>Step 21: Expose Application</w:t>
+        <w:t>Step 20: Verify Pods</w:t>
       </w:r>
     </w:p>
     <w:p>
@@ -6880,49 +6443,57 @@
           <w:rFonts w:ascii="Georgia Pro" w:eastAsia="Georgia Pro" w:hAnsi="Georgia Pro" w:cs="Georgia Pro"/>
           <w:color w:val="000000" w:themeColor="text1"/>
         </w:rPr>
-        <w:t xml:space="preserve"> expose deployment secure-nginx \</w:t>
-      </w:r>
-      <w:r>
-        <w:rPr>
-          <w:rFonts w:ascii="Georgia Pro" w:eastAsia="Georgia Pro" w:hAnsi="Georgia Pro" w:cs="Georgia Pro"/>
-          <w:color w:val="000000" w:themeColor="text1"/>
-        </w:rPr>
-        <w:br/>
-        <w:t>--port=80 \</w:t>
-      </w:r>
-      <w:r>
-        <w:rPr>
-          <w:rFonts w:ascii="Georgia Pro" w:eastAsia="Georgia Pro" w:hAnsi="Georgia Pro" w:cs="Georgia Pro"/>
-          <w:color w:val="000000" w:themeColor="text1"/>
-        </w:rPr>
-        <w:br/>
-        <w:t>--type=</w:t>
-      </w:r>
-      <w:proofErr w:type="spellStart"/>
-      <w:r>
-        <w:rPr>
-          <w:rFonts w:ascii="Georgia Pro" w:eastAsia="Georgia Pro" w:hAnsi="Georgia Pro" w:cs="Georgia Pro"/>
-          <w:color w:val="000000" w:themeColor="text1"/>
-        </w:rPr>
-        <w:t>LoadBalancer</w:t>
-      </w:r>
-      <w:proofErr w:type="spellEnd"/>
-    </w:p>
-    <w:p>
-      <w:pPr>
-        <w:spacing w:after="0" w:line="480" w:lineRule="auto"/>
-        <w:rPr>
-          <w:rFonts w:ascii="Georgia Pro" w:eastAsia="Georgia Pro" w:hAnsi="Georgia Pro" w:cs="Georgia Pro"/>
-          <w:color w:val="000000" w:themeColor="text1"/>
-        </w:rPr>
-      </w:pPr>
-      <w:r>
-        <w:rPr>
-          <w:rFonts w:ascii="Georgia Pro" w:eastAsia="Georgia Pro" w:hAnsi="Georgia Pro" w:cs="Georgia Pro"/>
-          <w:color w:val="000000" w:themeColor="text1"/>
-        </w:rPr>
-        <w:pict w14:anchorId="21D06A38">
-          <v:rect id="_x0000_i1051" style="width:0;height:1.5pt" o:hralign="center" o:hrstd="t" o:hr="t" fillcolor="#a0a0a0" stroked="f"/>
+        <w:t xml:space="preserve"> get pods</w:t>
+      </w:r>
+    </w:p>
+    <w:p>
+      <w:pPr>
+        <w:spacing w:after="0" w:line="480" w:lineRule="auto"/>
+        <w:rPr>
+          <w:rFonts w:ascii="Georgia Pro" w:eastAsia="Georgia Pro" w:hAnsi="Georgia Pro" w:cs="Georgia Pro"/>
+          <w:color w:val="000000" w:themeColor="text1"/>
+        </w:rPr>
+      </w:pPr>
+      <w:r>
+        <w:rPr>
+          <w:rFonts w:ascii="Georgia Pro" w:eastAsia="Georgia Pro" w:hAnsi="Georgia Pro" w:cs="Georgia Pro"/>
+          <w:color w:val="000000" w:themeColor="text1"/>
+        </w:rPr>
+        <w:t>Expected:</w:t>
+      </w:r>
+    </w:p>
+    <w:p>
+      <w:pPr>
+        <w:spacing w:after="0" w:line="480" w:lineRule="auto"/>
+        <w:rPr>
+          <w:rFonts w:ascii="Georgia Pro" w:eastAsia="Georgia Pro" w:hAnsi="Georgia Pro" w:cs="Georgia Pro"/>
+          <w:color w:val="000000" w:themeColor="text1"/>
+        </w:rPr>
+      </w:pPr>
+      <w:r>
+        <w:rPr>
+          <w:rFonts w:ascii="Georgia Pro" w:eastAsia="Georgia Pro" w:hAnsi="Georgia Pro" w:cs="Georgia Pro"/>
+          <w:color w:val="000000" w:themeColor="text1"/>
+        </w:rPr>
+        <w:lastRenderedPageBreak/>
+        <w:t>Running</w:t>
+      </w:r>
+    </w:p>
+    <w:p>
+      <w:pPr>
+        <w:spacing w:after="0" w:line="480" w:lineRule="auto"/>
+        <w:rPr>
+          <w:rFonts w:ascii="Georgia Pro" w:eastAsia="Georgia Pro" w:hAnsi="Georgia Pro" w:cs="Georgia Pro"/>
+          <w:color w:val="000000" w:themeColor="text1"/>
+        </w:rPr>
+      </w:pPr>
+      <w:r>
+        <w:rPr>
+          <w:rFonts w:ascii="Georgia Pro" w:eastAsia="Georgia Pro" w:hAnsi="Georgia Pro" w:cs="Georgia Pro"/>
+          <w:color w:val="000000" w:themeColor="text1"/>
+        </w:rPr>
+        <w:pict w14:anchorId="7F169EA0">
+          <v:rect id="_x0000_i1048" style="width:0;height:1.5pt" o:hralign="center" o:hrstd="t" o:hr="t" fillcolor="#a0a0a0" stroked="f"/>
         </w:pict>
       </w:r>
     </w:p>
@@ -6943,7 +6514,7 @@
           <w:bCs/>
           <w:color w:val="000000" w:themeColor="text1"/>
         </w:rPr>
-        <w:t>Step 22: Verify Service</w:t>
+        <w:t>Step 21: Expose Application</w:t>
       </w:r>
     </w:p>
     <w:p>
@@ -6977,81 +6548,49 @@
           <w:rFonts w:ascii="Georgia Pro" w:eastAsia="Georgia Pro" w:hAnsi="Georgia Pro" w:cs="Georgia Pro"/>
           <w:color w:val="000000" w:themeColor="text1"/>
         </w:rPr>
-        <w:t xml:space="preserve"> get svc</w:t>
-      </w:r>
-    </w:p>
-    <w:p>
-      <w:pPr>
-        <w:spacing w:after="0" w:line="480" w:lineRule="auto"/>
-        <w:rPr>
-          <w:rFonts w:ascii="Georgia Pro" w:eastAsia="Georgia Pro" w:hAnsi="Georgia Pro" w:cs="Georgia Pro"/>
-          <w:color w:val="000000" w:themeColor="text1"/>
-        </w:rPr>
-      </w:pPr>
-    </w:p>
-    <w:p>
-      <w:pPr>
-        <w:spacing w:after="0" w:line="480" w:lineRule="auto"/>
-        <w:rPr>
-          <w:rFonts w:ascii="Georgia Pro" w:eastAsia="Georgia Pro" w:hAnsi="Georgia Pro" w:cs="Georgia Pro"/>
-          <w:color w:val="000000" w:themeColor="text1"/>
-        </w:rPr>
-      </w:pPr>
-      <w:r>
-        <w:rPr>
-          <w:rFonts w:ascii="Georgia Pro" w:eastAsia="Georgia Pro" w:hAnsi="Georgia Pro" w:cs="Georgia Pro"/>
-          <w:color w:val="000000" w:themeColor="text1"/>
-        </w:rPr>
-        <w:t>Wait until:</w:t>
-      </w:r>
-    </w:p>
-    <w:p>
-      <w:pPr>
-        <w:spacing w:after="0" w:line="480" w:lineRule="auto"/>
-        <w:rPr>
-          <w:rFonts w:ascii="Georgia Pro" w:eastAsia="Georgia Pro" w:hAnsi="Georgia Pro" w:cs="Georgia Pro"/>
-          <w:color w:val="000000" w:themeColor="text1"/>
-        </w:rPr>
-      </w:pPr>
-      <w:r>
-        <w:rPr>
-          <w:rFonts w:ascii="Georgia Pro" w:eastAsia="Georgia Pro" w:hAnsi="Georgia Pro" w:cs="Georgia Pro"/>
-          <w:color w:val="000000" w:themeColor="text1"/>
-        </w:rPr>
-        <w:t>EXTERNAL-IP</w:t>
-      </w:r>
-    </w:p>
-    <w:p>
-      <w:pPr>
-        <w:spacing w:after="0" w:line="480" w:lineRule="auto"/>
-        <w:rPr>
-          <w:rFonts w:ascii="Georgia Pro" w:eastAsia="Georgia Pro" w:hAnsi="Georgia Pro" w:cs="Georgia Pro"/>
-          <w:color w:val="000000" w:themeColor="text1"/>
-        </w:rPr>
-      </w:pPr>
-      <w:r>
-        <w:rPr>
-          <w:rFonts w:ascii="Georgia Pro" w:eastAsia="Georgia Pro" w:hAnsi="Georgia Pro" w:cs="Georgia Pro"/>
-          <w:color w:val="000000" w:themeColor="text1"/>
-        </w:rPr>
-        <w:t>appears.</w:t>
-      </w:r>
-    </w:p>
-    <w:p>
-      <w:pPr>
-        <w:spacing w:after="0" w:line="480" w:lineRule="auto"/>
-        <w:rPr>
-          <w:rFonts w:ascii="Georgia Pro" w:eastAsia="Georgia Pro" w:hAnsi="Georgia Pro" w:cs="Georgia Pro"/>
-          <w:color w:val="000000" w:themeColor="text1"/>
-        </w:rPr>
-      </w:pPr>
-      <w:r>
-        <w:rPr>
-          <w:rFonts w:ascii="Georgia Pro" w:eastAsia="Georgia Pro" w:hAnsi="Georgia Pro" w:cs="Georgia Pro"/>
-          <w:color w:val="000000" w:themeColor="text1"/>
-        </w:rPr>
-        <w:pict w14:anchorId="5387B731">
-          <v:rect id="_x0000_i1052" style="width:0;height:1.5pt" o:hralign="center" o:hrstd="t" o:hr="t" fillcolor="#a0a0a0" stroked="f"/>
+        <w:t xml:space="preserve"> expose deployment secure-nginx \</w:t>
+      </w:r>
+      <w:r>
+        <w:rPr>
+          <w:rFonts w:ascii="Georgia Pro" w:eastAsia="Georgia Pro" w:hAnsi="Georgia Pro" w:cs="Georgia Pro"/>
+          <w:color w:val="000000" w:themeColor="text1"/>
+        </w:rPr>
+        <w:br/>
+        <w:t>--port=80 \</w:t>
+      </w:r>
+      <w:r>
+        <w:rPr>
+          <w:rFonts w:ascii="Georgia Pro" w:eastAsia="Georgia Pro" w:hAnsi="Georgia Pro" w:cs="Georgia Pro"/>
+          <w:color w:val="000000" w:themeColor="text1"/>
+        </w:rPr>
+        <w:br/>
+        <w:t>--type=</w:t>
+      </w:r>
+      <w:proofErr w:type="spellStart"/>
+      <w:r>
+        <w:rPr>
+          <w:rFonts w:ascii="Georgia Pro" w:eastAsia="Georgia Pro" w:hAnsi="Georgia Pro" w:cs="Georgia Pro"/>
+          <w:color w:val="000000" w:themeColor="text1"/>
+        </w:rPr>
+        <w:t>LoadBalancer</w:t>
+      </w:r>
+      <w:proofErr w:type="spellEnd"/>
+    </w:p>
+    <w:p>
+      <w:pPr>
+        <w:spacing w:after="0" w:line="480" w:lineRule="auto"/>
+        <w:rPr>
+          <w:rFonts w:ascii="Georgia Pro" w:eastAsia="Georgia Pro" w:hAnsi="Georgia Pro" w:cs="Georgia Pro"/>
+          <w:color w:val="000000" w:themeColor="text1"/>
+        </w:rPr>
+      </w:pPr>
+      <w:r>
+        <w:rPr>
+          <w:rFonts w:ascii="Georgia Pro" w:eastAsia="Georgia Pro" w:hAnsi="Georgia Pro" w:cs="Georgia Pro"/>
+          <w:color w:val="000000" w:themeColor="text1"/>
+        </w:rPr>
+        <w:pict w14:anchorId="21D06A38">
+          <v:rect id="_x0000_i1049" style="width:0;height:1.5pt" o:hralign="center" o:hrstd="t" o:hr="t" fillcolor="#a0a0a0" stroked="f"/>
         </w:pict>
       </w:r>
     </w:p>
@@ -7072,23 +6611,7 @@
           <w:bCs/>
           <w:color w:val="000000" w:themeColor="text1"/>
         </w:rPr>
-        <w:t>Step 23: Test Application</w:t>
-      </w:r>
-    </w:p>
-    <w:p>
-      <w:pPr>
-        <w:spacing w:after="0" w:line="480" w:lineRule="auto"/>
-        <w:rPr>
-          <w:rFonts w:ascii="Georgia Pro" w:eastAsia="Georgia Pro" w:hAnsi="Georgia Pro" w:cs="Georgia Pro"/>
-          <w:color w:val="000000" w:themeColor="text1"/>
-        </w:rPr>
-      </w:pPr>
-      <w:r>
-        <w:rPr>
-          <w:rFonts w:ascii="Georgia Pro" w:eastAsia="Georgia Pro" w:hAnsi="Georgia Pro" w:cs="Georgia Pro"/>
-          <w:color w:val="000000" w:themeColor="text1"/>
-        </w:rPr>
-        <w:t>Open browser:</w:t>
+        <w:t>Step 22: Verify Service</w:t>
       </w:r>
     </w:p>
     <w:p>
@@ -7108,74 +6631,95 @@
           <w:color w:val="000000" w:themeColor="text1"/>
         </w:rPr>
       </w:pPr>
-      <w:r>
-        <w:rPr>
-          <w:rFonts w:ascii="Georgia Pro" w:eastAsia="Georgia Pro" w:hAnsi="Georgia Pro" w:cs="Georgia Pro"/>
-          <w:color w:val="000000" w:themeColor="text1"/>
-        </w:rPr>
-        <w:t>http://EXTERNAL_IP</w:t>
-      </w:r>
-    </w:p>
-    <w:p>
-      <w:pPr>
-        <w:spacing w:after="0" w:line="480" w:lineRule="auto"/>
-        <w:rPr>
-          <w:rFonts w:ascii="Georgia Pro" w:eastAsia="Georgia Pro" w:hAnsi="Georgia Pro" w:cs="Georgia Pro"/>
-          <w:color w:val="000000" w:themeColor="text1"/>
-        </w:rPr>
-      </w:pPr>
-    </w:p>
-    <w:p>
-      <w:pPr>
-        <w:spacing w:after="0" w:line="480" w:lineRule="auto"/>
-        <w:rPr>
-          <w:rFonts w:ascii="Georgia Pro" w:eastAsia="Georgia Pro" w:hAnsi="Georgia Pro" w:cs="Georgia Pro"/>
-          <w:color w:val="000000" w:themeColor="text1"/>
-        </w:rPr>
-      </w:pPr>
-      <w:r>
-        <w:rPr>
-          <w:rFonts w:ascii="Georgia Pro" w:eastAsia="Georgia Pro" w:hAnsi="Georgia Pro" w:cs="Georgia Pro"/>
-          <w:color w:val="000000" w:themeColor="text1"/>
-        </w:rPr>
-        <w:t>Expected:</w:t>
-      </w:r>
-    </w:p>
-    <w:p>
-      <w:pPr>
-        <w:numPr>
-          <w:ilvl w:val="0"/>
-          <w:numId w:val="36"/>
-        </w:numPr>
-        <w:spacing w:after="0" w:line="480" w:lineRule="auto"/>
-        <w:rPr>
-          <w:rFonts w:ascii="Georgia Pro" w:eastAsia="Georgia Pro" w:hAnsi="Georgia Pro" w:cs="Georgia Pro"/>
-          <w:color w:val="000000" w:themeColor="text1"/>
-        </w:rPr>
-      </w:pPr>
-      <w:r>
-        <w:rPr>
-          <w:rFonts w:ascii="Georgia Pro" w:eastAsia="Georgia Pro" w:hAnsi="Georgia Pro" w:cs="Georgia Pro"/>
-          <w:color w:val="000000" w:themeColor="text1"/>
-        </w:rPr>
-        <w:t xml:space="preserve">NGINX welcome page </w:t>
-      </w:r>
-    </w:p>
-    <w:p>
-      <w:pPr>
-        <w:spacing w:after="0" w:line="480" w:lineRule="auto"/>
-        <w:rPr>
-          <w:rFonts w:ascii="Georgia Pro" w:eastAsia="Georgia Pro" w:hAnsi="Georgia Pro" w:cs="Georgia Pro"/>
-          <w:color w:val="000000" w:themeColor="text1"/>
-        </w:rPr>
-      </w:pPr>
-      <w:r>
-        <w:rPr>
-          <w:rFonts w:ascii="Georgia Pro" w:eastAsia="Georgia Pro" w:hAnsi="Georgia Pro" w:cs="Georgia Pro"/>
-          <w:color w:val="000000" w:themeColor="text1"/>
-        </w:rPr>
-        <w:pict w14:anchorId="188BAC45">
-          <v:rect id="_x0000_i1053" style="width:0;height:1.5pt" o:hralign="center" o:hrstd="t" o:hr="t" fillcolor="#a0a0a0" stroked="f"/>
+      <w:proofErr w:type="spellStart"/>
+      <w:r>
+        <w:rPr>
+          <w:rFonts w:ascii="Georgia Pro" w:eastAsia="Georgia Pro" w:hAnsi="Georgia Pro" w:cs="Georgia Pro"/>
+          <w:color w:val="000000" w:themeColor="text1"/>
+        </w:rPr>
+        <w:t>kubectl</w:t>
+      </w:r>
+      <w:proofErr w:type="spellEnd"/>
+      <w:r>
+        <w:rPr>
+          <w:rFonts w:ascii="Georgia Pro" w:eastAsia="Georgia Pro" w:hAnsi="Georgia Pro" w:cs="Georgia Pro"/>
+          <w:color w:val="000000" w:themeColor="text1"/>
+        </w:rPr>
+        <w:t xml:space="preserve"> get svc</w:t>
+      </w:r>
+    </w:p>
+    <w:p>
+      <w:pPr>
+        <w:spacing w:after="0" w:line="480" w:lineRule="auto"/>
+        <w:rPr>
+          <w:rFonts w:ascii="Georgia Pro" w:eastAsia="Georgia Pro" w:hAnsi="Georgia Pro" w:cs="Georgia Pro"/>
+          <w:color w:val="000000" w:themeColor="text1"/>
+        </w:rPr>
+      </w:pPr>
+    </w:p>
+    <w:p>
+      <w:pPr>
+        <w:spacing w:after="0" w:line="480" w:lineRule="auto"/>
+        <w:rPr>
+          <w:rFonts w:ascii="Georgia Pro" w:eastAsia="Georgia Pro" w:hAnsi="Georgia Pro" w:cs="Georgia Pro"/>
+          <w:color w:val="000000" w:themeColor="text1"/>
+        </w:rPr>
+      </w:pPr>
+      <w:r>
+        <w:rPr>
+          <w:rFonts w:ascii="Georgia Pro" w:eastAsia="Georgia Pro" w:hAnsi="Georgia Pro" w:cs="Georgia Pro"/>
+          <w:color w:val="000000" w:themeColor="text1"/>
+        </w:rPr>
+        <w:t>Wait until:</w:t>
+      </w:r>
+    </w:p>
+    <w:p>
+      <w:pPr>
+        <w:spacing w:after="0" w:line="480" w:lineRule="auto"/>
+        <w:rPr>
+          <w:rFonts w:ascii="Georgia Pro" w:eastAsia="Georgia Pro" w:hAnsi="Georgia Pro" w:cs="Georgia Pro"/>
+          <w:color w:val="000000" w:themeColor="text1"/>
+        </w:rPr>
+      </w:pPr>
+      <w:r>
+        <w:rPr>
+          <w:rFonts w:ascii="Georgia Pro" w:eastAsia="Georgia Pro" w:hAnsi="Georgia Pro" w:cs="Georgia Pro"/>
+          <w:color w:val="000000" w:themeColor="text1"/>
+        </w:rPr>
+        <w:t>EXTERNAL-IP</w:t>
+      </w:r>
+    </w:p>
+    <w:p>
+      <w:pPr>
+        <w:spacing w:after="0" w:line="480" w:lineRule="auto"/>
+        <w:rPr>
+          <w:rFonts w:ascii="Georgia Pro" w:eastAsia="Georgia Pro" w:hAnsi="Georgia Pro" w:cs="Georgia Pro"/>
+          <w:color w:val="000000" w:themeColor="text1"/>
+        </w:rPr>
+      </w:pPr>
+      <w:r>
+        <w:rPr>
+          <w:rFonts w:ascii="Georgia Pro" w:eastAsia="Georgia Pro" w:hAnsi="Georgia Pro" w:cs="Georgia Pro"/>
+          <w:color w:val="000000" w:themeColor="text1"/>
+        </w:rPr>
+        <w:t>appears.</w:t>
+      </w:r>
+    </w:p>
+    <w:p>
+      <w:pPr>
+        <w:spacing w:after="0" w:line="480" w:lineRule="auto"/>
+        <w:rPr>
+          <w:rFonts w:ascii="Georgia Pro" w:eastAsia="Georgia Pro" w:hAnsi="Georgia Pro" w:cs="Georgia Pro"/>
+          <w:color w:val="000000" w:themeColor="text1"/>
+        </w:rPr>
+      </w:pPr>
+      <w:r>
+        <w:rPr>
+          <w:rFonts w:ascii="Georgia Pro" w:eastAsia="Georgia Pro" w:hAnsi="Georgia Pro" w:cs="Georgia Pro"/>
+          <w:color w:val="000000" w:themeColor="text1"/>
+        </w:rPr>
+        <w:pict w14:anchorId="5387B731">
+          <v:rect id="_x0000_i1050" style="width:0;height:1.5pt" o:hralign="center" o:hrstd="t" o:hr="t" fillcolor="#a0a0a0" stroked="f"/>
         </w:pict>
       </w:r>
     </w:p>
@@ -7196,7 +6740,23 @@
           <w:bCs/>
           <w:color w:val="000000" w:themeColor="text1"/>
         </w:rPr>
-        <w:t>Step 25: Describe Deployment</w:t>
+        <w:t>Step 23: Test Application</w:t>
+      </w:r>
+    </w:p>
+    <w:p>
+      <w:pPr>
+        <w:spacing w:after="0" w:line="480" w:lineRule="auto"/>
+        <w:rPr>
+          <w:rFonts w:ascii="Georgia Pro" w:eastAsia="Georgia Pro" w:hAnsi="Georgia Pro" w:cs="Georgia Pro"/>
+          <w:color w:val="000000" w:themeColor="text1"/>
+        </w:rPr>
+      </w:pPr>
+      <w:r>
+        <w:rPr>
+          <w:rFonts w:ascii="Georgia Pro" w:eastAsia="Georgia Pro" w:hAnsi="Georgia Pro" w:cs="Georgia Pro"/>
+          <w:color w:val="000000" w:themeColor="text1"/>
+        </w:rPr>
+        <w:t>Open browser:</w:t>
       </w:r>
     </w:p>
     <w:p>
@@ -7216,38 +6776,74 @@
           <w:color w:val="000000" w:themeColor="text1"/>
         </w:rPr>
       </w:pPr>
-      <w:proofErr w:type="spellStart"/>
-      <w:r>
-        <w:rPr>
-          <w:rFonts w:ascii="Georgia Pro" w:eastAsia="Georgia Pro" w:hAnsi="Georgia Pro" w:cs="Georgia Pro"/>
-          <w:color w:val="000000" w:themeColor="text1"/>
-        </w:rPr>
-        <w:t>kubectl</w:t>
-      </w:r>
-      <w:proofErr w:type="spellEnd"/>
-      <w:r>
-        <w:rPr>
-          <w:rFonts w:ascii="Georgia Pro" w:eastAsia="Georgia Pro" w:hAnsi="Georgia Pro" w:cs="Georgia Pro"/>
-          <w:color w:val="000000" w:themeColor="text1"/>
-        </w:rPr>
-        <w:t xml:space="preserve"> describe deployment secure-nginx</w:t>
-      </w:r>
-    </w:p>
-    <w:p>
-      <w:pPr>
-        <w:spacing w:after="0" w:line="480" w:lineRule="auto"/>
-        <w:rPr>
-          <w:rFonts w:ascii="Georgia Pro" w:eastAsia="Georgia Pro" w:hAnsi="Georgia Pro" w:cs="Georgia Pro"/>
-          <w:color w:val="000000" w:themeColor="text1"/>
-        </w:rPr>
-      </w:pPr>
-      <w:r>
-        <w:rPr>
-          <w:rFonts w:ascii="Georgia Pro" w:eastAsia="Georgia Pro" w:hAnsi="Georgia Pro" w:cs="Georgia Pro"/>
-          <w:color w:val="000000" w:themeColor="text1"/>
-        </w:rPr>
-        <w:pict w14:anchorId="14F01C30">
-          <v:rect id="_x0000_i1055" style="width:0;height:1.5pt" o:hralign="center" o:hrstd="t" o:hr="t" fillcolor="#a0a0a0" stroked="f"/>
+      <w:r>
+        <w:rPr>
+          <w:rFonts w:ascii="Georgia Pro" w:eastAsia="Georgia Pro" w:hAnsi="Georgia Pro" w:cs="Georgia Pro"/>
+          <w:color w:val="000000" w:themeColor="text1"/>
+        </w:rPr>
+        <w:t>http://EXTERNAL_IP</w:t>
+      </w:r>
+    </w:p>
+    <w:p>
+      <w:pPr>
+        <w:spacing w:after="0" w:line="480" w:lineRule="auto"/>
+        <w:rPr>
+          <w:rFonts w:ascii="Georgia Pro" w:eastAsia="Georgia Pro" w:hAnsi="Georgia Pro" w:cs="Georgia Pro"/>
+          <w:color w:val="000000" w:themeColor="text1"/>
+        </w:rPr>
+      </w:pPr>
+    </w:p>
+    <w:p>
+      <w:pPr>
+        <w:spacing w:after="0" w:line="480" w:lineRule="auto"/>
+        <w:rPr>
+          <w:rFonts w:ascii="Georgia Pro" w:eastAsia="Georgia Pro" w:hAnsi="Georgia Pro" w:cs="Georgia Pro"/>
+          <w:color w:val="000000" w:themeColor="text1"/>
+        </w:rPr>
+      </w:pPr>
+      <w:r>
+        <w:rPr>
+          <w:rFonts w:ascii="Georgia Pro" w:eastAsia="Georgia Pro" w:hAnsi="Georgia Pro" w:cs="Georgia Pro"/>
+          <w:color w:val="000000" w:themeColor="text1"/>
+        </w:rPr>
+        <w:t>Expected:</w:t>
+      </w:r>
+    </w:p>
+    <w:p>
+      <w:pPr>
+        <w:numPr>
+          <w:ilvl w:val="0"/>
+          <w:numId w:val="36"/>
+        </w:numPr>
+        <w:spacing w:after="0" w:line="480" w:lineRule="auto"/>
+        <w:rPr>
+          <w:rFonts w:ascii="Georgia Pro" w:eastAsia="Georgia Pro" w:hAnsi="Georgia Pro" w:cs="Georgia Pro"/>
+          <w:color w:val="000000" w:themeColor="text1"/>
+        </w:rPr>
+      </w:pPr>
+      <w:r>
+        <w:rPr>
+          <w:rFonts w:ascii="Georgia Pro" w:eastAsia="Georgia Pro" w:hAnsi="Georgia Pro" w:cs="Georgia Pro"/>
+          <w:color w:val="000000" w:themeColor="text1"/>
+        </w:rPr>
+        <w:t xml:space="preserve">NGINX welcome page </w:t>
+      </w:r>
+    </w:p>
+    <w:p>
+      <w:pPr>
+        <w:spacing w:after="0" w:line="480" w:lineRule="auto"/>
+        <w:rPr>
+          <w:rFonts w:ascii="Georgia Pro" w:eastAsia="Georgia Pro" w:hAnsi="Georgia Pro" w:cs="Georgia Pro"/>
+          <w:color w:val="000000" w:themeColor="text1"/>
+        </w:rPr>
+      </w:pPr>
+      <w:r>
+        <w:rPr>
+          <w:rFonts w:ascii="Georgia Pro" w:eastAsia="Georgia Pro" w:hAnsi="Georgia Pro" w:cs="Georgia Pro"/>
+          <w:color w:val="000000" w:themeColor="text1"/>
+        </w:rPr>
+        <w:pict w14:anchorId="188BAC45">
+          <v:rect id="_x0000_i1051" style="width:0;height:1.5pt" o:hralign="center" o:hrstd="t" o:hr="t" fillcolor="#a0a0a0" stroked="f"/>
         </w:pict>
       </w:r>
     </w:p>
@@ -7268,7 +6864,7 @@
           <w:bCs/>
           <w:color w:val="000000" w:themeColor="text1"/>
         </w:rPr>
-        <w:t>Step 26: View Logs</w:t>
+        <w:t>Step 25: Describe Deployment</w:t>
       </w:r>
     </w:p>
     <w:p>
@@ -7302,24 +6898,24 @@
           <w:rFonts w:ascii="Georgia Pro" w:eastAsia="Georgia Pro" w:hAnsi="Georgia Pro" w:cs="Georgia Pro"/>
           <w:color w:val="000000" w:themeColor="text1"/>
         </w:rPr>
-        <w:t xml:space="preserve"> logs POD_NAME</w:t>
-      </w:r>
-    </w:p>
-    <w:p>
-      <w:pPr>
-        <w:spacing w:after="0" w:line="480" w:lineRule="auto"/>
-        <w:rPr>
-          <w:rFonts w:ascii="Georgia Pro" w:eastAsia="Georgia Pro" w:hAnsi="Georgia Pro" w:cs="Georgia Pro"/>
-          <w:color w:val="000000" w:themeColor="text1"/>
-        </w:rPr>
-      </w:pPr>
-      <w:r>
-        <w:rPr>
-          <w:rFonts w:ascii="Georgia Pro" w:eastAsia="Georgia Pro" w:hAnsi="Georgia Pro" w:cs="Georgia Pro"/>
-          <w:color w:val="000000" w:themeColor="text1"/>
-        </w:rPr>
-        <w:pict w14:anchorId="5A7629CA">
-          <v:rect id="_x0000_i1056" style="width:0;height:1.5pt" o:hralign="center" o:hrstd="t" o:hr="t" fillcolor="#a0a0a0" stroked="f"/>
+        <w:t xml:space="preserve"> describe deployment secure-nginx</w:t>
+      </w:r>
+    </w:p>
+    <w:p>
+      <w:pPr>
+        <w:spacing w:after="0" w:line="480" w:lineRule="auto"/>
+        <w:rPr>
+          <w:rFonts w:ascii="Georgia Pro" w:eastAsia="Georgia Pro" w:hAnsi="Georgia Pro" w:cs="Georgia Pro"/>
+          <w:color w:val="000000" w:themeColor="text1"/>
+        </w:rPr>
+      </w:pPr>
+      <w:r>
+        <w:rPr>
+          <w:rFonts w:ascii="Georgia Pro" w:eastAsia="Georgia Pro" w:hAnsi="Georgia Pro" w:cs="Georgia Pro"/>
+          <w:color w:val="000000" w:themeColor="text1"/>
+        </w:rPr>
+        <w:pict w14:anchorId="14F01C30">
+          <v:rect id="_x0000_i1052" style="width:0;height:1.5pt" o:hralign="center" o:hrstd="t" o:hr="t" fillcolor="#a0a0a0" stroked="f"/>
         </w:pict>
       </w:r>
     </w:p>
@@ -7340,7 +6936,7 @@
           <w:bCs/>
           <w:color w:val="000000" w:themeColor="text1"/>
         </w:rPr>
-        <w:t>Step 27: Scale Deployment</w:t>
+        <w:t>Step 26: View Logs</w:t>
       </w:r>
     </w:p>
     <w:p>
@@ -7366,7 +6962,6 @@
           <w:rFonts w:ascii="Georgia Pro" w:eastAsia="Georgia Pro" w:hAnsi="Georgia Pro" w:cs="Georgia Pro"/>
           <w:color w:val="000000" w:themeColor="text1"/>
         </w:rPr>
-        <w:lastRenderedPageBreak/>
         <w:t>kubectl</w:t>
       </w:r>
       <w:proofErr w:type="spellEnd"/>
@@ -7375,32 +6970,24 @@
           <w:rFonts w:ascii="Georgia Pro" w:eastAsia="Georgia Pro" w:hAnsi="Georgia Pro" w:cs="Georgia Pro"/>
           <w:color w:val="000000" w:themeColor="text1"/>
         </w:rPr>
-        <w:t xml:space="preserve"> scale deployment secure-nginx \</w:t>
-      </w:r>
-      <w:r>
-        <w:rPr>
-          <w:rFonts w:ascii="Georgia Pro" w:eastAsia="Georgia Pro" w:hAnsi="Georgia Pro" w:cs="Georgia Pro"/>
-          <w:color w:val="000000" w:themeColor="text1"/>
-        </w:rPr>
-        <w:br/>
-        <w:t>--replicas=4</w:t>
-      </w:r>
-    </w:p>
-    <w:p>
-      <w:pPr>
-        <w:spacing w:after="0" w:line="480" w:lineRule="auto"/>
-        <w:rPr>
-          <w:rFonts w:ascii="Georgia Pro" w:eastAsia="Georgia Pro" w:hAnsi="Georgia Pro" w:cs="Georgia Pro"/>
-          <w:color w:val="000000" w:themeColor="text1"/>
-        </w:rPr>
-      </w:pPr>
-      <w:r>
-        <w:rPr>
-          <w:rFonts w:ascii="Georgia Pro" w:eastAsia="Georgia Pro" w:hAnsi="Georgia Pro" w:cs="Georgia Pro"/>
-          <w:color w:val="000000" w:themeColor="text1"/>
-        </w:rPr>
-        <w:pict w14:anchorId="022E07BF">
-          <v:rect id="_x0000_i1057" style="width:0;height:1.5pt" o:hralign="center" o:hrstd="t" o:hr="t" fillcolor="#a0a0a0" stroked="f"/>
+        <w:t xml:space="preserve"> logs POD_NAME</w:t>
+      </w:r>
+    </w:p>
+    <w:p>
+      <w:pPr>
+        <w:spacing w:after="0" w:line="480" w:lineRule="auto"/>
+        <w:rPr>
+          <w:rFonts w:ascii="Georgia Pro" w:eastAsia="Georgia Pro" w:hAnsi="Georgia Pro" w:cs="Georgia Pro"/>
+          <w:color w:val="000000" w:themeColor="text1"/>
+        </w:rPr>
+      </w:pPr>
+      <w:r>
+        <w:rPr>
+          <w:rFonts w:ascii="Georgia Pro" w:eastAsia="Georgia Pro" w:hAnsi="Georgia Pro" w:cs="Georgia Pro"/>
+          <w:color w:val="000000" w:themeColor="text1"/>
+        </w:rPr>
+        <w:pict w14:anchorId="5A7629CA">
+          <v:rect id="_x0000_i1053" style="width:0;height:1.5pt" o:hralign="center" o:hrstd="t" o:hr="t" fillcolor="#a0a0a0" stroked="f"/>
         </w:pict>
       </w:r>
     </w:p>
@@ -7421,7 +7008,8 @@
           <w:bCs/>
           <w:color w:val="000000" w:themeColor="text1"/>
         </w:rPr>
-        <w:t>Step 28: Verify Scaling</w:t>
+        <w:lastRenderedPageBreak/>
+        <w:t>Step 27: Scale Deployment</w:t>
       </w:r>
     </w:p>
     <w:p>
@@ -7455,69 +7043,32 @@
           <w:rFonts w:ascii="Georgia Pro" w:eastAsia="Georgia Pro" w:hAnsi="Georgia Pro" w:cs="Georgia Pro"/>
           <w:color w:val="000000" w:themeColor="text1"/>
         </w:rPr>
-        <w:t xml:space="preserve"> get pods</w:t>
-      </w:r>
-    </w:p>
-    <w:p>
-      <w:pPr>
-        <w:spacing w:after="0" w:line="480" w:lineRule="auto"/>
-        <w:rPr>
-          <w:rFonts w:ascii="Georgia Pro" w:eastAsia="Georgia Pro" w:hAnsi="Georgia Pro" w:cs="Georgia Pro"/>
-          <w:color w:val="000000" w:themeColor="text1"/>
-        </w:rPr>
-      </w:pPr>
-    </w:p>
-    <w:p>
-      <w:pPr>
-        <w:spacing w:after="0" w:line="480" w:lineRule="auto"/>
-        <w:rPr>
-          <w:rFonts w:ascii="Georgia Pro" w:eastAsia="Georgia Pro" w:hAnsi="Georgia Pro" w:cs="Georgia Pro"/>
-          <w:color w:val="000000" w:themeColor="text1"/>
-        </w:rPr>
-      </w:pPr>
-      <w:r>
-        <w:rPr>
-          <w:rFonts w:ascii="Georgia Pro" w:eastAsia="Georgia Pro" w:hAnsi="Georgia Pro" w:cs="Georgia Pro"/>
-          <w:color w:val="000000" w:themeColor="text1"/>
-        </w:rPr>
-        <w:t>Expected:</w:t>
-      </w:r>
-    </w:p>
-    <w:p>
-      <w:pPr>
-        <w:numPr>
-          <w:ilvl w:val="0"/>
-          <w:numId w:val="37"/>
-        </w:numPr>
-        <w:spacing w:after="0" w:line="480" w:lineRule="auto"/>
-        <w:rPr>
-          <w:rFonts w:ascii="Georgia Pro" w:eastAsia="Georgia Pro" w:hAnsi="Georgia Pro" w:cs="Georgia Pro"/>
-          <w:color w:val="000000" w:themeColor="text1"/>
-        </w:rPr>
-      </w:pPr>
-      <w:r>
-        <w:rPr>
-          <w:rFonts w:ascii="Georgia Pro" w:eastAsia="Georgia Pro" w:hAnsi="Georgia Pro" w:cs="Georgia Pro"/>
-          <w:color w:val="000000" w:themeColor="text1"/>
-        </w:rPr>
-        <w:t xml:space="preserve">4 running pods </w:t>
-      </w:r>
-    </w:p>
-    <w:p>
-      <w:pPr>
-        <w:spacing w:after="0" w:line="480" w:lineRule="auto"/>
-        <w:rPr>
-          <w:rFonts w:ascii="Georgia Pro" w:eastAsia="Georgia Pro" w:hAnsi="Georgia Pro" w:cs="Georgia Pro"/>
-          <w:color w:val="000000" w:themeColor="text1"/>
-        </w:rPr>
-      </w:pPr>
-      <w:r>
-        <w:rPr>
-          <w:rFonts w:ascii="Georgia Pro" w:eastAsia="Georgia Pro" w:hAnsi="Georgia Pro" w:cs="Georgia Pro"/>
-          <w:color w:val="000000" w:themeColor="text1"/>
-        </w:rPr>
-        <w:pict w14:anchorId="3AEBEA4D">
-          <v:rect id="_x0000_i1058" style="width:0;height:1.5pt" o:hralign="center" o:hrstd="t" o:hr="t" fillcolor="#a0a0a0" stroked="f"/>
+        <w:t xml:space="preserve"> scale deployment secure-nginx \</w:t>
+      </w:r>
+      <w:r>
+        <w:rPr>
+          <w:rFonts w:ascii="Georgia Pro" w:eastAsia="Georgia Pro" w:hAnsi="Georgia Pro" w:cs="Georgia Pro"/>
+          <w:color w:val="000000" w:themeColor="text1"/>
+        </w:rPr>
+        <w:br/>
+        <w:t>--replicas=4</w:t>
+      </w:r>
+    </w:p>
+    <w:p>
+      <w:pPr>
+        <w:spacing w:after="0" w:line="480" w:lineRule="auto"/>
+        <w:rPr>
+          <w:rFonts w:ascii="Georgia Pro" w:eastAsia="Georgia Pro" w:hAnsi="Georgia Pro" w:cs="Georgia Pro"/>
+          <w:color w:val="000000" w:themeColor="text1"/>
+        </w:rPr>
+      </w:pPr>
+      <w:r>
+        <w:rPr>
+          <w:rFonts w:ascii="Georgia Pro" w:eastAsia="Georgia Pro" w:hAnsi="Georgia Pro" w:cs="Georgia Pro"/>
+          <w:color w:val="000000" w:themeColor="text1"/>
+        </w:rPr>
+        <w:pict w14:anchorId="022E07BF">
+          <v:rect id="_x0000_i1054" style="width:0;height:1.5pt" o:hralign="center" o:hrstd="t" o:hr="t" fillcolor="#a0a0a0" stroked="f"/>
         </w:pict>
       </w:r>
     </w:p>
@@ -7538,7 +7089,7 @@
           <w:bCs/>
           <w:color w:val="000000" w:themeColor="text1"/>
         </w:rPr>
-        <w:t>Step 29: Cleanup Service</w:t>
+        <w:t>Step 28: Verify Scaling</w:t>
       </w:r>
     </w:p>
     <w:p>
@@ -7572,24 +7123,69 @@
           <w:rFonts w:ascii="Georgia Pro" w:eastAsia="Georgia Pro" w:hAnsi="Georgia Pro" w:cs="Georgia Pro"/>
           <w:color w:val="000000" w:themeColor="text1"/>
         </w:rPr>
-        <w:t xml:space="preserve"> delete svc secure-nginx</w:t>
-      </w:r>
-    </w:p>
-    <w:p>
-      <w:pPr>
-        <w:spacing w:after="0" w:line="480" w:lineRule="auto"/>
-        <w:rPr>
-          <w:rFonts w:ascii="Georgia Pro" w:eastAsia="Georgia Pro" w:hAnsi="Georgia Pro" w:cs="Georgia Pro"/>
-          <w:color w:val="000000" w:themeColor="text1"/>
-        </w:rPr>
-      </w:pPr>
-      <w:r>
-        <w:rPr>
-          <w:rFonts w:ascii="Georgia Pro" w:eastAsia="Georgia Pro" w:hAnsi="Georgia Pro" w:cs="Georgia Pro"/>
-          <w:color w:val="000000" w:themeColor="text1"/>
-        </w:rPr>
-        <w:pict w14:anchorId="0788637F">
-          <v:rect id="_x0000_i1059" style="width:0;height:1.5pt" o:hralign="center" o:hrstd="t" o:hr="t" fillcolor="#a0a0a0" stroked="f"/>
+        <w:t xml:space="preserve"> get pods</w:t>
+      </w:r>
+    </w:p>
+    <w:p>
+      <w:pPr>
+        <w:spacing w:after="0" w:line="480" w:lineRule="auto"/>
+        <w:rPr>
+          <w:rFonts w:ascii="Georgia Pro" w:eastAsia="Georgia Pro" w:hAnsi="Georgia Pro" w:cs="Georgia Pro"/>
+          <w:color w:val="000000" w:themeColor="text1"/>
+        </w:rPr>
+      </w:pPr>
+    </w:p>
+    <w:p>
+      <w:pPr>
+        <w:spacing w:after="0" w:line="480" w:lineRule="auto"/>
+        <w:rPr>
+          <w:rFonts w:ascii="Georgia Pro" w:eastAsia="Georgia Pro" w:hAnsi="Georgia Pro" w:cs="Georgia Pro"/>
+          <w:color w:val="000000" w:themeColor="text1"/>
+        </w:rPr>
+      </w:pPr>
+      <w:r>
+        <w:rPr>
+          <w:rFonts w:ascii="Georgia Pro" w:eastAsia="Georgia Pro" w:hAnsi="Georgia Pro" w:cs="Georgia Pro"/>
+          <w:color w:val="000000" w:themeColor="text1"/>
+        </w:rPr>
+        <w:t>Expected:</w:t>
+      </w:r>
+    </w:p>
+    <w:p>
+      <w:pPr>
+        <w:numPr>
+          <w:ilvl w:val="0"/>
+          <w:numId w:val="37"/>
+        </w:numPr>
+        <w:spacing w:after="0" w:line="480" w:lineRule="auto"/>
+        <w:rPr>
+          <w:rFonts w:ascii="Georgia Pro" w:eastAsia="Georgia Pro" w:hAnsi="Georgia Pro" w:cs="Georgia Pro"/>
+          <w:color w:val="000000" w:themeColor="text1"/>
+        </w:rPr>
+      </w:pPr>
+      <w:r>
+        <w:rPr>
+          <w:rFonts w:ascii="Georgia Pro" w:eastAsia="Georgia Pro" w:hAnsi="Georgia Pro" w:cs="Georgia Pro"/>
+          <w:color w:val="000000" w:themeColor="text1"/>
+        </w:rPr>
+        <w:t xml:space="preserve">4 running pods </w:t>
+      </w:r>
+    </w:p>
+    <w:p>
+      <w:pPr>
+        <w:spacing w:after="0" w:line="480" w:lineRule="auto"/>
+        <w:rPr>
+          <w:rFonts w:ascii="Georgia Pro" w:eastAsia="Georgia Pro" w:hAnsi="Georgia Pro" w:cs="Georgia Pro"/>
+          <w:color w:val="000000" w:themeColor="text1"/>
+        </w:rPr>
+      </w:pPr>
+      <w:r>
+        <w:rPr>
+          <w:rFonts w:ascii="Georgia Pro" w:eastAsia="Georgia Pro" w:hAnsi="Georgia Pro" w:cs="Georgia Pro"/>
+          <w:color w:val="000000" w:themeColor="text1"/>
+        </w:rPr>
+        <w:pict w14:anchorId="3AEBEA4D">
+          <v:rect id="_x0000_i1055" style="width:0;height:1.5pt" o:hralign="center" o:hrstd="t" o:hr="t" fillcolor="#a0a0a0" stroked="f"/>
         </w:pict>
       </w:r>
     </w:p>
@@ -7610,7 +7206,7 @@
           <w:bCs/>
           <w:color w:val="000000" w:themeColor="text1"/>
         </w:rPr>
-        <w:t>Step 30: Cleanup Deployment</w:t>
+        <w:t>Step 29: Cleanup Service</w:t>
       </w:r>
     </w:p>
     <w:p>
@@ -7644,24 +7240,24 @@
           <w:rFonts w:ascii="Georgia Pro" w:eastAsia="Georgia Pro" w:hAnsi="Georgia Pro" w:cs="Georgia Pro"/>
           <w:color w:val="000000" w:themeColor="text1"/>
         </w:rPr>
-        <w:t xml:space="preserve"> delete deployment secure-nginx</w:t>
-      </w:r>
-    </w:p>
-    <w:p>
-      <w:pPr>
-        <w:spacing w:after="0" w:line="480" w:lineRule="auto"/>
-        <w:rPr>
-          <w:rFonts w:ascii="Georgia Pro" w:eastAsia="Georgia Pro" w:hAnsi="Georgia Pro" w:cs="Georgia Pro"/>
-          <w:color w:val="000000" w:themeColor="text1"/>
-        </w:rPr>
-      </w:pPr>
-      <w:r>
-        <w:rPr>
-          <w:rFonts w:ascii="Georgia Pro" w:eastAsia="Georgia Pro" w:hAnsi="Georgia Pro" w:cs="Georgia Pro"/>
-          <w:color w:val="000000" w:themeColor="text1"/>
-        </w:rPr>
-        <w:pict w14:anchorId="165DA940">
-          <v:rect id="_x0000_i1060" style="width:0;height:1.5pt" o:hralign="center" o:hrstd="t" o:hr="t" fillcolor="#a0a0a0" stroked="f"/>
+        <w:t xml:space="preserve"> delete svc secure-nginx</w:t>
+      </w:r>
+    </w:p>
+    <w:p>
+      <w:pPr>
+        <w:spacing w:after="0" w:line="480" w:lineRule="auto"/>
+        <w:rPr>
+          <w:rFonts w:ascii="Georgia Pro" w:eastAsia="Georgia Pro" w:hAnsi="Georgia Pro" w:cs="Georgia Pro"/>
+          <w:color w:val="000000" w:themeColor="text1"/>
+        </w:rPr>
+      </w:pPr>
+      <w:r>
+        <w:rPr>
+          <w:rFonts w:ascii="Georgia Pro" w:eastAsia="Georgia Pro" w:hAnsi="Georgia Pro" w:cs="Georgia Pro"/>
+          <w:color w:val="000000" w:themeColor="text1"/>
+        </w:rPr>
+        <w:pict w14:anchorId="0788637F">
+          <v:rect id="_x0000_i1056" style="width:0;height:1.5pt" o:hralign="center" o:hrstd="t" o:hr="t" fillcolor="#a0a0a0" stroked="f"/>
         </w:pict>
       </w:r>
     </w:p>
@@ -7682,7 +7278,7 @@
           <w:bCs/>
           <w:color w:val="000000" w:themeColor="text1"/>
         </w:rPr>
-        <w:t>Step 31: Delete Secret</w:t>
+        <w:t>Step 30: Cleanup Deployment</w:t>
       </w:r>
     </w:p>
     <w:p>
@@ -7716,24 +7312,24 @@
           <w:rFonts w:ascii="Georgia Pro" w:eastAsia="Georgia Pro" w:hAnsi="Georgia Pro" w:cs="Georgia Pro"/>
           <w:color w:val="000000" w:themeColor="text1"/>
         </w:rPr>
-        <w:t xml:space="preserve"> delete secret app-secret</w:t>
-      </w:r>
-    </w:p>
-    <w:p>
-      <w:pPr>
-        <w:spacing w:after="0" w:line="480" w:lineRule="auto"/>
-        <w:rPr>
-          <w:rFonts w:ascii="Georgia Pro" w:eastAsia="Georgia Pro" w:hAnsi="Georgia Pro" w:cs="Georgia Pro"/>
-          <w:color w:val="000000" w:themeColor="text1"/>
-        </w:rPr>
-      </w:pPr>
-      <w:r>
-        <w:rPr>
-          <w:rFonts w:ascii="Georgia Pro" w:eastAsia="Georgia Pro" w:hAnsi="Georgia Pro" w:cs="Georgia Pro"/>
-          <w:color w:val="000000" w:themeColor="text1"/>
-        </w:rPr>
-        <w:pict w14:anchorId="2232B2E0">
-          <v:rect id="_x0000_i1061" style="width:0;height:1.5pt" o:hralign="center" o:hrstd="t" o:hr="t" fillcolor="#a0a0a0" stroked="f"/>
+        <w:t xml:space="preserve"> delete deployment secure-nginx</w:t>
+      </w:r>
+    </w:p>
+    <w:p>
+      <w:pPr>
+        <w:spacing w:after="0" w:line="480" w:lineRule="auto"/>
+        <w:rPr>
+          <w:rFonts w:ascii="Georgia Pro" w:eastAsia="Georgia Pro" w:hAnsi="Georgia Pro" w:cs="Georgia Pro"/>
+          <w:color w:val="000000" w:themeColor="text1"/>
+        </w:rPr>
+      </w:pPr>
+      <w:r>
+        <w:rPr>
+          <w:rFonts w:ascii="Georgia Pro" w:eastAsia="Georgia Pro" w:hAnsi="Georgia Pro" w:cs="Georgia Pro"/>
+          <w:color w:val="000000" w:themeColor="text1"/>
+        </w:rPr>
+        <w:pict w14:anchorId="165DA940">
+          <v:rect id="_x0000_i1057" style="width:0;height:1.5pt" o:hralign="center" o:hrstd="t" o:hr="t" fillcolor="#a0a0a0" stroked="f"/>
         </w:pict>
       </w:r>
     </w:p>
@@ -7754,7 +7350,7 @@
           <w:bCs/>
           <w:color w:val="000000" w:themeColor="text1"/>
         </w:rPr>
-        <w:t>Step 32: Delete AKS Cluster (Optional)</w:t>
+        <w:t>Step 31: Delete Secret</w:t>
       </w:r>
     </w:p>
     <w:p>
@@ -7780,7 +7376,7 @@
           <w:rFonts w:ascii="Georgia Pro" w:eastAsia="Georgia Pro" w:hAnsi="Georgia Pro" w:cs="Georgia Pro"/>
           <w:color w:val="000000" w:themeColor="text1"/>
         </w:rPr>
-        <w:t>az</w:t>
+        <w:t>kubectl</w:t>
       </w:r>
       <w:proofErr w:type="spellEnd"/>
       <w:r>
@@ -7788,96 +7384,24 @@
           <w:rFonts w:ascii="Georgia Pro" w:eastAsia="Georgia Pro" w:hAnsi="Georgia Pro" w:cs="Georgia Pro"/>
           <w:color w:val="000000" w:themeColor="text1"/>
         </w:rPr>
-        <w:t xml:space="preserve"> </w:t>
-      </w:r>
-      <w:proofErr w:type="spellStart"/>
-      <w:r>
-        <w:rPr>
-          <w:rFonts w:ascii="Georgia Pro" w:eastAsia="Georgia Pro" w:hAnsi="Georgia Pro" w:cs="Georgia Pro"/>
-          <w:color w:val="000000" w:themeColor="text1"/>
-        </w:rPr>
-        <w:t>aks</w:t>
-      </w:r>
-      <w:proofErr w:type="spellEnd"/>
-      <w:r>
-        <w:rPr>
-          <w:rFonts w:ascii="Georgia Pro" w:eastAsia="Georgia Pro" w:hAnsi="Georgia Pro" w:cs="Georgia Pro"/>
-          <w:color w:val="000000" w:themeColor="text1"/>
-        </w:rPr>
-        <w:t xml:space="preserve"> delete \</w:t>
-      </w:r>
-      <w:r>
-        <w:rPr>
-          <w:rFonts w:ascii="Georgia Pro" w:eastAsia="Georgia Pro" w:hAnsi="Georgia Pro" w:cs="Georgia Pro"/>
-          <w:color w:val="000000" w:themeColor="text1"/>
-        </w:rPr>
-        <w:br/>
-        <w:t xml:space="preserve">--resource-group </w:t>
-      </w:r>
-      <w:proofErr w:type="spellStart"/>
-      <w:r>
-        <w:rPr>
-          <w:rFonts w:ascii="Georgia Pro" w:eastAsia="Georgia Pro" w:hAnsi="Georgia Pro" w:cs="Georgia Pro"/>
-          <w:color w:val="000000" w:themeColor="text1"/>
-        </w:rPr>
-        <w:t>rg-acr-aks</w:t>
-      </w:r>
-      <w:proofErr w:type="spellEnd"/>
-      <w:r>
-        <w:rPr>
-          <w:rFonts w:ascii="Georgia Pro" w:eastAsia="Georgia Pro" w:hAnsi="Georgia Pro" w:cs="Georgia Pro"/>
-          <w:color w:val="000000" w:themeColor="text1"/>
-        </w:rPr>
-        <w:t xml:space="preserve"> \</w:t>
-      </w:r>
-      <w:r>
-        <w:rPr>
-          <w:rFonts w:ascii="Georgia Pro" w:eastAsia="Georgia Pro" w:hAnsi="Georgia Pro" w:cs="Georgia Pro"/>
-          <w:color w:val="000000" w:themeColor="text1"/>
-        </w:rPr>
-        <w:br/>
-        <w:t xml:space="preserve">--name </w:t>
-      </w:r>
-      <w:proofErr w:type="spellStart"/>
-      <w:r>
-        <w:rPr>
-          <w:rFonts w:ascii="Georgia Pro" w:eastAsia="Georgia Pro" w:hAnsi="Georgia Pro" w:cs="Georgia Pro"/>
-          <w:color w:val="000000" w:themeColor="text1"/>
-        </w:rPr>
-        <w:t>aks</w:t>
-      </w:r>
-      <w:proofErr w:type="spellEnd"/>
-      <w:r>
-        <w:rPr>
-          <w:rFonts w:ascii="Georgia Pro" w:eastAsia="Georgia Pro" w:hAnsi="Georgia Pro" w:cs="Georgia Pro"/>
-          <w:color w:val="000000" w:themeColor="text1"/>
-        </w:rPr>
-        <w:t>-secure-cluster \</w:t>
-      </w:r>
-      <w:r>
-        <w:rPr>
-          <w:rFonts w:ascii="Georgia Pro" w:eastAsia="Georgia Pro" w:hAnsi="Georgia Pro" w:cs="Georgia Pro"/>
-          <w:color w:val="000000" w:themeColor="text1"/>
-        </w:rPr>
-        <w:br/>
-        <w:t>--yes</w:t>
-      </w:r>
-    </w:p>
-    <w:p>
-      <w:pPr>
-        <w:spacing w:after="0" w:line="480" w:lineRule="auto"/>
-        <w:rPr>
-          <w:rFonts w:ascii="Georgia Pro" w:eastAsia="Georgia Pro" w:hAnsi="Georgia Pro" w:cs="Georgia Pro"/>
-          <w:color w:val="000000" w:themeColor="text1"/>
-        </w:rPr>
-      </w:pPr>
-      <w:r>
-        <w:rPr>
-          <w:rFonts w:ascii="Georgia Pro" w:eastAsia="Georgia Pro" w:hAnsi="Georgia Pro" w:cs="Georgia Pro"/>
-          <w:color w:val="000000" w:themeColor="text1"/>
-        </w:rPr>
-        <w:pict w14:anchorId="0E04FED0">
-          <v:rect id="_x0000_i1062" style="width:0;height:1.5pt" o:hralign="center" o:hrstd="t" o:hr="t" fillcolor="#a0a0a0" stroked="f"/>
+        <w:t xml:space="preserve"> delete secret app-secret</w:t>
+      </w:r>
+    </w:p>
+    <w:p>
+      <w:pPr>
+        <w:spacing w:after="0" w:line="480" w:lineRule="auto"/>
+        <w:rPr>
+          <w:rFonts w:ascii="Georgia Pro" w:eastAsia="Georgia Pro" w:hAnsi="Georgia Pro" w:cs="Georgia Pro"/>
+          <w:color w:val="000000" w:themeColor="text1"/>
+        </w:rPr>
+      </w:pPr>
+      <w:r>
+        <w:rPr>
+          <w:rFonts w:ascii="Georgia Pro" w:eastAsia="Georgia Pro" w:hAnsi="Georgia Pro" w:cs="Georgia Pro"/>
+          <w:color w:val="000000" w:themeColor="text1"/>
+        </w:rPr>
+        <w:pict w14:anchorId="2232B2E0">
+          <v:rect id="_x0000_i1058" style="width:0;height:1.5pt" o:hralign="center" o:hrstd="t" o:hr="t" fillcolor="#a0a0a0" stroked="f"/>
         </w:pict>
       </w:r>
     </w:p>
@@ -7898,7 +7422,7 @@
           <w:bCs/>
           <w:color w:val="000000" w:themeColor="text1"/>
         </w:rPr>
-        <w:t>Step 33: Delete Resource Group (Optional)</w:t>
+        <w:t>Step 32: Delete AKS Cluster (Optional)</w:t>
       </w:r>
     </w:p>
     <w:p>
@@ -7924,6 +7448,150 @@
           <w:rFonts w:ascii="Georgia Pro" w:eastAsia="Georgia Pro" w:hAnsi="Georgia Pro" w:cs="Georgia Pro"/>
           <w:color w:val="000000" w:themeColor="text1"/>
         </w:rPr>
+        <w:t>az</w:t>
+      </w:r>
+      <w:proofErr w:type="spellEnd"/>
+      <w:r>
+        <w:rPr>
+          <w:rFonts w:ascii="Georgia Pro" w:eastAsia="Georgia Pro" w:hAnsi="Georgia Pro" w:cs="Georgia Pro"/>
+          <w:color w:val="000000" w:themeColor="text1"/>
+        </w:rPr>
+        <w:t xml:space="preserve"> </w:t>
+      </w:r>
+      <w:proofErr w:type="spellStart"/>
+      <w:r>
+        <w:rPr>
+          <w:rFonts w:ascii="Georgia Pro" w:eastAsia="Georgia Pro" w:hAnsi="Georgia Pro" w:cs="Georgia Pro"/>
+          <w:color w:val="000000" w:themeColor="text1"/>
+        </w:rPr>
+        <w:t>aks</w:t>
+      </w:r>
+      <w:proofErr w:type="spellEnd"/>
+      <w:r>
+        <w:rPr>
+          <w:rFonts w:ascii="Georgia Pro" w:eastAsia="Georgia Pro" w:hAnsi="Georgia Pro" w:cs="Georgia Pro"/>
+          <w:color w:val="000000" w:themeColor="text1"/>
+        </w:rPr>
+        <w:t xml:space="preserve"> delete \</w:t>
+      </w:r>
+      <w:r>
+        <w:rPr>
+          <w:rFonts w:ascii="Georgia Pro" w:eastAsia="Georgia Pro" w:hAnsi="Georgia Pro" w:cs="Georgia Pro"/>
+          <w:color w:val="000000" w:themeColor="text1"/>
+        </w:rPr>
+        <w:br/>
+        <w:t xml:space="preserve">--resource-group </w:t>
+      </w:r>
+      <w:proofErr w:type="spellStart"/>
+      <w:r>
+        <w:rPr>
+          <w:rFonts w:ascii="Georgia Pro" w:eastAsia="Georgia Pro" w:hAnsi="Georgia Pro" w:cs="Georgia Pro"/>
+          <w:color w:val="000000" w:themeColor="text1"/>
+        </w:rPr>
+        <w:t>rg-acr-aks</w:t>
+      </w:r>
+      <w:proofErr w:type="spellEnd"/>
+      <w:r>
+        <w:rPr>
+          <w:rFonts w:ascii="Georgia Pro" w:eastAsia="Georgia Pro" w:hAnsi="Georgia Pro" w:cs="Georgia Pro"/>
+          <w:color w:val="000000" w:themeColor="text1"/>
+        </w:rPr>
+        <w:t xml:space="preserve"> \</w:t>
+      </w:r>
+      <w:r>
+        <w:rPr>
+          <w:rFonts w:ascii="Georgia Pro" w:eastAsia="Georgia Pro" w:hAnsi="Georgia Pro" w:cs="Georgia Pro"/>
+          <w:color w:val="000000" w:themeColor="text1"/>
+        </w:rPr>
+        <w:br/>
+        <w:t xml:space="preserve">--name </w:t>
+      </w:r>
+      <w:proofErr w:type="spellStart"/>
+      <w:r>
+        <w:rPr>
+          <w:rFonts w:ascii="Georgia Pro" w:eastAsia="Georgia Pro" w:hAnsi="Georgia Pro" w:cs="Georgia Pro"/>
+          <w:color w:val="000000" w:themeColor="text1"/>
+        </w:rPr>
+        <w:t>aks</w:t>
+      </w:r>
+      <w:proofErr w:type="spellEnd"/>
+      <w:r>
+        <w:rPr>
+          <w:rFonts w:ascii="Georgia Pro" w:eastAsia="Georgia Pro" w:hAnsi="Georgia Pro" w:cs="Georgia Pro"/>
+          <w:color w:val="000000" w:themeColor="text1"/>
+        </w:rPr>
+        <w:t>-secure-cluster \</w:t>
+      </w:r>
+      <w:r>
+        <w:rPr>
+          <w:rFonts w:ascii="Georgia Pro" w:eastAsia="Georgia Pro" w:hAnsi="Georgia Pro" w:cs="Georgia Pro"/>
+          <w:color w:val="000000" w:themeColor="text1"/>
+        </w:rPr>
+        <w:br/>
+        <w:t>--yes</w:t>
+      </w:r>
+    </w:p>
+    <w:p>
+      <w:pPr>
+        <w:spacing w:after="0" w:line="480" w:lineRule="auto"/>
+        <w:rPr>
+          <w:rFonts w:ascii="Georgia Pro" w:eastAsia="Georgia Pro" w:hAnsi="Georgia Pro" w:cs="Georgia Pro"/>
+          <w:color w:val="000000" w:themeColor="text1"/>
+        </w:rPr>
+      </w:pPr>
+      <w:r>
+        <w:rPr>
+          <w:rFonts w:ascii="Georgia Pro" w:eastAsia="Georgia Pro" w:hAnsi="Georgia Pro" w:cs="Georgia Pro"/>
+          <w:color w:val="000000" w:themeColor="text1"/>
+        </w:rPr>
+        <w:pict w14:anchorId="0E04FED0">
+          <v:rect id="_x0000_i1059" style="width:0;height:1.5pt" o:hralign="center" o:hrstd="t" o:hr="t" fillcolor="#a0a0a0" stroked="f"/>
+        </w:pict>
+      </w:r>
+    </w:p>
+    <w:p>
+      <w:pPr>
+        <w:spacing w:after="0" w:line="480" w:lineRule="auto"/>
+        <w:rPr>
+          <w:rFonts w:ascii="Georgia Pro" w:eastAsia="Georgia Pro" w:hAnsi="Georgia Pro" w:cs="Georgia Pro"/>
+          <w:b/>
+          <w:bCs/>
+          <w:color w:val="000000" w:themeColor="text1"/>
+        </w:rPr>
+      </w:pPr>
+      <w:r>
+        <w:rPr>
+          <w:rFonts w:ascii="Georgia Pro" w:eastAsia="Georgia Pro" w:hAnsi="Georgia Pro" w:cs="Georgia Pro"/>
+          <w:b/>
+          <w:bCs/>
+          <w:color w:val="000000" w:themeColor="text1"/>
+        </w:rPr>
+        <w:t>Step 33: Delete Resource Group (Optional)</w:t>
+      </w:r>
+    </w:p>
+    <w:p>
+      <w:pPr>
+        <w:pBdr>
+          <w:top w:val="single" w:sz="4" w:space="1" w:color="auto"/>
+          <w:left w:val="single" w:sz="4" w:space="4" w:color="auto"/>
+          <w:bottom w:val="single" w:sz="4" w:space="1" w:color="auto"/>
+          <w:right w:val="single" w:sz="4" w:space="4" w:color="auto"/>
+          <w:between w:val="single" w:sz="4" w:space="1" w:color="auto"/>
+          <w:bar w:val="single" w:sz="4" w:color="auto"/>
+        </w:pBdr>
+        <w:shd w:val="clear" w:color="auto" w:fill="F2F2F2" w:themeFill="background1" w:themeFillShade="F2"/>
+        <w:spacing w:after="0" w:line="480" w:lineRule="auto"/>
+        <w:rPr>
+          <w:rFonts w:ascii="Georgia Pro" w:eastAsia="Georgia Pro" w:hAnsi="Georgia Pro" w:cs="Georgia Pro"/>
+          <w:color w:val="000000" w:themeColor="text1"/>
+        </w:rPr>
+      </w:pPr>
+      <w:proofErr w:type="spellStart"/>
+      <w:r>
+        <w:rPr>
+          <w:rFonts w:ascii="Georgia Pro" w:eastAsia="Georgia Pro" w:hAnsi="Georgia Pro" w:cs="Georgia Pro"/>
+          <w:color w:val="000000" w:themeColor="text1"/>
+        </w:rPr>
         <w:lastRenderedPageBreak/>
         <w:t>az</w:t>
       </w:r>
@@ -7982,7 +7650,7 @@
           <w:color w:val="000000" w:themeColor="text1"/>
         </w:rPr>
         <w:pict w14:anchorId="70B03751">
-          <v:rect id="_x0000_i1063" style="width:0;height:1.5pt" o:hralign="center" o:hrstd="t" o:hr="t" fillcolor="#a0a0a0" stroked="f"/>
+          <v:rect id="_x0000_i1060" style="width:0;height:1.5pt" o:hralign="center" o:hrstd="t" o:hr="t" fillcolor="#a0a0a0" stroked="f"/>
         </w:pict>
       </w:r>
     </w:p>
@@ -14544,6 +14212,7 @@
   <w:style w:type="character" w:default="1" w:styleId="DefaultParagraphFont">
     <w:name w:val="Default Paragraph Font"/>
     <w:uiPriority w:val="1"/>
+    <w:semiHidden/>
     <w:unhideWhenUsed/>
   </w:style>
   <w:style w:type="table" w:default="1" w:styleId="TableNormal">
@@ -14920,119 +14589,6 @@
           <inkml:channelProperty channel="F" name="resolution" value="0" units="1/dev"/>
         </inkml:channelProperties>
       </inkml:inkSource>
-      <inkml:timestamp xml:id="ts0" timeString="2026-05-23T04:16:34.836"/>
-    </inkml:context>
-    <inkml:brush xml:id="br0">
-      <inkml:brushProperty name="width" value="0.05" units="cm"/>
-      <inkml:brushProperty name="height" value="0.05" units="cm"/>
-      <inkml:brushProperty name="color" value="#E71224"/>
-    </inkml:brush>
-  </inkml:definitions>
-  <inkml:trace contextRef="#ctx0" brushRef="#br0">1 1 6657,'0'0'8746,"0"1"-8727,0 0 0,0 0 0,1 0 0,-1 0-1,0 1 1,1-1 0,-1 0 0,1 0 0,0 0 0,-1 0-1,1 0 1,0 0 0,-1 0 0,1 0 0,0-1 0,1 2-1,7 7 56,0 0-1,0 0 1,-1 1-1,0 0 1,12 22-1,24 31-9,-40-59-90,-1 0 1,1 0 0,0-1-1,1 1 1,-1-1 0,0 0-1,1 0 1,0-1 0,-1 1-1,1-1 1,7 2-1,-9-3-141,0-1-1,0 1 0,0-1 0,0 0 1,0 0-1,0 0 0,0 0 0,0-1 0,0 1 1,0-1-1,0 0 0,-1 0 0,1 0 1,0 0-1,0 0 0,-1 0 0,1-1 0,-1 0 1,4-1-1,42-45-3747,-28 26 1394,11-7-2731</inkml:trace>
-  <inkml:trace contextRef="#ctx0" brushRef="#br0" timeOffset="137.47">376 63 3049,'0'0'11146,"-59"34"-10482,23-13-160,1 3-256,-3 4-168,9-5-80,-2 7-264,-2 0-984,11-7-1569,3-8-5008</inkml:trace>
-</inkml:ink>
-</file>
-
-<file path=word/ink/ink10.xml><?xml version="1.0" encoding="utf-8"?>
-<inkml:ink xmlns:inkml="http://www.w3.org/2003/InkML">
-  <inkml:definitions>
-    <inkml:context xml:id="ctx0">
-      <inkml:inkSource xml:id="inkSrc0">
-        <inkml:traceFormat>
-          <inkml:channel name="X" type="integer" min="-2.14748E9" max="2.14748E9" units="cm"/>
-          <inkml:channel name="Y" type="integer" min="-2.14748E9" max="2.14748E9" units="cm"/>
-          <inkml:channel name="F" type="integer" max="32767" units="dev"/>
-        </inkml:traceFormat>
-        <inkml:channelProperties>
-          <inkml:channelProperty channel="X" name="resolution" value="1000" units="1/cm"/>
-          <inkml:channelProperty channel="Y" name="resolution" value="1000" units="1/cm"/>
-          <inkml:channelProperty channel="F" name="resolution" value="0" units="1/dev"/>
-        </inkml:channelProperties>
-      </inkml:inkSource>
-      <inkml:timestamp xml:id="ts0" timeString="2026-05-23T04:16:22.833"/>
-    </inkml:context>
-    <inkml:brush xml:id="br0">
-      <inkml:brushProperty name="width" value="0.05" units="cm"/>
-      <inkml:brushProperty name="height" value="0.05" units="cm"/>
-      <inkml:brushProperty name="color" value="#E71224"/>
-    </inkml:brush>
-  </inkml:definitions>
-  <inkml:trace contextRef="#ctx0" brushRef="#br0">19 75 10082,'0'0'7030,"-1"-4"-6772,1 48-255,-8 59-1,5-73 12,-4 70 81,11-99-85,0 0 1,0 0-1,0-1 1,1 1-1,-1-1 1,0 0 0,7-1-1,-5 1 12,17-1 34,0-1-1,0-1 0,0-1 1,38-13-1,91-38 46,-83 27-96,300-127-560,-360 151-54,-1-1 0,0 0-1,0-1 1,0 0 0,0 0-1,-1-1 1,0 0 0,8-11 0,3-4-3916</inkml:trace>
-</inkml:ink>
-</file>
-
-<file path=word/ink/ink11.xml><?xml version="1.0" encoding="utf-8"?>
-<inkml:ink xmlns:inkml="http://www.w3.org/2003/InkML">
-  <inkml:definitions>
-    <inkml:context xml:id="ctx0">
-      <inkml:inkSource xml:id="inkSrc0">
-        <inkml:traceFormat>
-          <inkml:channel name="X" type="integer" min="-2.14748E9" max="2.14748E9" units="cm"/>
-          <inkml:channel name="Y" type="integer" min="-2.14748E9" max="2.14748E9" units="cm"/>
-          <inkml:channel name="F" type="integer" max="32767" units="dev"/>
-        </inkml:traceFormat>
-        <inkml:channelProperties>
-          <inkml:channelProperty channel="X" name="resolution" value="1000" units="1/cm"/>
-          <inkml:channelProperty channel="Y" name="resolution" value="1000" units="1/cm"/>
-          <inkml:channelProperty channel="F" name="resolution" value="0" units="1/dev"/>
-        </inkml:channelProperties>
-      </inkml:inkSource>
-      <inkml:timestamp xml:id="ts0" timeString="2026-05-23T04:16:21.562"/>
-    </inkml:context>
-    <inkml:brush xml:id="br0">
-      <inkml:brushProperty name="width" value="0.05" units="cm"/>
-      <inkml:brushProperty name="height" value="0.05" units="cm"/>
-      <inkml:brushProperty name="color" value="#E71224"/>
-    </inkml:brush>
-  </inkml:definitions>
-  <inkml:trace contextRef="#ctx0" brushRef="#br0">7 74 10282,'0'0'4759,"0"4"-4709,-7 139 560,9-142-578,-1 0 1,1 0-1,-1 0 1,1-1-1,-1 1 1,1 0 0,0-1-1,-1 1 1,1-1-1,0 1 1,0-1-1,-1 0 1,1 0-1,0 0 1,0 0-1,0 0 1,-1 0-1,1 0 1,2-1 0,1 1 75,22-2 51,-1 0 1,0-2 0,0-1 0,-1-1-1,1-1 1,-1-1 0,45-22 0,-28 9-1197,-1-2 0,-1-2 0,54-44 0,-63 44-4191</inkml:trace>
-</inkml:ink>
-</file>
-
-<file path=word/ink/ink12.xml><?xml version="1.0" encoding="utf-8"?>
-<inkml:ink xmlns:inkml="http://www.w3.org/2003/InkML">
-  <inkml:definitions>
-    <inkml:context xml:id="ctx0">
-      <inkml:inkSource xml:id="inkSrc0">
-        <inkml:traceFormat>
-          <inkml:channel name="X" type="integer" min="-2.14748E9" max="2.14748E9" units="cm"/>
-          <inkml:channel name="Y" type="integer" min="-2.14748E9" max="2.14748E9" units="cm"/>
-          <inkml:channel name="F" type="integer" max="32767" units="dev"/>
-        </inkml:traceFormat>
-        <inkml:channelProperties>
-          <inkml:channelProperty channel="X" name="resolution" value="1000" units="1/cm"/>
-          <inkml:channelProperty channel="Y" name="resolution" value="1000" units="1/cm"/>
-          <inkml:channelProperty channel="F" name="resolution" value="0" units="1/dev"/>
-        </inkml:channelProperties>
-      </inkml:inkSource>
-      <inkml:timestamp xml:id="ts0" timeString="2026-05-23T04:16:21.173"/>
-    </inkml:context>
-    <inkml:brush xml:id="br0">
-      <inkml:brushProperty name="width" value="0.05" units="cm"/>
-      <inkml:brushProperty name="height" value="0.05" units="cm"/>
-      <inkml:brushProperty name="color" value="#E71224"/>
-    </inkml:brush>
-  </inkml:definitions>
-  <inkml:trace contextRef="#ctx0" brushRef="#br0">1 119 9634,'0'0'4988,"2"-9"-4383,-2 116-107,6-105-479,0-1 0,0 0 1,0 0-1,0 0 1,-1-1-1,1 0 0,11-1 1,-7 1 13,13-2 38,-1 0 1,1-1 0,-1-1-1,1-1 1,36-14-1,109-53 49,-137 57-116,-17 9-9,136-71-191,-137 65-586,-19 7-629,-26 7-1191,-19 13-2383,-5 8-1500</inkml:trace>
-</inkml:ink>
-</file>
-
-<file path=word/ink/ink13.xml><?xml version="1.0" encoding="utf-8"?>
-<inkml:ink xmlns:inkml="http://www.w3.org/2003/InkML">
-  <inkml:definitions>
-    <inkml:context xml:id="ctx0">
-      <inkml:inkSource xml:id="inkSrc0">
-        <inkml:traceFormat>
-          <inkml:channel name="X" type="integer" min="-2.14748E9" max="2.14748E9" units="cm"/>
-          <inkml:channel name="Y" type="integer" min="-2.14748E9" max="2.14748E9" units="cm"/>
-          <inkml:channel name="F" type="integer" max="32767" units="dev"/>
-        </inkml:traceFormat>
-        <inkml:channelProperties>
-          <inkml:channelProperty channel="X" name="resolution" value="1000" units="1/cm"/>
-          <inkml:channelProperty channel="Y" name="resolution" value="1000" units="1/cm"/>
-          <inkml:channelProperty channel="F" name="resolution" value="0" units="1/dev"/>
-        </inkml:channelProperties>
-      </inkml:inkSource>
       <inkml:timestamp xml:id="ts0" timeString="2026-05-23T04:16:18.706"/>
     </inkml:context>
     <inkml:brush xml:id="br0">
@@ -15041,237 +14597,6 @@
     </inkml:brush>
   </inkml:definitions>
   <inkml:trace contextRef="#ctx0" brushRef="#br0">1 1 10010,'0'0'2609</inkml:trace>
-</inkml:ink>
-</file>
-
-<file path=word/ink/ink2.xml><?xml version="1.0" encoding="utf-8"?>
-<inkml:ink xmlns:inkml="http://www.w3.org/2003/InkML">
-  <inkml:definitions>
-    <inkml:context xml:id="ctx0">
-      <inkml:inkSource xml:id="inkSrc0">
-        <inkml:traceFormat>
-          <inkml:channel name="X" type="integer" min="-2.14748E9" max="2.14748E9" units="cm"/>
-          <inkml:channel name="Y" type="integer" min="-2.14748E9" max="2.14748E9" units="cm"/>
-          <inkml:channel name="F" type="integer" max="32767" units="dev"/>
-        </inkml:traceFormat>
-        <inkml:channelProperties>
-          <inkml:channelProperty channel="X" name="resolution" value="1000" units="1/cm"/>
-          <inkml:channelProperty channel="Y" name="resolution" value="1000" units="1/cm"/>
-          <inkml:channelProperty channel="F" name="resolution" value="0" units="1/dev"/>
-        </inkml:channelProperties>
-      </inkml:inkSource>
-      <inkml:timestamp xml:id="ts0" timeString="2026-05-23T04:16:33.356"/>
-    </inkml:context>
-    <inkml:brush xml:id="br0">
-      <inkml:brushProperty name="width" value="0.05" units="cm"/>
-      <inkml:brushProperty name="height" value="0.05" units="cm"/>
-      <inkml:brushProperty name="color" value="#E71224"/>
-    </inkml:brush>
-  </inkml:definitions>
-  <inkml:trace contextRef="#ctx0" brushRef="#br0">1 1 9842,'0'0'3270,"15"15"-3011,53 48-20,-56-54-198,0 0 0,1 0 0,0-1 0,1 0 0,-1-2 0,1 1 0,1-2 0,15 5 1,-3-1-44,-24-8-208,0 0 1,0 0 0,1 0-1,-1 0 1,0 0 0,0-1-1,0 1 1,1-1 0,-1 0-1,0 0 1,0 0 0,1-1-1,-1 1 1,0-1 0,0 1-1,0-1 1,1 0 0,-1-1-1,0 1 1,0 0 0,-1-1-1,1 1 1,0-1 0,0 0-1,-1 0 1,1 0 0,-1-1-1,4-4 1,11-16-4385</inkml:trace>
-  <inkml:trace contextRef="#ctx0" brushRef="#br0" timeOffset="170.14">493 12 8490,'0'0'5761,"-128"55"-5553,87-33 320,3-3-176,7 0-232,3-2-120,6-2-216,8 7-920,2-7-1545,10-3-6400</inkml:trace>
-</inkml:ink>
-</file>
-
-<file path=word/ink/ink3.xml><?xml version="1.0" encoding="utf-8"?>
-<inkml:ink xmlns:inkml="http://www.w3.org/2003/InkML">
-  <inkml:definitions>
-    <inkml:context xml:id="ctx0">
-      <inkml:inkSource xml:id="inkSrc0">
-        <inkml:traceFormat>
-          <inkml:channel name="X" type="integer" min="-2.14748E9" max="2.14748E9" units="cm"/>
-          <inkml:channel name="Y" type="integer" min="-2.14748E9" max="2.14748E9" units="cm"/>
-          <inkml:channel name="F" type="integer" max="32767" units="dev"/>
-        </inkml:traceFormat>
-        <inkml:channelProperties>
-          <inkml:channelProperty channel="X" name="resolution" value="1000" units="1/cm"/>
-          <inkml:channelProperty channel="Y" name="resolution" value="1000" units="1/cm"/>
-          <inkml:channelProperty channel="F" name="resolution" value="0" units="1/dev"/>
-        </inkml:channelProperties>
-      </inkml:inkSource>
-      <inkml:timestamp xml:id="ts0" timeString="2026-05-23T04:16:31.508"/>
-    </inkml:context>
-    <inkml:brush xml:id="br0">
-      <inkml:brushProperty name="width" value="0.05" units="cm"/>
-      <inkml:brushProperty name="height" value="0.05" units="cm"/>
-      <inkml:brushProperty name="color" value="#E71224"/>
-    </inkml:brush>
-  </inkml:definitions>
-  <inkml:trace contextRef="#ctx0" brushRef="#br0">0 45 4929,'0'0'4369,"19"4"1007,-12 0-5658,1 8 323,0-1 0,0 0-1,1 0 1,1-1 0,0 0-1,0-1 1,1 0 0,0-1-1,0 0 1,1 0 0,0-2 0,0 1-1,19 6 1,-12-7-160,1-1 0,1-1 0,-1 0 0,0-2 0,36 0 0,-53-3-198,0 0 0,0 0 0,0 0 0,0 0 0,0-1 0,0 0 0,-1 1 0,1-1 0,-1 0-1,1-1 1,-1 1 0,1 0 0,-1-1 0,0 1 0,0-1 0,2-4 0,7-6-2288,10-10-3648</inkml:trace>
-  <inkml:trace contextRef="#ctx0" brushRef="#br0" timeOffset="212.78">742 1 9074,'0'0'5569,"-140"70"-5057,114-50-144,2 3-192,0 3-120,-2 4-48,0-3-8,-3 3-240,-14 5-744,8-10-1176,-1-5-2617</inkml:trace>
-</inkml:ink>
-</file>
-
-<file path=word/ink/ink4.xml><?xml version="1.0" encoding="utf-8"?>
-<inkml:ink xmlns:inkml="http://www.w3.org/2003/InkML">
-  <inkml:definitions>
-    <inkml:context xml:id="ctx0">
-      <inkml:inkSource xml:id="inkSrc0">
-        <inkml:traceFormat>
-          <inkml:channel name="X" type="integer" min="-2.14748E9" max="2.14748E9" units="cm"/>
-          <inkml:channel name="Y" type="integer" min="-2.14748E9" max="2.14748E9" units="cm"/>
-          <inkml:channel name="F" type="integer" max="32767" units="dev"/>
-        </inkml:traceFormat>
-        <inkml:channelProperties>
-          <inkml:channelProperty channel="X" name="resolution" value="1000" units="1/cm"/>
-          <inkml:channelProperty channel="Y" name="resolution" value="1000" units="1/cm"/>
-          <inkml:channelProperty channel="F" name="resolution" value="0" units="1/dev"/>
-        </inkml:channelProperties>
-      </inkml:inkSource>
-      <inkml:timestamp xml:id="ts0" timeString="2026-05-23T04:16:28.914"/>
-    </inkml:context>
-    <inkml:brush xml:id="br0">
-      <inkml:brushProperty name="width" value="0.05" units="cm"/>
-      <inkml:brushProperty name="height" value="0.05" units="cm"/>
-      <inkml:brushProperty name="color" value="#E71224"/>
-    </inkml:brush>
-  </inkml:definitions>
-  <inkml:trace contextRef="#ctx0" brushRef="#br0">15 53 5073,'0'0'5144,"-1"0"-5035,1-1 1,-1 1 0,1 0-1,0 0 1,-1 0 0,1 0-1,-1-1 1,1 1 0,-1 0-1,1 0 1,-1 0 0,1 0-1,-1 0 1,1 0 0,-1 0-1,1 1 1,0-1 0,-1 0-1,1 0 1,-1 0-1,1 0 1,-1 1 0,1-1-1,0 0 1,-1 0 0,1 1-1,-1-1 1,1 0 0,0 0-1,-1 1 1,1 0 0,1 2-74,0 0 1,0 1 0,0-1-1,1 0 1,0 1 0,-1-1-1,1 0 1,0 0 0,0-1-1,1 1 1,-1 0 0,1-1-1,-1 1 1,1-1 0,0 0-1,0 0 1,4 3 0,-1-2-113,-1 0 1,0 0-1,1-1 0,-1 1 1,1-1-1,0 0 1,0-1-1,0 1 1,0-1-1,6 0 1,-8-1-242,0 0 1,0 0-1,-1-1 1,1 0-1,0 1 1,-1-1-1,1 0 1,-1 0-1,1-1 1,-1 1-1,7-5 1,8-10-3640</inkml:trace>
-  <inkml:trace contextRef="#ctx0" brushRef="#br0" timeOffset="125.9">261 0 8458,'0'0'6065,"-79"111"-5993,60-81-32,10 11-40,1-9-1856,4-10-4298</inkml:trace>
-</inkml:ink>
-</file>
-
-<file path=word/ink/ink5.xml><?xml version="1.0" encoding="utf-8"?>
-<inkml:ink xmlns:inkml="http://www.w3.org/2003/InkML">
-  <inkml:definitions>
-    <inkml:context xml:id="ctx0">
-      <inkml:inkSource xml:id="inkSrc0">
-        <inkml:traceFormat>
-          <inkml:channel name="X" type="integer" min="-2.14748E9" max="2.14748E9" units="cm"/>
-          <inkml:channel name="Y" type="integer" min="-2.14748E9" max="2.14748E9" units="cm"/>
-          <inkml:channel name="F" type="integer" max="32767" units="dev"/>
-        </inkml:traceFormat>
-        <inkml:channelProperties>
-          <inkml:channelProperty channel="X" name="resolution" value="1000" units="1/cm"/>
-          <inkml:channelProperty channel="Y" name="resolution" value="1000" units="1/cm"/>
-          <inkml:channelProperty channel="F" name="resolution" value="0" units="1/dev"/>
-        </inkml:channelProperties>
-      </inkml:inkSource>
-      <inkml:timestamp xml:id="ts0" timeString="2026-05-23T04:16:28.288"/>
-    </inkml:context>
-    <inkml:brush xml:id="br0">
-      <inkml:brushProperty name="width" value="0.05" units="cm"/>
-      <inkml:brushProperty name="height" value="0.05" units="cm"/>
-      <inkml:brushProperty name="color" value="#E71224"/>
-    </inkml:brush>
-  </inkml:definitions>
-  <inkml:trace contextRef="#ctx0" brushRef="#br0">7 0 8394,'0'0'5465,"-3"4"-5241,3-3-205,-1 0-1,1 0 1,-1 0-1,1 0 1,0 0-1,-1 0 1,1 1-1,0-1 1,0 0-1,0 0 1,-1 0-1,1 0 1,1 0-1,-1 0 1,0 0-1,0 0 1,0 1-1,0-1 1,1 0-1,-1 0 1,1 0 0,-1 0-1,0 0 1,2 1-1,24 30 264,51 26-101,-60-45-188,-14-12 25,4 5-66,0-1 0,0-1 0,1 1 0,-1-1 0,10 3 0,-15-6-72,0-1 0,0 1-1,-1-1 1,1 1 0,0-1 0,0 0 0,0 0 0,0 0 0,0 0-1,0 0 1,0-1 0,0 1 0,-1 0 0,1-1 0,0 1 0,0-1-1,0 0 1,-1 0 0,1 0 0,0 0 0,-1 0 0,1 0 0,-1 0-1,1 0 1,-1 0 0,1-1 0,-1 1 0,2-3 0,14-20-3654</inkml:trace>
-  <inkml:trace contextRef="#ctx0" brushRef="#br0" timeOffset="130.92">325 38 7042,'0'0'6705,"-124"98"-6577,103-83-72,4-6-56,5-7-424,3-2-1360,9-22-2641,0-5-2873</inkml:trace>
-</inkml:ink>
-</file>
-
-<file path=word/ink/ink6.xml><?xml version="1.0" encoding="utf-8"?>
-<inkml:ink xmlns:inkml="http://www.w3.org/2003/InkML">
-  <inkml:definitions>
-    <inkml:context xml:id="ctx0">
-      <inkml:inkSource xml:id="inkSrc0">
-        <inkml:traceFormat>
-          <inkml:channel name="X" type="integer" min="-2.14748E9" max="2.14748E9" units="cm"/>
-          <inkml:channel name="Y" type="integer" min="-2.14748E9" max="2.14748E9" units="cm"/>
-          <inkml:channel name="F" type="integer" max="32767" units="dev"/>
-        </inkml:traceFormat>
-        <inkml:channelProperties>
-          <inkml:channelProperty channel="X" name="resolution" value="1000" units="1/cm"/>
-          <inkml:channelProperty channel="Y" name="resolution" value="1000" units="1/cm"/>
-          <inkml:channelProperty channel="F" name="resolution" value="0" units="1/dev"/>
-        </inkml:channelProperties>
-      </inkml:inkSource>
-      <inkml:timestamp xml:id="ts0" timeString="2026-05-23T04:16:29.831"/>
-    </inkml:context>
-    <inkml:brush xml:id="br0">
-      <inkml:brushProperty name="width" value="0.05" units="cm"/>
-      <inkml:brushProperty name="height" value="0.05" units="cm"/>
-      <inkml:brushProperty name="color" value="#E71224"/>
-    </inkml:brush>
-  </inkml:definitions>
-  <inkml:trace contextRef="#ctx0" brushRef="#br0">27 120 10810,'0'0'4925,"0"5"-4811,-1 0-63,0 1 0,0 0 0,0-1 0,-1 1 1,1-1-1,-5 8 0,4-7 9,-1-1 0,1 1 0,0 0 0,1 0 0,0 0 0,-1 10 1,33-16 149,-6-1-104,-1-1-1,1-2 0,-1 0 1,29-10-1,99-38-52,-91 30-59,14-4-314,80-29-73,-55 14-5358</inkml:trace>
-</inkml:ink>
-</file>
-
-<file path=word/ink/ink7.xml><?xml version="1.0" encoding="utf-8"?>
-<inkml:ink xmlns:inkml="http://www.w3.org/2003/InkML">
-  <inkml:definitions>
-    <inkml:context xml:id="ctx0">
-      <inkml:inkSource xml:id="inkSrc0">
-        <inkml:traceFormat>
-          <inkml:channel name="X" type="integer" min="-2.14748E9" max="2.14748E9" units="cm"/>
-          <inkml:channel name="Y" type="integer" min="-2.14748E9" max="2.14748E9" units="cm"/>
-          <inkml:channel name="F" type="integer" max="32767" units="dev"/>
-        </inkml:traceFormat>
-        <inkml:channelProperties>
-          <inkml:channelProperty channel="X" name="resolution" value="1000" units="1/cm"/>
-          <inkml:channelProperty channel="Y" name="resolution" value="1000" units="1/cm"/>
-          <inkml:channelProperty channel="F" name="resolution" value="0" units="1/dev"/>
-        </inkml:channelProperties>
-      </inkml:inkSource>
-      <inkml:timestamp xml:id="ts0" timeString="2026-05-23T04:16:26.957"/>
-    </inkml:context>
-    <inkml:brush xml:id="br0">
-      <inkml:brushProperty name="width" value="0.05" units="cm"/>
-      <inkml:brushProperty name="height" value="0.05" units="cm"/>
-      <inkml:brushProperty name="color" value="#E71224"/>
-    </inkml:brush>
-  </inkml:definitions>
-  <inkml:trace contextRef="#ctx0" brushRef="#br0">117 216 4105,'0'0'11154,"-2"-24"-18291,-5 12 4990,1-1 269</inkml:trace>
-  <inkml:trace contextRef="#ctx0" brushRef="#br0" timeOffset="266.28">31 34 3329,'0'0'9820,"-5"-3"-9157,3 1-562,1 1-71,-1-1 1,1 1 0,0 0 0,-1 0-1,0-1 1,1 1 0,-1 0 0,1 1-1,-1-1 1,0 0 0,0 0 0,-3 0-1,6 29 308,0-23-342,1 0 1,-1 0-1,1 0 1,0 0 0,0 0-1,0 0 1,0-1-1,1 1 1,0-1-1,0 1 1,0-1-1,1 0 1,-1 0 0,1 0-1,0-1 1,0 0-1,1 1 1,-1-1-1,0-1 1,1 1-1,0-1 1,9 4-1,-7-4-371,0 0-1,1-1 0,-1 0 0,0 0 1,0-1-1,1 0 0,-1 0 0,0-1 0,1 1 1,-1-2-1,0 1 0,0-1 0,0 0 0,0-1 1,11-5-1,20-11-5373</inkml:trace>
-  <inkml:trace contextRef="#ctx0" brushRef="#br0" timeOffset="420.45">409 1 9714,'0'0'4305,"-169"105"-4209,117-67-192,-12 22-144,12-11-2297,6-6-4312</inkml:trace>
-</inkml:ink>
-</file>
-
-<file path=word/ink/ink8.xml><?xml version="1.0" encoding="utf-8"?>
-<inkml:ink xmlns:inkml="http://www.w3.org/2003/InkML">
-  <inkml:definitions>
-    <inkml:context xml:id="ctx0">
-      <inkml:inkSource xml:id="inkSrc0">
-        <inkml:traceFormat>
-          <inkml:channel name="X" type="integer" min="-2.14748E9" max="2.14748E9" units="cm"/>
-          <inkml:channel name="Y" type="integer" min="-2.14748E9" max="2.14748E9" units="cm"/>
-          <inkml:channel name="F" type="integer" max="32767" units="dev"/>
-        </inkml:traceFormat>
-        <inkml:channelProperties>
-          <inkml:channelProperty channel="X" name="resolution" value="1000" units="1/cm"/>
-          <inkml:channelProperty channel="Y" name="resolution" value="1000" units="1/cm"/>
-          <inkml:channelProperty channel="F" name="resolution" value="0" units="1/dev"/>
-        </inkml:channelProperties>
-      </inkml:inkSource>
-      <inkml:timestamp xml:id="ts0" timeString="2026-05-23T04:16:26.258"/>
-    </inkml:context>
-    <inkml:brush xml:id="br0">
-      <inkml:brushProperty name="width" value="0.05" units="cm"/>
-      <inkml:brushProperty name="height" value="0.05" units="cm"/>
-      <inkml:brushProperty name="color" value="#E71224"/>
-    </inkml:brush>
-  </inkml:definitions>
-  <inkml:trace contextRef="#ctx0" brushRef="#br0">1 0 944,'0'0'2915,"2"3"-1521,12 11 7895,-8-6-9396,18 19 143,0-1 1,2-1-1,50 38 0,-53-45-29,-17-13-188,1 0 0,-1-1-1,1 0 1,0 0 0,0 0 0,0-1-1,13 4 1,-16-6-135,0 0 0,0 0 0,0-1-1,0 0 1,0 1 0,0-1 0,-1-1 0,1 1-1,0-1 1,0 1 0,0-1 0,0 0 0,-1-1-1,1 1 1,0 0 0,-1-1 0,6-4 0,16-13-4105</inkml:trace>
-  <inkml:trace contextRef="#ctx0" brushRef="#br0" timeOffset="140.74">472 92 6009,'0'0'7666,"-140"69"-7530,114-50-80,4-2-56,-13 4-96,6-6-1216,6-4-1953</inkml:trace>
-</inkml:ink>
-</file>
-
-<file path=word/ink/ink9.xml><?xml version="1.0" encoding="utf-8"?>
-<inkml:ink xmlns:inkml="http://www.w3.org/2003/InkML">
-  <inkml:definitions>
-    <inkml:context xml:id="ctx0">
-      <inkml:inkSource xml:id="inkSrc0">
-        <inkml:traceFormat>
-          <inkml:channel name="X" type="integer" min="-2.14748E9" max="2.14748E9" units="cm"/>
-          <inkml:channel name="Y" type="integer" min="-2.14748E9" max="2.14748E9" units="cm"/>
-          <inkml:channel name="F" type="integer" max="32767" units="dev"/>
-        </inkml:traceFormat>
-        <inkml:channelProperties>
-          <inkml:channelProperty channel="X" name="resolution" value="1000" units="1/cm"/>
-          <inkml:channelProperty channel="Y" name="resolution" value="1000" units="1/cm"/>
-          <inkml:channelProperty channel="F" name="resolution" value="0" units="1/dev"/>
-        </inkml:channelProperties>
-      </inkml:inkSource>
-      <inkml:timestamp xml:id="ts0" timeString="2026-05-23T04:16:24.871"/>
-    </inkml:context>
-    <inkml:brush xml:id="br0">
-      <inkml:brushProperty name="width" value="0.05" units="cm"/>
-      <inkml:brushProperty name="height" value="0.05" units="cm"/>
-      <inkml:brushProperty name="color" value="#E71224"/>
-    </inkml:brush>
-  </inkml:definitions>
-  <inkml:trace contextRef="#ctx0" brushRef="#br0">0 73 9706,'0'0'3774,"5"30"-3488,-5 117 140,0-146-418,1 0 0,-1 0 0,1 0 0,-1 0 0,1 0 0,-1 0 0,1 0-1,0 0 1,-1 0 0,1 0 0,0 0 0,0 0 0,0-1 0,0 1 0,0 0 0,0 0-1,0-1 1,0 1 0,0-1 0,0 1 0,0-1 0,0 1 0,0-1 0,0 0-1,0 1 1,1-1 0,-1 0 0,0 0 0,0 0 0,0 0 0,2 0 0,50 0 248,-39-1-161,30 0-2,0-3 0,0-2-1,0-2 1,-1-1 0,66-24-1,-31 3-182,149-80-1,-217 104-87,-6 5-23,0-1 0,-1 0-1,1 0 1,0 0 0,-1 0-1,1-1 1,-1 1 0,0-1-1,0 0 1,0 0 0,0 0-1,0 0 1,-1-1-1,1 1 1,-1-1 0,2-5-1,-3-2-2582</inkml:trace>
 </inkml:ink>
 </file>
 
